--- a/לימוד הקוד HTML.docx
+++ b/לימוד הקוד HTML.docx
@@ -114,7 +114,6 @@
         <w:bidi/>
         <w:ind w:left="720" w:hanging="360"/>
         <w:rPr>
-          <w:rFonts w:hint="cs"/>
           <w:rtl/>
         </w:rPr>
       </w:pPr>
@@ -29741,8 +29740,3084 @@
         <w:rPr>
           <w:b/>
           <w:bCs/>
-        </w:rPr>
-      </w:pPr>
+          <w:rtl/>
+        </w:rPr>
+      </w:pPr>
+    </w:p>
+    <w:p>
+      <w:pPr>
+        <w:rPr>
+          <w:b/>
+          <w:bCs/>
+          <w:rtl/>
+        </w:rPr>
+      </w:pPr>
+    </w:p>
+    <w:p>
+      <w:pPr>
+        <w:rPr>
+          <w:b/>
+          <w:bCs/>
+          <w:rtl/>
+        </w:rPr>
+      </w:pPr>
+    </w:p>
+    <w:p>
+      <w:pPr>
+        <w:rPr>
+          <w:b/>
+          <w:bCs/>
+          <w:rtl/>
+        </w:rPr>
+      </w:pPr>
+    </w:p>
+    <w:p>
+      <w:pPr>
+        <w:rPr>
+          <w:b/>
+          <w:bCs/>
+          <w:rtl/>
+        </w:rPr>
+      </w:pPr>
+    </w:p>
+    <w:p>
+      <w:pPr>
+        <w:rPr>
+          <w:b/>
+          <w:bCs/>
+          <w:rtl/>
+        </w:rPr>
+      </w:pPr>
+    </w:p>
+    <w:p>
+      <w:pPr>
+        <w:pStyle w:val="Heading1"/>
+        <w:bidi/>
+      </w:pPr>
+      <w:r>
+        <w:lastRenderedPageBreak/>
+        <w:t>MySQL</w:t>
+      </w:r>
+    </w:p>
+    <w:p>
+      <w:pPr>
+        <w:pStyle w:val="Heading2"/>
+        <w:rPr>
+          <w:rtl/>
+        </w:rPr>
+      </w:pPr>
+      <w:r>
+        <w:t>OverView</w:t>
+      </w:r>
+    </w:p>
+    <w:p>
+      <w:r>
+        <w:pict w14:anchorId="5F7E40A6">
+          <v:rect id="_x0000_i1067" style="width:0;height:1.5pt" o:hralign="center" o:hrstd="t" o:hr="t" fillcolor="#a0a0a0" stroked="f"/>
+        </w:pict>
+      </w:r>
+    </w:p>
+    <w:p>
+      <w:pPr>
+        <w:rPr>
+          <w:b/>
+          <w:bCs/>
+        </w:rPr>
+      </w:pPr>
+      <w:r>
+        <w:rPr>
+          <w:b/>
+          <w:bCs/>
+        </w:rPr>
+        <w:t>A) MySQL Server (the “engine”)</w:t>
+      </w:r>
+    </w:p>
+    <w:p>
+      <w:pPr>
+        <w:numPr>
+          <w:ilvl w:val="0"/>
+          <w:numId w:val="21"/>
+        </w:numPr>
+      </w:pPr>
+      <w:r>
+        <w:t xml:space="preserve">This is a program running in the background (a Windows </w:t>
+      </w:r>
+      <w:r>
+        <w:rPr>
+          <w:b/>
+          <w:bCs/>
+        </w:rPr>
+        <w:t>service</w:t>
+      </w:r>
+      <w:r>
+        <w:t>).</w:t>
+      </w:r>
+    </w:p>
+    <w:p>
+      <w:pPr>
+        <w:numPr>
+          <w:ilvl w:val="0"/>
+          <w:numId w:val="21"/>
+        </w:numPr>
+      </w:pPr>
+      <w:r>
+        <w:t xml:space="preserve">It </w:t>
+      </w:r>
+      <w:r>
+        <w:rPr>
+          <w:b/>
+          <w:bCs/>
+        </w:rPr>
+        <w:t>stores your data</w:t>
+      </w:r>
+      <w:r>
+        <w:t xml:space="preserve"> on disk.</w:t>
+      </w:r>
+    </w:p>
+    <w:p>
+      <w:pPr>
+        <w:numPr>
+          <w:ilvl w:val="0"/>
+          <w:numId w:val="21"/>
+        </w:numPr>
+      </w:pPr>
+      <w:r>
+        <w:t xml:space="preserve">It </w:t>
+      </w:r>
+      <w:r>
+        <w:rPr>
+          <w:b/>
+          <w:bCs/>
+        </w:rPr>
+        <w:t>listens on a port</w:t>
+      </w:r>
+      <w:r>
+        <w:t xml:space="preserve"> (usually 3306) for connections.</w:t>
+      </w:r>
+    </w:p>
+    <w:p>
+      <w:pPr>
+        <w:numPr>
+          <w:ilvl w:val="0"/>
+          <w:numId w:val="21"/>
+        </w:numPr>
+      </w:pPr>
+      <w:r>
+        <w:t xml:space="preserve">It has </w:t>
+      </w:r>
+      <w:r>
+        <w:rPr>
+          <w:b/>
+          <w:bCs/>
+        </w:rPr>
+        <w:t>users + passwords</w:t>
+      </w:r>
+      <w:r>
+        <w:t xml:space="preserve"> (e.g., root) and </w:t>
+      </w:r>
+      <w:r>
+        <w:rPr>
+          <w:b/>
+          <w:bCs/>
+        </w:rPr>
+        <w:t>databases</w:t>
+      </w:r>
+      <w:r>
+        <w:t xml:space="preserve"> (schemas).</w:t>
+      </w:r>
+    </w:p>
+    <w:p>
+      <w:r>
+        <w:rPr>
+          <w:rFonts w:ascii="Segoe UI Emoji" w:hAnsi="Segoe UI Emoji" w:cs="Segoe UI Emoji"/>
+        </w:rPr>
+        <w:t>✅</w:t>
+      </w:r>
+      <w:r>
+        <w:t xml:space="preserve"> MySQL Server = “the warehouse where data lives”.</w:t>
+      </w:r>
+    </w:p>
+    <w:p>
+      <w:r>
+        <w:pict w14:anchorId="098317D2">
+          <v:rect id="_x0000_i1068" style="width:0;height:1.5pt" o:hralign="center" o:hrstd="t" o:hr="t" fillcolor="#a0a0a0" stroked="f"/>
+        </w:pict>
+      </w:r>
+    </w:p>
+    <w:p>
+      <w:pPr>
+        <w:rPr>
+          <w:b/>
+          <w:bCs/>
+        </w:rPr>
+      </w:pPr>
+      <w:r>
+        <w:rPr>
+          <w:b/>
+          <w:bCs/>
+        </w:rPr>
+        <w:t>B) Your Django app (the “manager”)</w:t>
+      </w:r>
+    </w:p>
+    <w:p>
+      <w:r>
+        <w:t>Django never touches the raw database files. Instead:</w:t>
+      </w:r>
+    </w:p>
+    <w:p>
+      <w:pPr>
+        <w:numPr>
+          <w:ilvl w:val="0"/>
+          <w:numId w:val="22"/>
+        </w:numPr>
+      </w:pPr>
+      <w:r>
+        <w:t xml:space="preserve">Django reads your </w:t>
+      </w:r>
+      <w:r>
+        <w:rPr>
+          <w:b/>
+          <w:bCs/>
+        </w:rPr>
+        <w:t>settings.py</w:t>
+      </w:r>
+      <w:r>
+        <w:t xml:space="preserve"> database config.</w:t>
+      </w:r>
+    </w:p>
+    <w:p>
+      <w:pPr>
+        <w:numPr>
+          <w:ilvl w:val="0"/>
+          <w:numId w:val="22"/>
+        </w:numPr>
+      </w:pPr>
+      <w:r>
+        <w:t xml:space="preserve">Django uses a </w:t>
+      </w:r>
+      <w:r>
+        <w:rPr>
+          <w:b/>
+          <w:bCs/>
+        </w:rPr>
+        <w:t>database driver</w:t>
+      </w:r>
+      <w:r>
+        <w:t xml:space="preserve"> in Python (for MySQL usually: mysqlclient or PyMySQL).</w:t>
+      </w:r>
+    </w:p>
+    <w:p>
+      <w:pPr>
+        <w:numPr>
+          <w:ilvl w:val="0"/>
+          <w:numId w:val="22"/>
+        </w:numPr>
+      </w:pPr>
+      <w:r>
+        <w:t>The driver opens a connection to MySQL using:</w:t>
+      </w:r>
+    </w:p>
+    <w:p>
+      <w:pPr>
+        <w:numPr>
+          <w:ilvl w:val="1"/>
+          <w:numId w:val="22"/>
+        </w:numPr>
+      </w:pPr>
+      <w:r>
+        <w:t>host, port, username, password, database name</w:t>
+      </w:r>
+    </w:p>
+    <w:p>
+      <w:pPr>
+        <w:numPr>
+          <w:ilvl w:val="0"/>
+          <w:numId w:val="22"/>
+        </w:numPr>
+      </w:pPr>
+      <w:r>
+        <w:t>Django sends SQL queries (many are auto-generated).</w:t>
+      </w:r>
+    </w:p>
+    <w:p>
+      <w:pPr>
+        <w:numPr>
+          <w:ilvl w:val="0"/>
+          <w:numId w:val="22"/>
+        </w:numPr>
+      </w:pPr>
+      <w:r>
+        <w:t>MySQL returns results.</w:t>
+      </w:r>
+    </w:p>
+    <w:p>
+      <w:r>
+        <w:rPr>
+          <w:rFonts w:ascii="Segoe UI Emoji" w:hAnsi="Segoe UI Emoji" w:cs="Segoe UI Emoji"/>
+        </w:rPr>
+        <w:t>✅</w:t>
+      </w:r>
+      <w:r>
+        <w:t xml:space="preserve"> Django = “the app that asks the warehouse for stuff”.</w:t>
+      </w:r>
+    </w:p>
+    <w:p>
+      <w:r>
+        <w:pict w14:anchorId="05357BE7">
+          <v:rect id="_x0000_i1069" style="width:0;height:1.5pt" o:hralign="center" o:hrstd="t" o:hr="t" fillcolor="#a0a0a0" stroked="f"/>
+        </w:pict>
+      </w:r>
+    </w:p>
+    <w:p>
+      <w:pPr>
+        <w:rPr>
+          <w:b/>
+          <w:bCs/>
+        </w:rPr>
+      </w:pPr>
+      <w:r>
+        <w:rPr>
+          <w:b/>
+          <w:bCs/>
+        </w:rPr>
+        <w:t>C) Migrations (Django’s “schema version control”)</w:t>
+      </w:r>
+    </w:p>
+    <w:p>
+      <w:r>
+        <w:t>Django models are Python classes, but MySQL needs tables.</w:t>
+      </w:r>
+    </w:p>
+    <w:p>
+      <w:r>
+        <w:t>So Django uses migrations:</w:t>
+      </w:r>
+    </w:p>
+    <w:p>
+      <w:pPr>
+        <w:numPr>
+          <w:ilvl w:val="0"/>
+          <w:numId w:val="23"/>
+        </w:numPr>
+      </w:pPr>
+      <w:r>
+        <w:t>python manage.py makemigrations</w:t>
+      </w:r>
+      <w:r>
+        <w:br/>
+        <w:t>→ Django creates “change scripts” (migration files) describing what tables/columns should exist.</w:t>
+      </w:r>
+    </w:p>
+    <w:p>
+      <w:pPr>
+        <w:numPr>
+          <w:ilvl w:val="0"/>
+          <w:numId w:val="23"/>
+        </w:numPr>
+      </w:pPr>
+      <w:r>
+        <w:t>python manage.py migrate</w:t>
+      </w:r>
+      <w:r>
+        <w:br/>
+        <w:t xml:space="preserve">→ Django actually </w:t>
+      </w:r>
+      <w:r>
+        <w:rPr>
+          <w:b/>
+          <w:bCs/>
+        </w:rPr>
+        <w:t>applies</w:t>
+      </w:r>
+      <w:r>
+        <w:t xml:space="preserve"> those changes to MySQL (creates/changes tables).</w:t>
+      </w:r>
+    </w:p>
+    <w:p>
+      <w:r>
+        <w:rPr>
+          <w:rFonts w:ascii="Segoe UI Emoji" w:hAnsi="Segoe UI Emoji" w:cs="Segoe UI Emoji"/>
+        </w:rPr>
+        <w:t>✅</w:t>
+      </w:r>
+      <w:r>
+        <w:t xml:space="preserve"> Migrations = “instructions to build/update the warehouse layout”.</w:t>
+      </w:r>
+    </w:p>
+    <w:p>
+      <w:r>
+        <w:pict w14:anchorId="6FDF11A0">
+          <v:rect id="_x0000_i1070" style="width:0;height:1.5pt" o:hralign="center" o:hrstd="t" o:hr="t" fillcolor="#a0a0a0" stroked="f"/>
+        </w:pict>
+      </w:r>
+    </w:p>
+    <w:p>
+      <w:r>
+        <w:lastRenderedPageBreak/>
+        <w:t>the real connection is always:</w:t>
+      </w:r>
+      <w:r>
+        <w:br/>
+      </w:r>
+      <w:r>
+        <w:rPr>
+          <w:b/>
+          <w:bCs/>
+        </w:rPr>
+        <w:t xml:space="preserve">Django → Python driver </w:t>
+      </w:r>
+      <w:r>
+        <w:rPr>
+          <w:b/>
+          <w:bCs/>
+        </w:rPr>
+        <w:t>(</w:t>
+      </w:r>
+      <w:r>
+        <w:rPr>
+          <w:b/>
+          <w:bCs/>
+        </w:rPr>
+        <w:t>mysqlclient</w:t>
+      </w:r>
+      <w:r>
+        <w:rPr>
+          <w:b/>
+          <w:bCs/>
+        </w:rPr>
+        <w:t xml:space="preserve">) </w:t>
+      </w:r>
+      <w:r>
+        <w:rPr>
+          <w:b/>
+          <w:bCs/>
+        </w:rPr>
+        <w:t>→ MySQL Server</w:t>
+      </w:r>
+    </w:p>
+    <w:p>
+      <w:r>
+        <w:rPr>
+          <w:rFonts w:ascii="Segoe UI Emoji" w:hAnsi="Segoe UI Emoji" w:cs="Segoe UI Emoji"/>
+        </w:rPr>
+        <w:t>✅</w:t>
+      </w:r>
+      <w:r>
+        <w:t xml:space="preserve"> PyCharm = “the control room”, not the warehouse.</w:t>
+      </w:r>
+    </w:p>
+    <w:p>
+      <w:r>
+        <w:pict w14:anchorId="5BB4169E">
+          <v:rect id="_x0000_i1071" style="width:0;height:1.5pt" o:hralign="center" o:hrstd="t" o:hr="t" fillcolor="#a0a0a0" stroked="f"/>
+        </w:pict>
+      </w:r>
+    </w:p>
+    <w:p>
+      <w:pPr>
+        <w:rPr>
+          <w:b/>
+          <w:bCs/>
+        </w:rPr>
+      </w:pPr>
+      <w:r>
+        <w:rPr>
+          <w:b/>
+          <w:bCs/>
+        </w:rPr>
+        <w:t>3) Tiny example (so the flow becomes concrete)</w:t>
+      </w:r>
+    </w:p>
+    <w:p>
+      <w:pPr>
+        <w:rPr>
+          <w:b/>
+          <w:bCs/>
+        </w:rPr>
+      </w:pPr>
+      <w:r>
+        <w:rPr>
+          <w:b/>
+          <w:bCs/>
+        </w:rPr>
+        <w:t>settings.py</w:t>
+      </w:r>
+    </w:p>
+    <w:p>
+      <w:r>
+        <w:t>DATABASES = {</w:t>
+      </w:r>
+    </w:p>
+    <w:p>
+      <w:r>
+        <w:t xml:space="preserve">  "default": {</w:t>
+      </w:r>
+    </w:p>
+    <w:p>
+      <w:r>
+        <w:t xml:space="preserve">    "ENGINE": "django.db.backends.mysql",</w:t>
+      </w:r>
+    </w:p>
+    <w:p>
+      <w:r>
+        <w:t xml:space="preserve">    "NAME": "shiluvim_db",</w:t>
+      </w:r>
+    </w:p>
+    <w:p>
+      <w:r>
+        <w:t xml:space="preserve">    "USER": "root",</w:t>
+      </w:r>
+    </w:p>
+    <w:p>
+      <w:r>
+        <w:t xml:space="preserve">    "PASSWORD": "your_password",</w:t>
+      </w:r>
+    </w:p>
+    <w:p>
+      <w:r>
+        <w:t xml:space="preserve">    "HOST": "127.0.0.1",</w:t>
+      </w:r>
+    </w:p>
+    <w:p>
+      <w:r>
+        <w:t xml:space="preserve">    "PORT": "3306",</w:t>
+      </w:r>
+    </w:p>
+    <w:p>
+      <w:r>
+        <w:t xml:space="preserve">  }</w:t>
+      </w:r>
+    </w:p>
+    <w:p>
+      <w:r>
+        <w:t>}</w:t>
+      </w:r>
+    </w:p>
+    <w:p>
+      <w:pPr>
+        <w:rPr>
+          <w:b/>
+          <w:bCs/>
+        </w:rPr>
+      </w:pPr>
+      <w:r>
+        <w:rPr>
+          <w:b/>
+          <w:bCs/>
+        </w:rPr>
+        <w:t>model</w:t>
+      </w:r>
+    </w:p>
+    <w:p>
+      <w:r>
+        <w:t>class Station(models.Model):</w:t>
+      </w:r>
+    </w:p>
+    <w:p>
+      <w:r>
+        <w:t xml:space="preserve">    name = models.CharField(max_length=100)</w:t>
+      </w:r>
+    </w:p>
+    <w:p>
+      <w:pPr>
+        <w:rPr>
+          <w:b/>
+          <w:bCs/>
+        </w:rPr>
+      </w:pPr>
+      <w:r>
+        <w:rPr>
+          <w:b/>
+          <w:bCs/>
+        </w:rPr>
+        <w:t>commands</w:t>
+      </w:r>
+    </w:p>
+    <w:p>
+      <w:pPr>
+        <w:numPr>
+          <w:ilvl w:val="0"/>
+          <w:numId w:val="25"/>
+        </w:numPr>
+      </w:pPr>
+      <w:r>
+        <w:t>makemigrations creates a migration file like: “create table station with name”</w:t>
+      </w:r>
+    </w:p>
+    <w:p>
+      <w:pPr>
+        <w:numPr>
+          <w:ilvl w:val="0"/>
+          <w:numId w:val="25"/>
+        </w:numPr>
+      </w:pPr>
+      <w:r>
+        <w:t>migrate sends SQL to MySQL: CREATE TABLE ...</w:t>
+      </w:r>
+    </w:p>
+    <w:p>
+      <w:r>
+        <w:t>That’s it.</w:t>
+      </w:r>
+    </w:p>
+    <w:p>
+      <w:r>
+        <w:pict w14:anchorId="26D49007">
+          <v:rect id="_x0000_i1072" style="width:0;height:1.5pt" o:hralign="center" o:hrstd="t" o:hr="t" fillcolor="#a0a0a0" stroked="f"/>
+        </w:pict>
+      </w:r>
+    </w:p>
+    <w:p>
+      <w:pPr>
+        <w:rPr>
+          <w:b/>
+          <w:bCs/>
+        </w:rPr>
+      </w:pPr>
+      <w:r>
+        <w:rPr>
+          <w:b/>
+          <w:bCs/>
+        </w:rPr>
+        <w:t>4) Quick check-yourself question</w:t>
+      </w:r>
+    </w:p>
+    <w:p>
+      <w:r>
+        <w:t>If you run migrate and it says “OK”, where did the change actually happen?</w:t>
+      </w:r>
+    </w:p>
+    <w:p>
+      <w:r>
+        <w:t>A) In PyCharm</w:t>
+      </w:r>
+      <w:r>
+        <w:br/>
+        <w:t>B) In Django files only</w:t>
+      </w:r>
+      <w:r>
+        <w:br/>
+      </w:r>
+      <w:r>
+        <w:rPr>
+          <w:highlight w:val="yellow"/>
+        </w:rPr>
+        <w:t>C) In the MySQL database (tables got created/updated)</w:t>
+      </w:r>
+      <w:r>
+        <w:pict w14:anchorId="43A63436">
+          <v:rect id="_x0000_i1073" style="width:0;height:1.5pt" o:hralign="center" o:hrstd="t" o:hr="t" fillcolor="#a0a0a0" stroked="f"/>
+        </w:pict>
+      </w:r>
+    </w:p>
+    <w:p>
+      <w:pPr>
+        <w:pStyle w:val="Heading2"/>
+      </w:pPr>
+      <w:r>
+        <w:lastRenderedPageBreak/>
+        <w:t>Inside settings.py</w:t>
+      </w:r>
+    </w:p>
+    <w:p/>
+    <w:p>
+      <w:pPr>
+        <w:bidi/>
+        <w:rPr>
+          <w:rFonts w:hint="cs"/>
+          <w:b/>
+          <w:bCs/>
+          <w:rtl/>
+        </w:rPr>
+      </w:pPr>
+      <w:r>
+        <w:rPr>
+          <w:rFonts w:hint="cs"/>
+          <w:b/>
+          <w:bCs/>
+          <w:rtl/>
+        </w:rPr>
+        <w:t>איך אני מקשר בין ה</w:t>
+      </w:r>
+      <w:r>
+        <w:rPr>
+          <w:b/>
+          <w:bCs/>
+        </w:rPr>
+        <w:t>MySQL</w:t>
+      </w:r>
+      <w:r>
+        <w:rPr>
+          <w:rFonts w:hint="cs"/>
+          <w:b/>
+          <w:bCs/>
+          <w:rtl/>
+        </w:rPr>
+        <w:t xml:space="preserve"> ל</w:t>
+      </w:r>
+      <w:r>
+        <w:rPr>
+          <w:b/>
+          <w:bCs/>
+        </w:rPr>
+        <w:t>Django</w:t>
+      </w:r>
+      <w:r>
+        <w:rPr>
+          <w:rFonts w:hint="cs"/>
+          <w:b/>
+          <w:bCs/>
+          <w:rtl/>
+        </w:rPr>
+        <w:t>:</w:t>
+      </w:r>
+    </w:p>
+    <w:p>
+      <w:r>
+        <w:t>DATABASES = {</w:t>
+      </w:r>
+    </w:p>
+    <w:p>
+      <w:r>
+        <w:t xml:space="preserve">    "default": {</w:t>
+      </w:r>
+    </w:p>
+    <w:p>
+      <w:r>
+        <w:t xml:space="preserve">        "ENGINE": "django.db.backends.mysql",</w:t>
+      </w:r>
+    </w:p>
+    <w:p>
+      <w:r>
+        <w:t xml:space="preserve">        "NAME": "shiluvim_db",</w:t>
+      </w:r>
+    </w:p>
+    <w:p>
+      <w:r>
+        <w:t xml:space="preserve">        "USER": "django_user",</w:t>
+      </w:r>
+    </w:p>
+    <w:p>
+      <w:r>
+        <w:t xml:space="preserve">        "PASSWORD": "StrongPassword123!",</w:t>
+      </w:r>
+    </w:p>
+    <w:p>
+      <w:r>
+        <w:t xml:space="preserve">        "HOST": "127.0.0.1",</w:t>
+      </w:r>
+    </w:p>
+    <w:p>
+      <w:r>
+        <w:t xml:space="preserve">        "PORT": "3306",</w:t>
+      </w:r>
+    </w:p>
+    <w:p>
+      <w:r>
+        <w:t xml:space="preserve">        "OPTIONS": {"init_command": "SET sql_mode='STRICT_TRANS_TABLES'"},</w:t>
+      </w:r>
+    </w:p>
+    <w:p>
+      <w:r>
+        <w:t xml:space="preserve">    }</w:t>
+      </w:r>
+    </w:p>
+    <w:p>
+      <w:r>
+        <w:t>}</w:t>
+      </w:r>
+    </w:p>
+    <w:p>
+      <w:pPr>
+        <w:bidi/>
+        <w:rPr>
+          <w:b/>
+          <w:bCs/>
+        </w:rPr>
+      </w:pPr>
+      <w:r>
+        <w:rPr>
+          <w:rFonts w:hint="cs"/>
+          <w:b/>
+          <w:bCs/>
+          <w:rtl/>
+        </w:rPr>
+        <w:t>הסבר:</w:t>
+      </w:r>
+    </w:p>
+    <w:p>
+      <w:r>
+        <w:t>DATABASES = {</w:t>
+      </w:r>
+    </w:p>
+    <w:p>
+      <w:r>
+        <w:t xml:space="preserve">  "default": {</w:t>
+      </w:r>
+    </w:p>
+    <w:p>
+      <w:pPr>
+        <w:numPr>
+          <w:ilvl w:val="0"/>
+          <w:numId w:val="27"/>
+        </w:numPr>
+      </w:pPr>
+      <w:r>
+        <w:t>Django can talk to multiple DBs, but usually you have one.</w:t>
+      </w:r>
+    </w:p>
+    <w:p>
+      <w:pPr>
+        <w:numPr>
+          <w:ilvl w:val="0"/>
+          <w:numId w:val="27"/>
+        </w:numPr>
+      </w:pPr>
+      <w:r>
+        <w:t>"default" is the main one Django uses unless you do advanced multi-db routing.</w:t>
+      </w:r>
+    </w:p>
+    <w:p>
+      <w:r>
+        <w:t>"ENGINE": "django.db.backends.mysql",</w:t>
+      </w:r>
+    </w:p>
+    <w:p>
+      <w:pPr>
+        <w:numPr>
+          <w:ilvl w:val="0"/>
+          <w:numId w:val="28"/>
+        </w:numPr>
+      </w:pPr>
+      <w:r>
+        <w:t>Tells Django: “Use the MySQL backend.”</w:t>
+      </w:r>
+    </w:p>
+    <w:p>
+      <w:pPr>
+        <w:numPr>
+          <w:ilvl w:val="0"/>
+          <w:numId w:val="28"/>
+        </w:numPr>
+      </w:pPr>
+      <w:r>
+        <w:t>Under the hood Django will use a Python driver (you said mysqlclient) to connect.</w:t>
+      </w:r>
+    </w:p>
+    <w:p>
+      <w:r>
+        <w:t>"NAME": "shiluvim_db",</w:t>
+      </w:r>
+    </w:p>
+    <w:p>
+      <w:pPr>
+        <w:numPr>
+          <w:ilvl w:val="0"/>
+          <w:numId w:val="29"/>
+        </w:numPr>
+      </w:pPr>
+      <w:r>
+        <w:t xml:space="preserve">This is the </w:t>
+      </w:r>
+      <w:r>
+        <w:rPr>
+          <w:b/>
+          <w:bCs/>
+        </w:rPr>
+        <w:t>database/schema name inside MySQL</w:t>
+      </w:r>
+      <w:r>
+        <w:t>.</w:t>
+      </w:r>
+    </w:p>
+    <w:p>
+      <w:pPr>
+        <w:numPr>
+          <w:ilvl w:val="0"/>
+          <w:numId w:val="29"/>
+        </w:numPr>
+      </w:pPr>
+      <w:r>
+        <w:t>It must already exist in MySQL (unless you created it manually).</w:t>
+      </w:r>
+    </w:p>
+    <w:p>
+      <w:r>
+        <w:t>"USER": "django_user",</w:t>
+      </w:r>
+    </w:p>
+    <w:p>
+      <w:r>
+        <w:t>"PASSWORD": "StrongPassword123!",</w:t>
+      </w:r>
+    </w:p>
+    <w:p>
+      <w:pPr>
+        <w:numPr>
+          <w:ilvl w:val="0"/>
+          <w:numId w:val="30"/>
+        </w:numPr>
+      </w:pPr>
+      <w:r>
+        <w:t xml:space="preserve">These must match a </w:t>
+      </w:r>
+      <w:r>
+        <w:rPr>
+          <w:b/>
+          <w:bCs/>
+        </w:rPr>
+        <w:t>real MySQL user</w:t>
+      </w:r>
+      <w:r>
+        <w:t xml:space="preserve"> and its password.</w:t>
+      </w:r>
+    </w:p>
+    <w:p>
+      <w:pPr>
+        <w:numPr>
+          <w:ilvl w:val="0"/>
+          <w:numId w:val="30"/>
+        </w:numPr>
+      </w:pPr>
+      <w:r>
+        <w:t>That user must have permissions on shiluvim_db (create tables, alter tables, etc.).</w:t>
+      </w:r>
+    </w:p>
+    <w:p>
+      <w:r>
+        <w:lastRenderedPageBreak/>
+        <w:t>"HOST": "127.0.0.1",</w:t>
+      </w:r>
+    </w:p>
+    <w:p>
+      <w:r>
+        <w:t>"PORT": "3306",</w:t>
+      </w:r>
+    </w:p>
+    <w:p>
+      <w:pPr>
+        <w:numPr>
+          <w:ilvl w:val="0"/>
+          <w:numId w:val="31"/>
+        </w:numPr>
+      </w:pPr>
+      <w:r>
+        <w:t xml:space="preserve">127.0.0.1 means “connect to MySQL running on </w:t>
+      </w:r>
+      <w:r>
+        <w:rPr>
+          <w:i/>
+          <w:iCs/>
+        </w:rPr>
+        <w:t>this same computer</w:t>
+      </w:r>
+      <w:r>
+        <w:t>.”</w:t>
+      </w:r>
+    </w:p>
+    <w:p>
+      <w:pPr>
+        <w:numPr>
+          <w:ilvl w:val="0"/>
+          <w:numId w:val="31"/>
+        </w:numPr>
+      </w:pPr>
+      <w:r>
+        <w:t>Port 3306 is the standard MySQL port.</w:t>
+      </w:r>
+    </w:p>
+    <w:p>
+      <w:pPr>
+        <w:numPr>
+          <w:ilvl w:val="0"/>
+          <w:numId w:val="31"/>
+        </w:numPr>
+      </w:pPr>
+      <w:r>
+        <w:t>Important detail: 127.0.0.1 forces TCP. (Sometimes localhost can behave slightly differently on some setups.)</w:t>
+      </w:r>
+    </w:p>
+    <w:p>
+      <w:r>
+        <w:t>"OPTIONS": {"init_command": "SET sql_mode='STRICT_TRANS_TABLES'"},</w:t>
+      </w:r>
+    </w:p>
+    <w:p>
+      <w:pPr>
+        <w:numPr>
+          <w:ilvl w:val="0"/>
+          <w:numId w:val="32"/>
+        </w:numPr>
+      </w:pPr>
+      <w:r>
+        <w:t>Every time Django opens a DB connection, it runs this SQL first.</w:t>
+      </w:r>
+    </w:p>
+    <w:p>
+      <w:pPr>
+        <w:numPr>
+          <w:ilvl w:val="0"/>
+          <w:numId w:val="32"/>
+        </w:numPr>
+      </w:pPr>
+      <w:r>
+        <w:t>STRICT_TRANS_TABLES makes MySQL stricter about bad/invalid data (helps catch bugs early).</w:t>
+      </w:r>
+    </w:p>
+    <w:p>
+      <w:pPr>
+        <w:numPr>
+          <w:ilvl w:val="0"/>
+          <w:numId w:val="32"/>
+        </w:numPr>
+      </w:pPr>
+      <w:r>
+        <w:t>This is generally a good dev setting.</w:t>
+      </w:r>
+    </w:p>
+    <w:p>
+      <w:pPr>
+        <w:rPr>
+          <w:b/>
+          <w:bCs/>
+        </w:rPr>
+      </w:pPr>
+      <w:r>
+        <w:rPr>
+          <w:b/>
+          <w:bCs/>
+        </w:rPr>
+        <w:t>3) Tiny example (connect it to “real world” checks)</w:t>
+      </w:r>
+    </w:p>
+    <w:p>
+      <w:pPr>
+        <w:rPr>
+          <w:b/>
+          <w:bCs/>
+        </w:rPr>
+      </w:pPr>
+      <w:r>
+        <w:rPr>
+          <w:b/>
+          <w:bCs/>
+        </w:rPr>
+        <w:t>If this config is correct, then these must be true in MySQL:</w:t>
+      </w:r>
+    </w:p>
+    <w:p>
+      <w:r>
+        <w:rPr>
+          <w:b/>
+          <w:bCs/>
+        </w:rPr>
+        <w:t>A) The database exists</w:t>
+      </w:r>
+    </w:p>
+    <w:p>
+      <w:pPr>
+        <w:numPr>
+          <w:ilvl w:val="0"/>
+          <w:numId w:val="33"/>
+        </w:numPr>
+      </w:pPr>
+      <w:r>
+        <w:t>There must be a schema called: shiluvim_db</w:t>
+      </w:r>
+    </w:p>
+    <w:p>
+      <w:r>
+        <w:rPr>
+          <w:b/>
+          <w:bCs/>
+        </w:rPr>
+        <w:t>B) The user exists</w:t>
+      </w:r>
+    </w:p>
+    <w:p>
+      <w:pPr>
+        <w:numPr>
+          <w:ilvl w:val="0"/>
+          <w:numId w:val="34"/>
+        </w:numPr>
+      </w:pPr>
+      <w:r>
+        <w:t>A MySQL user named: django_user</w:t>
+      </w:r>
+    </w:p>
+    <w:p>
+      <w:r>
+        <w:rPr>
+          <w:b/>
+          <w:bCs/>
+        </w:rPr>
+        <w:t>C) The user has permissions</w:t>
+      </w:r>
+    </w:p>
+    <w:p>
+      <w:pPr>
+        <w:numPr>
+          <w:ilvl w:val="0"/>
+          <w:numId w:val="35"/>
+        </w:numPr>
+      </w:pPr>
+      <w:r>
+        <w:t>django_user must be allowed to do migrations:</w:t>
+      </w:r>
+    </w:p>
+    <w:p>
+      <w:pPr>
+        <w:numPr>
+          <w:ilvl w:val="1"/>
+          <w:numId w:val="35"/>
+        </w:numPr>
+      </w:pPr>
+      <w:r>
+        <w:t>create/alter/drop tables</w:t>
+      </w:r>
+    </w:p>
+    <w:p>
+      <w:pPr>
+        <w:numPr>
+          <w:ilvl w:val="1"/>
+          <w:numId w:val="35"/>
+        </w:numPr>
+      </w:pPr>
+      <w:r>
+        <w:t>create indexes</w:t>
+      </w:r>
+    </w:p>
+    <w:p>
+      <w:pPr>
+        <w:numPr>
+          <w:ilvl w:val="1"/>
+          <w:numId w:val="35"/>
+        </w:numPr>
+      </w:pPr>
+      <w:r>
+        <w:t>etc.</w:t>
+      </w:r>
+    </w:p>
+    <w:p>
+      <w:pPr>
+        <w:rPr>
+          <w:b/>
+          <w:bCs/>
+        </w:rPr>
+      </w:pPr>
+      <w:r>
+        <w:rPr>
+          <w:b/>
+          <w:bCs/>
+        </w:rPr>
+        <w:t>What Django will do when you run migrate</w:t>
+      </w:r>
+    </w:p>
+    <w:p>
+      <w:pPr>
+        <w:numPr>
+          <w:ilvl w:val="0"/>
+          <w:numId w:val="36"/>
+        </w:numPr>
+      </w:pPr>
+      <w:r>
+        <w:t>Django connects using these credentials</w:t>
+      </w:r>
+    </w:p>
+    <w:p>
+      <w:pPr>
+        <w:numPr>
+          <w:ilvl w:val="0"/>
+          <w:numId w:val="36"/>
+        </w:numPr>
+      </w:pPr>
+      <w:r>
+        <w:t>It creates Django system tables (like django_migrations)</w:t>
+      </w:r>
+    </w:p>
+    <w:p>
+      <w:pPr>
+        <w:numPr>
+          <w:ilvl w:val="0"/>
+          <w:numId w:val="36"/>
+        </w:numPr>
+      </w:pPr>
+      <w:r>
+        <w:t>Then it creates tables for each of your apps (based on migration files)</w:t>
+      </w:r>
+    </w:p>
+    <w:p>
+      <w:r>
+        <w:pict w14:anchorId="4AECC7E3">
+          <v:rect id="_x0000_i1095" style="width:0;height:1.5pt" o:hralign="center" o:hrstd="t" o:hr="t" fillcolor="#a0a0a0" stroked="f"/>
+        </w:pict>
+      </w:r>
+    </w:p>
+    <w:p>
+      <w:pPr>
+        <w:bidi/>
+        <w:rPr>
+          <w:b/>
+          <w:bCs/>
+        </w:rPr>
+      </w:pPr>
+    </w:p>
+    <w:p>
+      <w:pPr>
+        <w:bidi/>
+        <w:rPr>
+          <w:b/>
+          <w:bCs/>
+        </w:rPr>
+      </w:pPr>
+    </w:p>
+    <w:p>
+      <w:pPr>
+        <w:bidi/>
+        <w:rPr>
+          <w:b/>
+          <w:bCs/>
+        </w:rPr>
+      </w:pPr>
+    </w:p>
+    <w:p>
+      <w:pPr>
+        <w:pStyle w:val="Heading2"/>
+      </w:pPr>
+      <w:r>
+        <w:lastRenderedPageBreak/>
+        <w:t>Migrations and Models</w:t>
+      </w:r>
+    </w:p>
+    <w:p>
+      <w:pPr>
+        <w:bidi/>
+        <w:rPr>
+          <w:rtl/>
+        </w:rPr>
+      </w:pPr>
+      <w:r>
+        <w:t>Migration</w:t>
+      </w:r>
+      <w:r>
+        <w:rPr>
+          <w:rFonts w:hint="cs"/>
+          <w:rtl/>
+        </w:rPr>
+        <w:t xml:space="preserve"> </w:t>
+      </w:r>
+      <w:r>
+        <w:t xml:space="preserve"> </w:t>
+      </w:r>
+      <w:r>
+        <w:rPr>
+          <w:rtl/>
+        </w:rPr>
+        <w:t>הוא תיעוד של שינוי במבנה הטבלאות</w:t>
+      </w:r>
+      <w:r>
+        <w:t xml:space="preserve"> Django </w:t>
+      </w:r>
+      <w:r>
+        <w:rPr>
+          <w:rtl/>
+        </w:rPr>
+        <w:t>מתרגם אותו ל</w:t>
+      </w:r>
+      <w:r>
+        <w:t xml:space="preserve">-SQL </w:t>
+      </w:r>
+      <w:r>
+        <w:rPr>
+          <w:rtl/>
+        </w:rPr>
+        <w:t>ומריץ אותו על</w:t>
+      </w:r>
+      <w:r>
+        <w:rPr>
+          <w:rFonts w:hint="cs"/>
+          <w:rtl/>
+        </w:rPr>
+        <w:t xml:space="preserve"> </w:t>
+      </w:r>
+      <w:r>
+        <w:t xml:space="preserve"> MySQL</w:t>
+      </w:r>
+      <w:r>
+        <w:rPr>
+          <w:rFonts w:hint="cs"/>
+          <w:rtl/>
+        </w:rPr>
+        <w:t>.</w:t>
+      </w:r>
+    </w:p>
+    <w:p>
+      <w:pPr>
+        <w:bidi/>
+        <w:rPr>
+          <w:rtl/>
+        </w:rPr>
+      </w:pPr>
+    </w:p>
+    <w:p>
+      <w:pPr>
+        <w:bidi/>
+        <w:rPr>
+          <w:b/>
+          <w:bCs/>
+          <w:rtl/>
+        </w:rPr>
+      </w:pPr>
+      <w:r>
+        <w:rPr>
+          <w:rFonts w:hint="cs"/>
+          <w:b/>
+          <w:bCs/>
+          <w:rtl/>
+        </w:rPr>
+        <w:t xml:space="preserve">חשוב כל פעם שאני משנה משהו במודל </w:t>
+      </w:r>
+      <w:r>
+        <w:rPr>
+          <w:b/>
+          <w:bCs/>
+          <w:rtl/>
+        </w:rPr>
+        <w:t>–</w:t>
+      </w:r>
+      <w:r>
+        <w:rPr>
+          <w:rFonts w:hint="cs"/>
+          <w:b/>
+          <w:bCs/>
+          <w:rtl/>
+        </w:rPr>
+        <w:t xml:space="preserve"> אני עושה </w:t>
+      </w:r>
+      <w:r>
+        <w:rPr>
+          <w:b/>
+          <w:bCs/>
+        </w:rPr>
+        <w:t>makemigration &lt;appname&gt;</w:t>
+      </w:r>
+      <w:r>
+        <w:rPr>
+          <w:rFonts w:hint="cs"/>
+          <w:b/>
+          <w:bCs/>
+          <w:rtl/>
+        </w:rPr>
+        <w:t xml:space="preserve"> כדי ש</w:t>
+      </w:r>
+      <w:r>
+        <w:rPr>
+          <w:b/>
+          <w:bCs/>
+        </w:rPr>
+        <w:t>django</w:t>
+      </w:r>
+      <w:r>
+        <w:rPr>
+          <w:rFonts w:hint="cs"/>
+          <w:b/>
+          <w:bCs/>
+          <w:rtl/>
+        </w:rPr>
+        <w:t xml:space="preserve"> יעדכן את המיגרציה בעצמו:</w:t>
+      </w:r>
+    </w:p>
+    <w:p>
+      <w:pPr>
+        <w:bidi/>
+        <w:rPr>
+          <w:rtl/>
+        </w:rPr>
+      </w:pPr>
+      <w:r>
+        <w:rPr>
+          <w:rFonts w:hint="cs"/>
+          <w:rtl/>
+        </w:rPr>
+        <w:t>פקודה לדוגמה:</w:t>
+      </w:r>
+    </w:p>
+    <w:p>
+      <w:r>
+        <w:t>python manage.py makemigrations rating_table</w:t>
+      </w:r>
+    </w:p>
+    <w:p>
+      <w:pPr>
+        <w:bidi/>
+        <w:rPr>
+          <w:rtl/>
+        </w:rPr>
+      </w:pPr>
+      <w:r>
+        <w:rPr>
+          <w:rFonts w:hint="cs"/>
+          <w:rtl/>
+        </w:rPr>
+        <w:t xml:space="preserve">כל פעם שאני מעדכן את המודל </w:t>
+      </w:r>
+      <w:r>
+        <w:rPr>
+          <w:rtl/>
+        </w:rPr>
+        <w:t>–</w:t>
+      </w:r>
+      <w:r>
+        <w:rPr>
+          <w:rFonts w:hint="cs"/>
+          <w:rtl/>
+        </w:rPr>
+        <w:t xml:space="preserve"> ומריץ מחדש </w:t>
+      </w:r>
+      <w:r>
+        <w:t>migration</w:t>
+      </w:r>
+      <w:r>
+        <w:rPr>
+          <w:rFonts w:hint="cs"/>
+          <w:rtl/>
+        </w:rPr>
+        <w:t xml:space="preserve">, </w:t>
+      </w:r>
+      <w:r>
+        <w:t>django</w:t>
+      </w:r>
+      <w:r>
+        <w:rPr>
+          <w:rFonts w:hint="cs"/>
+          <w:rtl/>
+        </w:rPr>
+        <w:t xml:space="preserve"> יצור לי קובץ מיגרציה חדש:</w:t>
+      </w:r>
+    </w:p>
+    <w:p>
+      <w:pPr>
+        <w:bidi/>
+        <w:rPr>
+          <w:rtl/>
+        </w:rPr>
+      </w:pPr>
+      <w:r>
+        <w:t>0002_ranking…</w:t>
+      </w:r>
+    </w:p>
+    <w:p>
+      <w:pPr>
+        <w:bidi/>
+        <w:rPr>
+          <w:rFonts w:hint="cs"/>
+          <w:rtl/>
+        </w:rPr>
+      </w:pPr>
+    </w:p>
+    <w:p>
+      <w:pPr>
+        <w:pStyle w:val="Heading3"/>
+      </w:pPr>
+      <w:r>
+        <w:t>Rating tables</w:t>
+      </w:r>
+    </w:p>
+    <w:p>
+      <w:pPr>
+        <w:bidi/>
+        <w:rPr>
+          <w:b/>
+          <w:bCs/>
+        </w:rPr>
+      </w:pPr>
+      <w:r>
+        <w:rPr>
+          <w:b/>
+          <w:bCs/>
+          <w:rtl/>
+        </w:rPr>
+        <w:t>הסבר פשוט: מה קורה פה באמת</w:t>
+      </w:r>
+    </w:p>
+    <w:p>
+      <w:pPr>
+        <w:bidi/>
+      </w:pPr>
+      <w:r>
+        <w:rPr>
+          <w:rtl/>
+        </w:rPr>
+        <w:t>המודל שלך</w:t>
+      </w:r>
+      <w:r>
+        <w:t>:</w:t>
+      </w:r>
+    </w:p>
+    <w:p>
+      <w:r>
+        <w:t>class Ranking(models.Model):</w:t>
+      </w:r>
+    </w:p>
+    <w:p>
+      <w:r>
+        <w:t xml:space="preserve">    year = models.IntegerField()</w:t>
+      </w:r>
+    </w:p>
+    <w:p>
+      <w:r>
+        <w:t xml:space="preserve">    month = models.IntegerField()</w:t>
+      </w:r>
+    </w:p>
+    <w:p>
+      <w:r>
+        <w:t xml:space="preserve">    train_station_name = models.CharField(max_length=255)</w:t>
+      </w:r>
+    </w:p>
+    <w:p>
+      <w:r>
+        <w:t xml:space="preserve">    ascending_pass = models.IntegerField()</w:t>
+      </w:r>
+    </w:p>
+    <w:p>
+      <w:r>
+        <w:t xml:space="preserve">    descending_pass = models.IntegerField()</w:t>
+      </w:r>
+    </w:p>
+    <w:p>
+      <w:r>
+        <w:t xml:space="preserve">    rank = models.CharField(max_length=255)</w:t>
+      </w:r>
+    </w:p>
+    <w:p>
+      <w:pPr>
+        <w:bidi/>
+      </w:pPr>
+      <w:r>
+        <w:rPr>
+          <w:rtl/>
+        </w:rPr>
+        <w:t>אומר ל־</w:t>
+      </w:r>
+      <w:r>
+        <w:t>Django:</w:t>
+      </w:r>
+      <w:r>
+        <w:br/>
+        <w:t>“</w:t>
+      </w:r>
+      <w:r>
+        <w:rPr>
+          <w:rtl/>
+        </w:rPr>
+        <w:t xml:space="preserve">אני רוצה טבלה בשם </w:t>
+      </w:r>
+      <w:r>
+        <w:t xml:space="preserve">ranking </w:t>
+      </w:r>
+      <w:r>
+        <w:rPr>
+          <w:rtl/>
+        </w:rPr>
+        <w:t>(בערך—תלוי בשם האפליקציה) עם העמודות האלה</w:t>
+      </w:r>
+      <w:r>
+        <w:t>”.</w:t>
+      </w:r>
+    </w:p>
+    <w:p>
+      <w:pPr>
+        <w:bidi/>
+      </w:pPr>
+      <w:r>
+        <w:rPr>
+          <w:rtl/>
+        </w:rPr>
+        <w:t xml:space="preserve">ואז </w:t>
+      </w:r>
+      <w:r>
+        <w:t xml:space="preserve">makemigrations </w:t>
+      </w:r>
+      <w:r>
+        <w:rPr>
+          <w:rtl/>
+        </w:rPr>
+        <w:t>יצר קובץ</w:t>
+      </w:r>
+      <w:r>
+        <w:t xml:space="preserve"> migration </w:t>
+      </w:r>
+      <w:r>
+        <w:rPr>
+          <w:rtl/>
+        </w:rPr>
+        <w:t>שאומר</w:t>
+      </w:r>
+      <w:r>
+        <w:t>:</w:t>
+      </w:r>
+      <w:r>
+        <w:br/>
+        <w:t>“</w:t>
+      </w:r>
+      <w:r>
+        <w:rPr>
+          <w:rtl/>
+        </w:rPr>
+        <w:t>ב־</w:t>
+      </w:r>
+      <w:r>
+        <w:t xml:space="preserve">DB, </w:t>
+      </w:r>
+      <w:r>
+        <w:rPr>
+          <w:rtl/>
+        </w:rPr>
+        <w:t>צור טבלה/מודל בשם</w:t>
+      </w:r>
+      <w:r>
+        <w:t xml:space="preserve"> Ranking </w:t>
+      </w:r>
+      <w:r>
+        <w:rPr>
+          <w:rtl/>
+        </w:rPr>
+        <w:t>עם השדות האלה</w:t>
+      </w:r>
+      <w:r>
+        <w:t>”.</w:t>
+      </w:r>
+    </w:p>
+    <w:p>
+      <w:pPr>
+        <w:bidi/>
+        <w:rPr>
+          <w:b/>
+          <w:bCs/>
+        </w:rPr>
+      </w:pPr>
+      <w:r>
+        <w:rPr>
+          <w:b/>
+          <w:bCs/>
+          <w:rtl/>
+        </w:rPr>
+        <w:t>פירוק קובץ המיגרציה שורה־שורה</w:t>
+      </w:r>
+    </w:p>
+    <w:p>
+      <w:pPr>
+        <w:bidi/>
+        <w:rPr>
+          <w:rFonts w:hint="cs"/>
+          <w:b/>
+          <w:bCs/>
+          <w:rtl/>
+        </w:rPr>
+      </w:pPr>
+      <w:r>
+        <w:rPr>
+          <w:b/>
+          <w:bCs/>
+          <w:rtl/>
+        </w:rPr>
+        <w:t>ה־</w:t>
+      </w:r>
+      <w:r>
+        <w:rPr>
+          <w:b/>
+          <w:bCs/>
+        </w:rPr>
+        <w:t>Migration class</w:t>
+      </w:r>
+    </w:p>
+    <w:p>
+      <w:r>
+        <w:t>class Migration(migrations.Migration):</w:t>
+      </w:r>
+    </w:p>
+    <w:p>
+      <w:r>
+        <w:t xml:space="preserve">    initial = True</w:t>
+      </w:r>
+    </w:p>
+    <w:p>
+      <w:pPr>
+        <w:numPr>
+          <w:ilvl w:val="0"/>
+          <w:numId w:val="39"/>
+        </w:numPr>
+        <w:bidi/>
+      </w:pPr>
+      <w:r>
+        <w:t xml:space="preserve">initial = True </w:t>
+      </w:r>
+      <w:r>
+        <w:rPr>
+          <w:rFonts w:hint="cs"/>
+          <w:rtl/>
+        </w:rPr>
+        <w:t xml:space="preserve"> </w:t>
+      </w:r>
+      <w:r>
+        <w:rPr>
+          <w:rtl/>
+        </w:rPr>
+        <w:t xml:space="preserve">אומר: זו המיגרציה הראשונה של האפליקציה הזו בדרך כלל </w:t>
+      </w:r>
+      <w:r>
+        <w:t>0001_initial.py</w:t>
+      </w:r>
+    </w:p>
+    <w:p>
+      <w:pPr>
+        <w:bidi/>
+        <w:rPr>
+          <w:b/>
+          <w:bCs/>
+        </w:rPr>
+      </w:pPr>
+      <w:r>
+        <w:rPr>
+          <w:b/>
+          <w:bCs/>
+        </w:rPr>
+        <w:t>dependencies</w:t>
+      </w:r>
+    </w:p>
+    <w:p>
+      <w:r>
+        <w:t>dependencies = []</w:t>
+      </w:r>
+    </w:p>
+    <w:p>
+      <w:pPr>
+        <w:numPr>
+          <w:ilvl w:val="0"/>
+          <w:numId w:val="40"/>
+        </w:numPr>
+        <w:bidi/>
+      </w:pPr>
+      <w:r>
+        <w:rPr>
+          <w:rtl/>
+        </w:rPr>
+        <w:lastRenderedPageBreak/>
+        <w:t>אין תלות באפליקציות אחרות</w:t>
+      </w:r>
+      <w:r>
+        <w:t>.</w:t>
+      </w:r>
+    </w:p>
+    <w:p>
+      <w:pPr>
+        <w:numPr>
+          <w:ilvl w:val="0"/>
+          <w:numId w:val="40"/>
+        </w:numPr>
+        <w:bidi/>
+      </w:pPr>
+      <w:r>
+        <w:rPr>
+          <w:rtl/>
+        </w:rPr>
+        <w:t xml:space="preserve">אם היה לך </w:t>
+      </w:r>
+      <w:r>
+        <w:t xml:space="preserve">ForeignKey </w:t>
+      </w:r>
+      <w:r>
+        <w:rPr>
+          <w:rtl/>
+        </w:rPr>
+        <w:t>למודל באפליקציה אחרת — היה פה</w:t>
+      </w:r>
+      <w:r>
+        <w:t xml:space="preserve"> dependency.</w:t>
+      </w:r>
+    </w:p>
+    <w:p>
+      <w:pPr>
+        <w:bidi/>
+        <w:rPr>
+          <w:b/>
+          <w:bCs/>
+        </w:rPr>
+      </w:pPr>
+      <w:r>
+        <w:rPr>
+          <w:b/>
+          <w:bCs/>
+        </w:rPr>
+        <w:t>operations</w:t>
+      </w:r>
+    </w:p>
+    <w:p>
+      <w:pPr>
+        <w:bidi/>
+      </w:pPr>
+      <w:r>
+        <w:rPr>
+          <w:rtl/>
+        </w:rPr>
+        <w:t>זה הלב של המיגרציה</w:t>
+      </w:r>
+      <w:r>
+        <w:t>:</w:t>
+      </w:r>
+    </w:p>
+    <w:p>
+      <w:r>
+        <w:t>operations = [</w:t>
+      </w:r>
+    </w:p>
+    <w:p>
+      <w:r>
+        <w:t xml:space="preserve">    migrations.CreateModel(</w:t>
+      </w:r>
+    </w:p>
+    <w:p>
+      <w:r>
+        <w:t xml:space="preserve">        name='Ranking',</w:t>
+      </w:r>
+    </w:p>
+    <w:p>
+      <w:r>
+        <w:t xml:space="preserve">        fields=[ ... ],</w:t>
+      </w:r>
+    </w:p>
+    <w:p>
+      <w:r>
+        <w:t xml:space="preserve">    ),</w:t>
+      </w:r>
+    </w:p>
+    <w:p>
+      <w:r>
+        <w:t>]</w:t>
+      </w:r>
+    </w:p>
+    <w:p>
+      <w:pPr>
+        <w:bidi/>
+      </w:pPr>
+      <w:r>
+        <w:rPr>
+          <w:rtl/>
+        </w:rPr>
+        <w:t>כלומר: בפועל הפעולה היא</w:t>
+      </w:r>
+      <w:r>
+        <w:t xml:space="preserve"> “CreateModel” → </w:t>
+      </w:r>
+      <w:r>
+        <w:rPr>
+          <w:rtl/>
+        </w:rPr>
+        <w:t>ליצור טבלה</w:t>
+      </w:r>
+      <w:r>
+        <w:t>.</w:t>
+      </w:r>
+    </w:p>
+    <w:p>
+      <w:pPr>
+        <w:bidi/>
+        <w:rPr>
+          <w:b/>
+          <w:bCs/>
+        </w:rPr>
+      </w:pPr>
+      <w:r>
+        <w:rPr>
+          <w:b/>
+          <w:bCs/>
+          <w:rtl/>
+        </w:rPr>
+        <w:t>השדות</w:t>
+      </w:r>
+    </w:p>
+    <w:p>
+      <w:pPr>
+        <w:bidi/>
+      </w:pPr>
+      <w:r>
+        <w:t>('id', models.BigAutoField(... primary_key=True ...))</w:t>
+      </w:r>
+    </w:p>
+    <w:p>
+      <w:pPr>
+        <w:bidi/>
+      </w:pPr>
+      <w:r>
+        <w:rPr>
+          <w:rtl/>
+        </w:rPr>
+        <w:t>זה חשוב</w:t>
+      </w:r>
+      <w:r>
+        <w:t>:</w:t>
+      </w:r>
+    </w:p>
+    <w:p>
+      <w:pPr>
+        <w:numPr>
+          <w:ilvl w:val="0"/>
+          <w:numId w:val="41"/>
+        </w:numPr>
+        <w:bidi/>
+      </w:pPr>
+      <w:r>
+        <w:rPr>
+          <w:rtl/>
+        </w:rPr>
+        <w:t xml:space="preserve">למרות שלא כתבת </w:t>
+      </w:r>
+      <w:r>
+        <w:t xml:space="preserve">id, Django </w:t>
+      </w:r>
+      <w:r>
+        <w:rPr>
+          <w:rtl/>
+        </w:rPr>
+        <w:t xml:space="preserve">מוסיף אוטומטית </w:t>
+      </w:r>
+      <w:r>
+        <w:rPr>
+          <w:b/>
+          <w:bCs/>
+        </w:rPr>
+        <w:t>Primary Key</w:t>
+      </w:r>
+      <w:r>
+        <w:t>.</w:t>
+      </w:r>
+    </w:p>
+    <w:p>
+      <w:pPr>
+        <w:numPr>
+          <w:ilvl w:val="0"/>
+          <w:numId w:val="41"/>
+        </w:numPr>
+        <w:bidi/>
+      </w:pPr>
+      <w:r>
+        <w:rPr>
+          <w:rtl/>
+        </w:rPr>
+        <w:t xml:space="preserve">ברירת המחדל אצלך היא </w:t>
+      </w:r>
+      <w:r>
+        <w:t>BigAutoField (</w:t>
+      </w:r>
+      <w:r>
+        <w:rPr>
+          <w:rtl/>
+        </w:rPr>
+        <w:t>מספר גדול שמטפס אוטומטית: 1,2,3</w:t>
+      </w:r>
+      <w:r>
+        <w:t>…)</w:t>
+      </w:r>
+    </w:p>
+    <w:p>
+      <w:pPr>
+        <w:numPr>
+          <w:ilvl w:val="0"/>
+          <w:numId w:val="41"/>
+        </w:numPr>
+        <w:bidi/>
+      </w:pPr>
+      <w:r>
+        <w:rPr>
+          <w:rtl/>
+        </w:rPr>
+        <w:t xml:space="preserve">זה נקבע לרוב ע"י </w:t>
+      </w:r>
+      <w:r>
+        <w:t xml:space="preserve">DEFAULT_AUTO_FIELD </w:t>
+      </w:r>
+      <w:r>
+        <w:rPr>
+          <w:rtl/>
+        </w:rPr>
+        <w:t>ב־</w:t>
+      </w:r>
+      <w:r>
+        <w:t>settings.py.</w:t>
+      </w:r>
+    </w:p>
+    <w:p>
+      <w:pPr>
+        <w:bidi/>
+      </w:pPr>
+      <w:r>
+        <w:rPr>
+          <w:rtl/>
+        </w:rPr>
+        <w:t>ואז כל שדה אצלך מופיע 1:1 במיגרציה</w:t>
+      </w:r>
+      <w:r>
+        <w:t>:</w:t>
+      </w:r>
+    </w:p>
+    <w:p>
+      <w:pPr>
+        <w:numPr>
+          <w:ilvl w:val="0"/>
+          <w:numId w:val="42"/>
+        </w:numPr>
+        <w:bidi/>
+      </w:pPr>
+      <w:r>
+        <w:t>year → IntegerField()</w:t>
+      </w:r>
+    </w:p>
+    <w:p>
+      <w:pPr>
+        <w:numPr>
+          <w:ilvl w:val="0"/>
+          <w:numId w:val="42"/>
+        </w:numPr>
+        <w:bidi/>
+      </w:pPr>
+      <w:r>
+        <w:t>month → IntegerField()</w:t>
+      </w:r>
+    </w:p>
+    <w:p>
+      <w:pPr>
+        <w:numPr>
+          <w:ilvl w:val="0"/>
+          <w:numId w:val="42"/>
+        </w:numPr>
+        <w:bidi/>
+      </w:pPr>
+      <w:r>
+        <w:t>train_station_name → CharField(max_length=255)</w:t>
+      </w:r>
+    </w:p>
+    <w:p>
+      <w:pPr>
+        <w:numPr>
+          <w:ilvl w:val="0"/>
+          <w:numId w:val="42"/>
+        </w:numPr>
+        <w:bidi/>
+      </w:pPr>
+      <w:r>
+        <w:rPr>
+          <w:rtl/>
+        </w:rPr>
+        <w:t>וכו</w:t>
+      </w:r>
+      <w:r>
+        <w:t>’</w:t>
+      </w:r>
+    </w:p>
+    <w:p>
+      <w:pPr>
+        <w:bidi/>
+        <w:rPr>
+          <w:b/>
+          <w:bCs/>
+        </w:rPr>
+      </w:pPr>
+      <w:r>
+        <w:rPr>
+          <w:b/>
+          <w:bCs/>
+          <w:rtl/>
+        </w:rPr>
+        <w:t xml:space="preserve">מה עם </w:t>
+      </w:r>
+      <w:r>
+        <w:rPr>
+          <w:b/>
+          <w:bCs/>
+        </w:rPr>
+        <w:t>__str__?</w:t>
+      </w:r>
+    </w:p>
+    <w:p>
+      <w:pPr>
+        <w:bidi/>
+      </w:pPr>
+      <w:r>
+        <w:rPr>
+          <w:rtl/>
+        </w:rPr>
+        <w:t xml:space="preserve">הוא </w:t>
+      </w:r>
+      <w:r>
+        <w:rPr>
+          <w:b/>
+          <w:bCs/>
+          <w:rtl/>
+        </w:rPr>
+        <w:t>לא</w:t>
+      </w:r>
+      <w:r>
+        <w:rPr>
+          <w:rtl/>
+        </w:rPr>
+        <w:t xml:space="preserve"> מופיע במיגרציה כי הוא</w:t>
+      </w:r>
+      <w:r>
+        <w:t>:</w:t>
+      </w:r>
+    </w:p>
+    <w:p>
+      <w:pPr>
+        <w:numPr>
+          <w:ilvl w:val="0"/>
+          <w:numId w:val="43"/>
+        </w:numPr>
+        <w:bidi/>
+      </w:pPr>
+      <w:r>
+        <w:rPr>
+          <w:rtl/>
+        </w:rPr>
+        <w:t>לא משנה את מבנה ה־</w:t>
+      </w:r>
+      <w:r>
+        <w:t>DB</w:t>
+      </w:r>
+    </w:p>
+    <w:p>
+      <w:pPr>
+        <w:numPr>
+          <w:ilvl w:val="0"/>
+          <w:numId w:val="43"/>
+        </w:numPr>
+        <w:bidi/>
+      </w:pPr>
+      <w:r>
+        <w:rPr>
+          <w:rtl/>
+        </w:rPr>
+        <w:t>זה רק איך</w:t>
+      </w:r>
+      <w:r>
+        <w:t xml:space="preserve"> Python </w:t>
+      </w:r>
+      <w:r>
+        <w:rPr>
+          <w:rtl/>
+        </w:rPr>
+        <w:t>מציג את האובייקט כשמדפיסים אותו</w:t>
+      </w:r>
+      <w:r>
+        <w:t xml:space="preserve"> (Admin / shell).</w:t>
+      </w:r>
+    </w:p>
+    <w:p>
+      <w:pPr>
+        <w:bidi/>
+        <w:rPr>
+          <w:b/>
+          <w:bCs/>
+        </w:rPr>
+      </w:pPr>
+      <w:r>
+        <w:rPr>
+          <w:b/>
+          <w:bCs/>
+        </w:rPr>
+        <w:t xml:space="preserve">3.5 </w:t>
+      </w:r>
+      <w:r>
+        <w:rPr>
+          <w:b/>
+          <w:bCs/>
+          <w:rtl/>
+        </w:rPr>
+        <w:t>מה יקרה ב</w:t>
+      </w:r>
+      <w:r>
+        <w:rPr>
+          <w:b/>
+          <w:bCs/>
+        </w:rPr>
+        <w:t xml:space="preserve">-MySQL </w:t>
+      </w:r>
+      <w:r>
+        <w:rPr>
+          <w:b/>
+          <w:bCs/>
+          <w:rtl/>
+        </w:rPr>
+        <w:t xml:space="preserve">אחרי </w:t>
+      </w:r>
+      <w:r>
+        <w:rPr>
+          <w:b/>
+          <w:bCs/>
+        </w:rPr>
+        <w:t>migrate?</w:t>
+      </w:r>
+    </w:p>
+    <w:p>
+      <w:pPr>
+        <w:bidi/>
+      </w:pPr>
+      <w:r>
+        <w:t xml:space="preserve">Django </w:t>
+      </w:r>
+      <w:r>
+        <w:rPr>
+          <w:rtl/>
+        </w:rPr>
+        <w:t>יריץ</w:t>
+      </w:r>
+      <w:r>
+        <w:t xml:space="preserve"> SQL </w:t>
+      </w:r>
+      <w:r>
+        <w:rPr>
+          <w:rtl/>
+        </w:rPr>
+        <w:t>שדומה ל</w:t>
+      </w:r>
+      <w:r>
+        <w:t>:</w:t>
+      </w:r>
+    </w:p>
+    <w:p>
+      <w:pPr>
+        <w:numPr>
+          <w:ilvl w:val="0"/>
+          <w:numId w:val="44"/>
+        </w:numPr>
+        <w:bidi/>
+      </w:pPr>
+      <w:r>
+        <w:t>CREATE TABLE ...</w:t>
+      </w:r>
+    </w:p>
+    <w:p>
+      <w:pPr>
+        <w:numPr>
+          <w:ilvl w:val="0"/>
+          <w:numId w:val="44"/>
+        </w:numPr>
+        <w:bidi/>
+      </w:pPr>
+      <w:r>
+        <w:rPr>
+          <w:rtl/>
+        </w:rPr>
+        <w:lastRenderedPageBreak/>
+        <w:t>עמודות</w:t>
+      </w:r>
+      <w:r>
+        <w:t>: id, year, month, train_station_name, ...</w:t>
+      </w:r>
+    </w:p>
+    <w:p>
+      <w:pPr>
+        <w:numPr>
+          <w:ilvl w:val="0"/>
+          <w:numId w:val="44"/>
+        </w:numPr>
+        <w:bidi/>
+      </w:pPr>
+      <w:r>
+        <w:t xml:space="preserve">id </w:t>
+      </w:r>
+      <w:r>
+        <w:rPr>
+          <w:rtl/>
+        </w:rPr>
+        <w:t>יהיה</w:t>
+      </w:r>
+      <w:r>
+        <w:t xml:space="preserve"> primary key </w:t>
+      </w:r>
+      <w:r>
+        <w:rPr>
+          <w:rtl/>
+        </w:rPr>
+        <w:t>עם</w:t>
+      </w:r>
+      <w:r>
+        <w:t xml:space="preserve"> auto-increment</w:t>
+      </w:r>
+    </w:p>
+    <w:p>
+      <w:pPr>
+        <w:bidi/>
+      </w:pPr>
+      <w:r>
+        <w:rPr>
+          <w:rtl/>
+        </w:rPr>
+        <w:t>בפועל שם הטבלה יהיה בדרך כלל</w:t>
+      </w:r>
+      <w:r>
+        <w:t>:</w:t>
+      </w:r>
+    </w:p>
+    <w:p>
+      <w:pPr>
+        <w:numPr>
+          <w:ilvl w:val="0"/>
+          <w:numId w:val="45"/>
+        </w:numPr>
+        <w:bidi/>
+      </w:pPr>
+      <w:r>
+        <w:t>&lt;app_label&gt;_ranking</w:t>
+      </w:r>
+      <w:r>
+        <w:br/>
+      </w:r>
+      <w:r>
+        <w:rPr>
+          <w:rtl/>
+        </w:rPr>
+        <w:t xml:space="preserve">לדוגמה אם האפליקציה נקראת </w:t>
+      </w:r>
+      <w:r>
+        <w:t xml:space="preserve">rating_table </w:t>
+      </w:r>
+      <w:r>
+        <w:rPr>
+          <w:rtl/>
+        </w:rPr>
+        <w:t xml:space="preserve">אז הטבלה תהיה </w:t>
+      </w:r>
+      <w:r>
+        <w:t>rating_table_ranking.</w:t>
+      </w:r>
+    </w:p>
+    <w:p>
+      <w:pPr>
+        <w:bidi/>
+      </w:pPr>
+    </w:p>
+    <w:p>
+      <w:pPr>
+        <w:bidi/>
+        <w:rPr>
+          <w:b/>
+          <w:bCs/>
+        </w:rPr>
+      </w:pPr>
+    </w:p>
+    <w:p>
+      <w:pPr>
+        <w:bidi/>
+        <w:rPr>
+          <w:b/>
+          <w:bCs/>
+        </w:rPr>
+      </w:pPr>
+      <w:r>
+        <w:rPr>
+          <w:rFonts w:hint="cs"/>
+          <w:b/>
+          <w:bCs/>
+          <w:rtl/>
+        </w:rPr>
+        <w:t>מאחר ש</w:t>
+      </w:r>
+      <w:r>
+        <w:rPr>
+          <w:b/>
+          <w:bCs/>
+          <w:rtl/>
+        </w:rPr>
+        <w:t xml:space="preserve">לכל תחנה-חודש-שנה יש שורה אחת בלבד, </w:t>
+      </w:r>
+      <w:r>
+        <w:rPr>
+          <w:rFonts w:hint="cs"/>
+          <w:b/>
+          <w:bCs/>
+          <w:rtl/>
+        </w:rPr>
+        <w:t>הוספתי</w:t>
+      </w:r>
+      <w:r>
+        <w:rPr>
+          <w:b/>
+          <w:bCs/>
+          <w:rtl/>
+        </w:rPr>
+        <w:t xml:space="preserve"> ייחודיות כדי למנוע כפילויות</w:t>
+      </w:r>
+      <w:r>
+        <w:rPr>
+          <w:b/>
+          <w:bCs/>
+        </w:rPr>
+        <w:t>:</w:t>
+      </w:r>
+    </w:p>
+    <w:p>
+      <w:r>
+        <w:t>constraints = [</w:t>
+      </w:r>
+    </w:p>
+    <w:p>
+      <w:r>
+        <w:t xml:space="preserve">            models.UniqueConstraint(fields=["year","month","train_station_name"], name="uniq_ranking_month_station")</w:t>
+      </w:r>
+    </w:p>
+    <w:p>
+      <w:r>
+        <w:t xml:space="preserve">        ]</w:t>
+      </w:r>
+    </w:p>
+    <w:p/>
+    <w:p>
+      <w:pPr>
+        <w:pStyle w:val="Heading3"/>
+      </w:pPr>
+      <w:r>
+        <w:t>Matrix</w:t>
+      </w:r>
+      <w:r>
+        <w:t xml:space="preserve"> table</w:t>
+      </w:r>
+    </w:p>
+    <w:p>
+      <w:pPr>
+        <w:bidi/>
+      </w:pPr>
+      <w:r>
+        <w:rPr>
+          <w:rtl/>
+        </w:rPr>
+        <w:t xml:space="preserve">המודל </w:t>
+      </w:r>
+      <w:r>
+        <w:t xml:space="preserve">PassengerMatrix </w:t>
+      </w:r>
+      <w:r>
+        <w:rPr>
+          <w:rtl/>
+        </w:rPr>
+        <w:t xml:space="preserve">מייצג </w:t>
+      </w:r>
+      <w:r>
+        <w:rPr>
+          <w:b/>
+          <w:bCs/>
+          <w:rtl/>
+        </w:rPr>
+        <w:t>שורה אחת במטריצת מעבר נוסעים</w:t>
+      </w:r>
+      <w:r>
+        <w:t>:</w:t>
+      </w:r>
+    </w:p>
+    <w:p>
+      <w:pPr>
+        <w:numPr>
+          <w:ilvl w:val="0"/>
+          <w:numId w:val="46"/>
+        </w:numPr>
+        <w:bidi/>
+      </w:pPr>
+      <w:r>
+        <w:rPr>
+          <w:rtl/>
+        </w:rPr>
+        <w:t>מאיזו תחנה</w:t>
+      </w:r>
+      <w:r>
+        <w:t xml:space="preserve"> (from_station_name)</w:t>
+      </w:r>
+    </w:p>
+    <w:p>
+      <w:pPr>
+        <w:numPr>
+          <w:ilvl w:val="0"/>
+          <w:numId w:val="46"/>
+        </w:numPr>
+        <w:bidi/>
+      </w:pPr>
+      <w:r>
+        <w:rPr>
+          <w:rtl/>
+        </w:rPr>
+        <w:t>לאיזו תחנה</w:t>
+      </w:r>
+      <w:r>
+        <w:t xml:space="preserve"> (to_station_name)</w:t>
+      </w:r>
+    </w:p>
+    <w:p>
+      <w:pPr>
+        <w:numPr>
+          <w:ilvl w:val="0"/>
+          <w:numId w:val="46"/>
+        </w:numPr>
+        <w:bidi/>
+      </w:pPr>
+      <w:r>
+        <w:rPr>
+          <w:rtl/>
+        </w:rPr>
+        <w:t>באיזה חודש ושנה</w:t>
+      </w:r>
+      <w:r>
+        <w:t xml:space="preserve"> (month, year)</w:t>
+      </w:r>
+    </w:p>
+    <w:p>
+      <w:pPr>
+        <w:numPr>
+          <w:ilvl w:val="0"/>
+          <w:numId w:val="46"/>
+        </w:numPr>
+        <w:bidi/>
+      </w:pPr>
+      <w:r>
+        <w:rPr>
+          <w:rtl/>
+        </w:rPr>
+        <w:t>ומה סכום הנוסעים/מעברים</w:t>
+      </w:r>
+      <w:r>
+        <w:t xml:space="preserve"> (sum_values_pass)</w:t>
+      </w:r>
+    </w:p>
+    <w:p>
+      <w:pPr>
+        <w:bidi/>
+      </w:pPr>
+      <w:r>
+        <w:rPr>
+          <w:rtl/>
+        </w:rPr>
+        <w:t>כלומר</w:t>
+      </w:r>
+      <w:r>
+        <w:t>:</w:t>
+      </w:r>
+      <w:r>
+        <w:br/>
+      </w:r>
+      <w:r>
+        <w:rPr>
+          <w:b/>
+          <w:bCs/>
+          <w:rtl/>
+        </w:rPr>
+        <w:t>לכל זוג תחנות + חודש/שנה יש מספר אחד (</w:t>
+      </w:r>
+      <w:r>
+        <w:rPr>
+          <w:rFonts w:hint="cs"/>
+          <w:b/>
+          <w:bCs/>
+          <w:rtl/>
+        </w:rPr>
+        <w:t>מעבר</w:t>
+      </w:r>
+      <w:r>
+        <w:rPr>
+          <w:b/>
+          <w:bCs/>
+          <w:rtl/>
+        </w:rPr>
+        <w:t xml:space="preserve"> נוסעים)</w:t>
+      </w:r>
+      <w:r>
+        <w:rPr>
+          <w:b/>
+          <w:bCs/>
+        </w:rPr>
+        <w:t>.</w:t>
+      </w:r>
+    </w:p>
+    <w:p>
+      <w:pPr>
+        <w:bidi/>
+      </w:pPr>
+      <w:r>
+        <w:pict w14:anchorId="6C6F5452">
+          <v:rect id="_x0000_i1130" style="width:0;height:1.5pt" o:hralign="center" o:hrstd="t" o:hr="t" fillcolor="#a0a0a0" stroked="f"/>
+        </w:pict>
+      </w:r>
+    </w:p>
+    <w:p>
+      <w:pPr>
+        <w:bidi/>
+        <w:rPr>
+          <w:b/>
+          <w:bCs/>
+        </w:rPr>
+      </w:pPr>
+      <w:r>
+        <w:rPr>
+          <w:b/>
+          <w:bCs/>
+          <w:rtl/>
+        </w:rPr>
+        <w:t>פירוק המודל שורה־שורה</w:t>
+      </w:r>
+    </w:p>
+    <w:p>
+      <w:r>
+        <w:t>class PassengerMatrix(models.Model):</w:t>
+      </w:r>
+    </w:p>
+    <w:p>
+      <w:pPr>
+        <w:bidi/>
+      </w:pPr>
+      <w:r>
+        <w:rPr>
+          <w:rtl/>
+        </w:rPr>
+        <w:t>כל מודל = טבלה ב־</w:t>
+      </w:r>
+      <w:r>
+        <w:t>DB.</w:t>
+      </w:r>
+    </w:p>
+    <w:p>
+      <w:r>
+        <w:t>from_station_name = models.CharField(max_length=255)</w:t>
+      </w:r>
+    </w:p>
+    <w:p>
+      <w:r>
+        <w:t>to_station_name   = models.CharField(max_length=255)</w:t>
+      </w:r>
+    </w:p>
+    <w:p>
+      <w:pPr>
+        <w:bidi/>
+      </w:pPr>
+      <w:r>
+        <w:rPr>
+          <w:rtl/>
+        </w:rPr>
+        <w:t>שתי עמודות טקסט (עד 255 תווים)</w:t>
+      </w:r>
+      <w:r>
+        <w:t>.</w:t>
+      </w:r>
+      <w:r>
+        <w:br/>
+      </w:r>
+      <w:r>
+        <w:rPr>
+          <w:rtl/>
+        </w:rPr>
+        <w:t>זה בעצם “ציר שורות” ו“ציר עמודות” של המטריצה</w:t>
+      </w:r>
+      <w:r>
+        <w:t>.</w:t>
+      </w:r>
+    </w:p>
+    <w:p>
+      <w:r>
+        <w:t>month = models.IntegerField()</w:t>
+      </w:r>
+    </w:p>
+    <w:p>
+      <w:r>
+        <w:lastRenderedPageBreak/>
+        <w:t>year  = models.IntegerField()</w:t>
+      </w:r>
+    </w:p>
+    <w:p>
+      <w:pPr>
+        <w:bidi/>
+      </w:pPr>
+      <w:r>
+        <w:rPr>
+          <w:rtl/>
+        </w:rPr>
+        <w:t>שדות זמן</w:t>
+      </w:r>
+      <w:r>
+        <w:t>.</w:t>
+      </w:r>
+    </w:p>
+    <w:p>
+      <w:r>
+        <w:t>sum_values_pass = models.IntegerField()</w:t>
+      </w:r>
+    </w:p>
+    <w:p>
+      <w:pPr>
+        <w:bidi/>
+      </w:pPr>
+      <w:r>
+        <w:rPr>
+          <w:rtl/>
+        </w:rPr>
+        <w:t>המדד: כמה נוסעים/מעברים (מספר שלם)</w:t>
+      </w:r>
+      <w:r>
+        <w:t>.</w:t>
+      </w:r>
+    </w:p>
+    <w:p>
+      <w:pPr>
+        <w:bidi/>
+        <w:rPr>
+          <w:rtl/>
+        </w:rPr>
+      </w:pPr>
+    </w:p>
+    <w:p>
+      <w:r>
+        <w:t xml:space="preserve">    class Meta:</w:t>
+      </w:r>
+    </w:p>
+    <w:p>
+      <w:r>
+        <w:t xml:space="preserve">        constraints = [</w:t>
+      </w:r>
+    </w:p>
+    <w:p>
+      <w:r>
+        <w:t xml:space="preserve">            models.UniqueConstraint(</w:t>
+      </w:r>
+    </w:p>
+    <w:p>
+      <w:r>
+        <w:t xml:space="preserve">                fields=["from_station_name", "to_station_name", "month", "year"],</w:t>
+      </w:r>
+    </w:p>
+    <w:p>
+      <w:r>
+        <w:t xml:space="preserve">                name="uniq_pass_matrix_pair_month"</w:t>
+      </w:r>
+    </w:p>
+    <w:p>
+      <w:r>
+        <w:t xml:space="preserve">            )</w:t>
+      </w:r>
+    </w:p>
+    <w:p>
+      <w:r>
+        <w:t xml:space="preserve">        ]</w:t>
+      </w:r>
+    </w:p>
+    <w:p>
+      <w:pPr>
+        <w:bidi/>
+      </w:pPr>
+      <w:r>
+        <w:t xml:space="preserve">-MySQL </w:t>
+      </w:r>
+      <w:r>
+        <w:rPr>
+          <w:rtl/>
+        </w:rPr>
+        <w:t>זה יהפוך ל־</w:t>
+      </w:r>
+      <w:r>
+        <w:t>Unique Index/Constraint.</w:t>
+      </w:r>
+    </w:p>
+    <w:p>
+      <w:pPr>
+        <w:bidi/>
+      </w:pPr>
+      <w:r>
+        <w:rPr>
+          <w:i/>
+          <w:iCs/>
+          <w:rtl/>
+        </w:rPr>
+        <w:t>מותר</w:t>
+      </w:r>
+      <w:r>
+        <w:rPr>
+          <w:rtl/>
+        </w:rPr>
+        <w:t xml:space="preserve"> שיהיו שתי שורות לאותו זוג תחנות באותו חודש/שנה </w:t>
+      </w:r>
+    </w:p>
+    <w:p>
+      <w:pPr>
+        <w:bidi/>
+        <w:rPr>
+          <w:rtl/>
+        </w:rPr>
+      </w:pPr>
+    </w:p>
+    <w:p>
+      <w:pPr>
+        <w:bidi/>
+        <w:rPr>
+          <w:rtl/>
+        </w:rPr>
+      </w:pPr>
+    </w:p>
+    <w:p>
+      <w:r>
+        <w:t>def __str__(self):</w:t>
+      </w:r>
+    </w:p>
+    <w:p>
+      <w:r>
+        <w:t xml:space="preserve">    return f"{self.from_station_name} -&gt; {self.to_station_name} ({self.month}/{self.year})"</w:t>
+      </w:r>
+    </w:p>
+    <w:p>
+      <w:pPr>
+        <w:bidi/>
+        <w:rPr>
+          <w:rtl/>
+        </w:rPr>
+      </w:pPr>
+      <w:r>
+        <w:rPr>
+          <w:rtl/>
+        </w:rPr>
+        <w:t>רק תצוגה</w:t>
+      </w:r>
+      <w:r>
+        <w:t xml:space="preserve"> (Admin / shell). </w:t>
+      </w:r>
+      <w:r>
+        <w:rPr>
+          <w:rtl/>
+        </w:rPr>
+        <w:t>לא משפיע על ה־</w:t>
+      </w:r>
+      <w:r>
+        <w:t>DB.</w:t>
+      </w:r>
+    </w:p>
+    <w:p>
+      <w:pPr>
+        <w:bidi/>
+      </w:pPr>
+    </w:p>
+    <w:p>
+      <w:pPr>
+        <w:bidi/>
+      </w:pPr>
+      <w:r>
+        <w:pict w14:anchorId="0602B259">
+          <v:rect id="_x0000_i1131" style="width:0;height:1.5pt" o:hralign="center" o:hrstd="t" o:hr="t" fillcolor="#a0a0a0" stroked="f"/>
+        </w:pict>
+      </w:r>
+    </w:p>
+    <w:p>
+      <w:pPr>
+        <w:bidi/>
+        <w:rPr>
+          <w:b/>
+          <w:bCs/>
+        </w:rPr>
+      </w:pPr>
+      <w:r>
+        <w:rPr>
+          <w:b/>
+          <w:bCs/>
+          <w:rtl/>
+        </w:rPr>
+        <w:t>פירוק המיגרציה (מה</w:t>
+      </w:r>
+      <w:r>
+        <w:rPr>
+          <w:b/>
+          <w:bCs/>
+        </w:rPr>
+        <w:t xml:space="preserve"> Django </w:t>
+      </w:r>
+      <w:r>
+        <w:rPr>
+          <w:b/>
+          <w:bCs/>
+          <w:rtl/>
+        </w:rPr>
+        <w:t>הולך לעשות ב</w:t>
+      </w:r>
+      <w:r>
+        <w:rPr>
+          <w:b/>
+          <w:bCs/>
+        </w:rPr>
+        <w:t>-MySQL)</w:t>
+      </w:r>
+    </w:p>
+    <w:p>
+      <w:r>
+        <w:t>migrations.CreateModel(</w:t>
+      </w:r>
+    </w:p>
+    <w:p>
+      <w:r>
+        <w:t xml:space="preserve">    name='PassengerMatrix',</w:t>
+      </w:r>
+    </w:p>
+    <w:p>
+      <w:r>
+        <w:t xml:space="preserve">    fields=[ ... ],</w:t>
+      </w:r>
+    </w:p>
+    <w:p>
+      <w:pPr>
+        <w:bidi/>
+      </w:pPr>
+      <w:r>
+        <w:t>)</w:t>
+      </w:r>
+    </w:p>
+    <w:p>
+      <w:pPr>
+        <w:bidi/>
+      </w:pPr>
+      <w:r>
+        <w:rPr>
+          <w:rtl/>
+        </w:rPr>
+        <w:t xml:space="preserve">המשמעות: כשמריצים </w:t>
+      </w:r>
+      <w:r>
+        <w:t xml:space="preserve">migrate, Django </w:t>
+      </w:r>
+      <w:r>
+        <w:rPr>
+          <w:rtl/>
+        </w:rPr>
+        <w:t>ייצור טבלה ל־</w:t>
+      </w:r>
+      <w:r>
+        <w:t xml:space="preserve">PassengerMatrix </w:t>
+      </w:r>
+      <w:r>
+        <w:rPr>
+          <w:rtl/>
+        </w:rPr>
+        <w:t>עם השדות</w:t>
+      </w:r>
+      <w:r>
+        <w:t>.</w:t>
+      </w:r>
+    </w:p>
+    <w:p>
+      <w:pPr>
+        <w:bidi/>
+      </w:pPr>
+      <w:r>
+        <w:rPr>
+          <w:rtl/>
+        </w:rPr>
+        <w:t>כמו במודל הקודם, יש גם</w:t>
+      </w:r>
+      <w:r>
+        <w:t>:</w:t>
+      </w:r>
+    </w:p>
+    <w:p>
+      <w:r>
+        <w:t>('id', models.BigAutoField(... primary_key=True ...))</w:t>
+      </w:r>
+    </w:p>
+    <w:p>
+      <w:pPr>
+        <w:bidi/>
+      </w:pPr>
+      <w:r>
+        <w:rPr>
+          <w:rFonts w:ascii="Segoe UI Emoji" w:hAnsi="Segoe UI Emoji" w:cs="Segoe UI Emoji"/>
+        </w:rPr>
+        <w:lastRenderedPageBreak/>
+        <w:t>✅</w:t>
+      </w:r>
+      <w:r>
+        <w:t xml:space="preserve"> Django </w:t>
+      </w:r>
+      <w:r>
+        <w:rPr>
+          <w:rtl/>
+        </w:rPr>
+        <w:t xml:space="preserve">מוסיף אוטומטית </w:t>
+      </w:r>
+      <w:r>
+        <w:t xml:space="preserve">id </w:t>
+      </w:r>
+      <w:r>
+        <w:rPr>
+          <w:rtl/>
+        </w:rPr>
+        <w:t>כ־</w:t>
+      </w:r>
+      <w:r>
+        <w:t xml:space="preserve">Primary Key </w:t>
+      </w:r>
+      <w:r>
+        <w:rPr>
+          <w:rtl/>
+        </w:rPr>
+        <w:t>אם לא הגדרת אחד</w:t>
+      </w:r>
+      <w:r>
+        <w:t>.</w:t>
+      </w:r>
+    </w:p>
+    <w:p>
+      <w:pPr>
+        <w:bidi/>
+      </w:pPr>
+      <w:r>
+        <w:rPr>
+          <w:rtl/>
+        </w:rPr>
+        <w:t>ואז השדות האחרים 1:1 כמו במודל</w:t>
+      </w:r>
+      <w:r>
+        <w:t>.</w:t>
+      </w:r>
+    </w:p>
+    <w:p>
+      <w:pPr>
+        <w:bidi/>
+      </w:pPr>
+    </w:p>
+    <w:p>
+      <w:pPr>
+        <w:bidi/>
+        <w:rPr>
+          <w:rtl/>
+        </w:rPr>
+      </w:pPr>
+    </w:p>
+    <w:p>
+      <w:pPr>
+        <w:bidi/>
+        <w:rPr>
+          <w:rtl/>
+        </w:rPr>
+      </w:pPr>
+    </w:p>
+    <w:p>
+      <w:pPr>
+        <w:bidi/>
+        <w:rPr>
+          <w:rFonts w:hint="cs"/>
+          <w:rtl/>
+        </w:rPr>
+      </w:pPr>
+      <w:r>
+        <w:rPr>
+          <w:rFonts w:hint="cs"/>
+          <w:highlight w:val="yellow"/>
+          <w:rtl/>
+        </w:rPr>
+        <w:t>למשיך מטבלה 3 ב</w:t>
+      </w:r>
+      <w:r>
+        <w:rPr>
+          <w:highlight w:val="yellow"/>
+        </w:rPr>
+        <w:t>page 1</w:t>
+      </w:r>
     </w:p>
     <w:sectPr>
       <w:footerReference w:type="default" r:id="rId10"/>
@@ -29864,6 +32939,304 @@
 <file path=word/numbering.xml><?xml version="1.0" encoding="utf-8"?>
 <w:numbering xmlns:wpc="http://schemas.microsoft.com/office/word/2010/wordprocessingCanvas" xmlns:cx="http://schemas.microsoft.com/office/drawing/2014/chartex" xmlns:cx1="http://schemas.microsoft.com/office/drawing/2015/9/8/chartex" xmlns:cx2="http://schemas.microsoft.com/office/drawing/2015/10/21/chartex" xmlns:cx3="http://schemas.microsoft.com/office/drawing/2016/5/9/chartex" xmlns:cx4="http://schemas.microsoft.com/office/drawing/2016/5/10/chartex" xmlns:cx5="http://schemas.microsoft.com/office/drawing/2016/5/11/chartex" xmlns:cx6="http://schemas.microsoft.com/office/drawing/2016/5/12/chartex" xmlns:cx7="http://schemas.microsoft.com/office/drawing/2016/5/13/chartex" xmlns:cx8="http://schemas.microsoft.com/office/drawing/2016/5/14/chartex" xmlns:mc="http://schemas.openxmlformats.org/markup-compatibility/2006" xmlns:aink="http://schemas.microsoft.com/office/drawing/2016/ink" xmlns:am3d="http://schemas.microsoft.com/office/drawing/2017/model3d" xmlns:o="urn:schemas-microsoft-com:office:office" xmlns:oel="http://schemas.microsoft.com/office/2019/extlst" xmlns:r="http://schemas.openxmlformats.org/officeDocument/2006/relationships" xmlns:m="http://schemas.openxmlformats.org/officeDocument/2006/math" xmlns:v="urn:schemas-microsoft-com:vml" xmlns:wp14="http://schemas.microsoft.com/office/word/2010/wordprocessingDrawing" xmlns:wp="http://schemas.openxmlformats.org/drawingml/2006/wordprocessingDrawing" xmlns:w10="urn:schemas-microsoft-com:office:word" xmlns:w="http://schemas.openxmlformats.org/wordprocessingml/2006/main" xmlns:w14="http://schemas.microsoft.com/office/word/2010/wordml" xmlns:w15="http://schemas.microsoft.com/office/word/2012/wordml" xmlns:w16cex="http://schemas.microsoft.com/office/word/2018/wordml/cex" xmlns:w16cid="http://schemas.microsoft.com/office/word/2016/wordml/cid" xmlns:w16="http://schemas.microsoft.com/office/word/2018/wordml" xmlns:w16du="http://schemas.microsoft.com/office/word/2023/wordml/word16du" xmlns:w16sdtdh="http://schemas.microsoft.com/office/word/2020/wordml/sdtdatahash" xmlns:w16sdtfl="http://schemas.microsoft.com/office/word/2024/wordml/sdtformatlock" xmlns:w16se="http://schemas.microsoft.com/office/word/2015/wordml/symex" xmlns:wpg="http://schemas.microsoft.com/office/word/2010/wordprocessingGroup" xmlns:wpi="http://schemas.microsoft.com/office/word/2010/wordprocessingInk" xmlns:wne="http://schemas.microsoft.com/office/word/2006/wordml" xmlns:wps="http://schemas.microsoft.com/office/word/2010/wordprocessingShape" mc:Ignorable="w14 w15 w16se w16cid w16 w16cex w16sdtdh w16sdtfl w16du wp14">
   <w:abstractNum w:abstractNumId="0" w15:restartNumberingAfterBreak="0">
+    <w:nsid w:val="071A21B2"/>
+    <w:multiLevelType w:val="multilevel"/>
+    <w:tmpl w:val="B24A55E6"/>
+    <w:lvl w:ilvl="0">
+      <w:start w:val="1"/>
+      <w:numFmt w:val="bullet"/>
+      <w:lvlText w:val=""/>
+      <w:lvlJc w:val="left"/>
+      <w:pPr>
+        <w:tabs>
+          <w:tab w:val="num" w:pos="720"/>
+        </w:tabs>
+        <w:ind w:left="720" w:hanging="360"/>
+      </w:pPr>
+      <w:rPr>
+        <w:rFonts w:ascii="Symbol" w:hAnsi="Symbol" w:hint="default"/>
+        <w:sz w:val="20"/>
+      </w:rPr>
+    </w:lvl>
+    <w:lvl w:ilvl="1">
+      <w:start w:val="1"/>
+      <w:numFmt w:val="bullet"/>
+      <w:lvlText w:val="o"/>
+      <w:lvlJc w:val="left"/>
+      <w:pPr>
+        <w:tabs>
+          <w:tab w:val="num" w:pos="1440"/>
+        </w:tabs>
+        <w:ind w:left="1440" w:hanging="360"/>
+      </w:pPr>
+      <w:rPr>
+        <w:rFonts w:ascii="Courier New" w:hAnsi="Courier New" w:hint="default"/>
+        <w:sz w:val="20"/>
+      </w:rPr>
+    </w:lvl>
+    <w:lvl w:ilvl="2" w:tentative="1">
+      <w:start w:val="1"/>
+      <w:numFmt w:val="bullet"/>
+      <w:lvlText w:val=""/>
+      <w:lvlJc w:val="left"/>
+      <w:pPr>
+        <w:tabs>
+          <w:tab w:val="num" w:pos="2160"/>
+        </w:tabs>
+        <w:ind w:left="2160" w:hanging="360"/>
+      </w:pPr>
+      <w:rPr>
+        <w:rFonts w:ascii="Wingdings" w:hAnsi="Wingdings" w:hint="default"/>
+        <w:sz w:val="20"/>
+      </w:rPr>
+    </w:lvl>
+    <w:lvl w:ilvl="3" w:tentative="1">
+      <w:start w:val="1"/>
+      <w:numFmt w:val="bullet"/>
+      <w:lvlText w:val=""/>
+      <w:lvlJc w:val="left"/>
+      <w:pPr>
+        <w:tabs>
+          <w:tab w:val="num" w:pos="2880"/>
+        </w:tabs>
+        <w:ind w:left="2880" w:hanging="360"/>
+      </w:pPr>
+      <w:rPr>
+        <w:rFonts w:ascii="Wingdings" w:hAnsi="Wingdings" w:hint="default"/>
+        <w:sz w:val="20"/>
+      </w:rPr>
+    </w:lvl>
+    <w:lvl w:ilvl="4" w:tentative="1">
+      <w:start w:val="1"/>
+      <w:numFmt w:val="bullet"/>
+      <w:lvlText w:val=""/>
+      <w:lvlJc w:val="left"/>
+      <w:pPr>
+        <w:tabs>
+          <w:tab w:val="num" w:pos="3600"/>
+        </w:tabs>
+        <w:ind w:left="3600" w:hanging="360"/>
+      </w:pPr>
+      <w:rPr>
+        <w:rFonts w:ascii="Wingdings" w:hAnsi="Wingdings" w:hint="default"/>
+        <w:sz w:val="20"/>
+      </w:rPr>
+    </w:lvl>
+    <w:lvl w:ilvl="5" w:tentative="1">
+      <w:start w:val="1"/>
+      <w:numFmt w:val="bullet"/>
+      <w:lvlText w:val=""/>
+      <w:lvlJc w:val="left"/>
+      <w:pPr>
+        <w:tabs>
+          <w:tab w:val="num" w:pos="4320"/>
+        </w:tabs>
+        <w:ind w:left="4320" w:hanging="360"/>
+      </w:pPr>
+      <w:rPr>
+        <w:rFonts w:ascii="Wingdings" w:hAnsi="Wingdings" w:hint="default"/>
+        <w:sz w:val="20"/>
+      </w:rPr>
+    </w:lvl>
+    <w:lvl w:ilvl="6" w:tentative="1">
+      <w:start w:val="1"/>
+      <w:numFmt w:val="bullet"/>
+      <w:lvlText w:val=""/>
+      <w:lvlJc w:val="left"/>
+      <w:pPr>
+        <w:tabs>
+          <w:tab w:val="num" w:pos="5040"/>
+        </w:tabs>
+        <w:ind w:left="5040" w:hanging="360"/>
+      </w:pPr>
+      <w:rPr>
+        <w:rFonts w:ascii="Wingdings" w:hAnsi="Wingdings" w:hint="default"/>
+        <w:sz w:val="20"/>
+      </w:rPr>
+    </w:lvl>
+    <w:lvl w:ilvl="7" w:tentative="1">
+      <w:start w:val="1"/>
+      <w:numFmt w:val="bullet"/>
+      <w:lvlText w:val=""/>
+      <w:lvlJc w:val="left"/>
+      <w:pPr>
+        <w:tabs>
+          <w:tab w:val="num" w:pos="5760"/>
+        </w:tabs>
+        <w:ind w:left="5760" w:hanging="360"/>
+      </w:pPr>
+      <w:rPr>
+        <w:rFonts w:ascii="Wingdings" w:hAnsi="Wingdings" w:hint="default"/>
+        <w:sz w:val="20"/>
+      </w:rPr>
+    </w:lvl>
+    <w:lvl w:ilvl="8" w:tentative="1">
+      <w:start w:val="1"/>
+      <w:numFmt w:val="bullet"/>
+      <w:lvlText w:val=""/>
+      <w:lvlJc w:val="left"/>
+      <w:pPr>
+        <w:tabs>
+          <w:tab w:val="num" w:pos="6480"/>
+        </w:tabs>
+        <w:ind w:left="6480" w:hanging="360"/>
+      </w:pPr>
+      <w:rPr>
+        <w:rFonts w:ascii="Wingdings" w:hAnsi="Wingdings" w:hint="default"/>
+        <w:sz w:val="20"/>
+      </w:rPr>
+    </w:lvl>
+  </w:abstractNum>
+  <w:abstractNum w:abstractNumId="1" w15:restartNumberingAfterBreak="0">
+    <w:nsid w:val="08350992"/>
+    <w:multiLevelType w:val="multilevel"/>
+    <w:tmpl w:val="9FB0AFC4"/>
+    <w:lvl w:ilvl="0">
+      <w:start w:val="1"/>
+      <w:numFmt w:val="bullet"/>
+      <w:lvlText w:val=""/>
+      <w:lvlJc w:val="left"/>
+      <w:pPr>
+        <w:tabs>
+          <w:tab w:val="num" w:pos="720"/>
+        </w:tabs>
+        <w:ind w:left="720" w:hanging="360"/>
+      </w:pPr>
+      <w:rPr>
+        <w:rFonts w:ascii="Symbol" w:hAnsi="Symbol" w:hint="default"/>
+        <w:sz w:val="20"/>
+      </w:rPr>
+    </w:lvl>
+    <w:lvl w:ilvl="1" w:tentative="1">
+      <w:start w:val="1"/>
+      <w:numFmt w:val="bullet"/>
+      <w:lvlText w:val="o"/>
+      <w:lvlJc w:val="left"/>
+      <w:pPr>
+        <w:tabs>
+          <w:tab w:val="num" w:pos="1440"/>
+        </w:tabs>
+        <w:ind w:left="1440" w:hanging="360"/>
+      </w:pPr>
+      <w:rPr>
+        <w:rFonts w:ascii="Courier New" w:hAnsi="Courier New" w:hint="default"/>
+        <w:sz w:val="20"/>
+      </w:rPr>
+    </w:lvl>
+    <w:lvl w:ilvl="2" w:tentative="1">
+      <w:start w:val="1"/>
+      <w:numFmt w:val="bullet"/>
+      <w:lvlText w:val=""/>
+      <w:lvlJc w:val="left"/>
+      <w:pPr>
+        <w:tabs>
+          <w:tab w:val="num" w:pos="2160"/>
+        </w:tabs>
+        <w:ind w:left="2160" w:hanging="360"/>
+      </w:pPr>
+      <w:rPr>
+        <w:rFonts w:ascii="Wingdings" w:hAnsi="Wingdings" w:hint="default"/>
+        <w:sz w:val="20"/>
+      </w:rPr>
+    </w:lvl>
+    <w:lvl w:ilvl="3" w:tentative="1">
+      <w:start w:val="1"/>
+      <w:numFmt w:val="bullet"/>
+      <w:lvlText w:val=""/>
+      <w:lvlJc w:val="left"/>
+      <w:pPr>
+        <w:tabs>
+          <w:tab w:val="num" w:pos="2880"/>
+        </w:tabs>
+        <w:ind w:left="2880" w:hanging="360"/>
+      </w:pPr>
+      <w:rPr>
+        <w:rFonts w:ascii="Wingdings" w:hAnsi="Wingdings" w:hint="default"/>
+        <w:sz w:val="20"/>
+      </w:rPr>
+    </w:lvl>
+    <w:lvl w:ilvl="4" w:tentative="1">
+      <w:start w:val="1"/>
+      <w:numFmt w:val="bullet"/>
+      <w:lvlText w:val=""/>
+      <w:lvlJc w:val="left"/>
+      <w:pPr>
+        <w:tabs>
+          <w:tab w:val="num" w:pos="3600"/>
+        </w:tabs>
+        <w:ind w:left="3600" w:hanging="360"/>
+      </w:pPr>
+      <w:rPr>
+        <w:rFonts w:ascii="Wingdings" w:hAnsi="Wingdings" w:hint="default"/>
+        <w:sz w:val="20"/>
+      </w:rPr>
+    </w:lvl>
+    <w:lvl w:ilvl="5" w:tentative="1">
+      <w:start w:val="1"/>
+      <w:numFmt w:val="bullet"/>
+      <w:lvlText w:val=""/>
+      <w:lvlJc w:val="left"/>
+      <w:pPr>
+        <w:tabs>
+          <w:tab w:val="num" w:pos="4320"/>
+        </w:tabs>
+        <w:ind w:left="4320" w:hanging="360"/>
+      </w:pPr>
+      <w:rPr>
+        <w:rFonts w:ascii="Wingdings" w:hAnsi="Wingdings" w:hint="default"/>
+        <w:sz w:val="20"/>
+      </w:rPr>
+    </w:lvl>
+    <w:lvl w:ilvl="6" w:tentative="1">
+      <w:start w:val="1"/>
+      <w:numFmt w:val="bullet"/>
+      <w:lvlText w:val=""/>
+      <w:lvlJc w:val="left"/>
+      <w:pPr>
+        <w:tabs>
+          <w:tab w:val="num" w:pos="5040"/>
+        </w:tabs>
+        <w:ind w:left="5040" w:hanging="360"/>
+      </w:pPr>
+      <w:rPr>
+        <w:rFonts w:ascii="Wingdings" w:hAnsi="Wingdings" w:hint="default"/>
+        <w:sz w:val="20"/>
+      </w:rPr>
+    </w:lvl>
+    <w:lvl w:ilvl="7" w:tentative="1">
+      <w:start w:val="1"/>
+      <w:numFmt w:val="bullet"/>
+      <w:lvlText w:val=""/>
+      <w:lvlJc w:val="left"/>
+      <w:pPr>
+        <w:tabs>
+          <w:tab w:val="num" w:pos="5760"/>
+        </w:tabs>
+        <w:ind w:left="5760" w:hanging="360"/>
+      </w:pPr>
+      <w:rPr>
+        <w:rFonts w:ascii="Wingdings" w:hAnsi="Wingdings" w:hint="default"/>
+        <w:sz w:val="20"/>
+      </w:rPr>
+    </w:lvl>
+    <w:lvl w:ilvl="8" w:tentative="1">
+      <w:start w:val="1"/>
+      <w:numFmt w:val="bullet"/>
+      <w:lvlText w:val=""/>
+      <w:lvlJc w:val="left"/>
+      <w:pPr>
+        <w:tabs>
+          <w:tab w:val="num" w:pos="6480"/>
+        </w:tabs>
+        <w:ind w:left="6480" w:hanging="360"/>
+      </w:pPr>
+      <w:rPr>
+        <w:rFonts w:ascii="Wingdings" w:hAnsi="Wingdings" w:hint="default"/>
+        <w:sz w:val="20"/>
+      </w:rPr>
+    </w:lvl>
+  </w:abstractNum>
+  <w:abstractNum w:abstractNumId="2" w15:restartNumberingAfterBreak="0">
     <w:nsid w:val="0D453297"/>
     <w:multiLevelType w:val="hybridMultilevel"/>
     <w:tmpl w:val="F0E88662"/>
@@ -29976,7 +33349,156 @@
       </w:rPr>
     </w:lvl>
   </w:abstractNum>
-  <w:abstractNum w:abstractNumId="1" w15:restartNumberingAfterBreak="0">
+  <w:abstractNum w:abstractNumId="3" w15:restartNumberingAfterBreak="0">
+    <w:nsid w:val="15FC2ABE"/>
+    <w:multiLevelType w:val="multilevel"/>
+    <w:tmpl w:val="027CCC4A"/>
+    <w:lvl w:ilvl="0">
+      <w:start w:val="1"/>
+      <w:numFmt w:val="bullet"/>
+      <w:lvlText w:val=""/>
+      <w:lvlJc w:val="left"/>
+      <w:pPr>
+        <w:tabs>
+          <w:tab w:val="num" w:pos="720"/>
+        </w:tabs>
+        <w:ind w:left="720" w:hanging="360"/>
+      </w:pPr>
+      <w:rPr>
+        <w:rFonts w:ascii="Symbol" w:hAnsi="Symbol" w:hint="default"/>
+        <w:sz w:val="20"/>
+      </w:rPr>
+    </w:lvl>
+    <w:lvl w:ilvl="1" w:tentative="1">
+      <w:start w:val="1"/>
+      <w:numFmt w:val="bullet"/>
+      <w:lvlText w:val="o"/>
+      <w:lvlJc w:val="left"/>
+      <w:pPr>
+        <w:tabs>
+          <w:tab w:val="num" w:pos="1440"/>
+        </w:tabs>
+        <w:ind w:left="1440" w:hanging="360"/>
+      </w:pPr>
+      <w:rPr>
+        <w:rFonts w:ascii="Courier New" w:hAnsi="Courier New" w:hint="default"/>
+        <w:sz w:val="20"/>
+      </w:rPr>
+    </w:lvl>
+    <w:lvl w:ilvl="2" w:tentative="1">
+      <w:start w:val="1"/>
+      <w:numFmt w:val="bullet"/>
+      <w:lvlText w:val=""/>
+      <w:lvlJc w:val="left"/>
+      <w:pPr>
+        <w:tabs>
+          <w:tab w:val="num" w:pos="2160"/>
+        </w:tabs>
+        <w:ind w:left="2160" w:hanging="360"/>
+      </w:pPr>
+      <w:rPr>
+        <w:rFonts w:ascii="Wingdings" w:hAnsi="Wingdings" w:hint="default"/>
+        <w:sz w:val="20"/>
+      </w:rPr>
+    </w:lvl>
+    <w:lvl w:ilvl="3" w:tentative="1">
+      <w:start w:val="1"/>
+      <w:numFmt w:val="bullet"/>
+      <w:lvlText w:val=""/>
+      <w:lvlJc w:val="left"/>
+      <w:pPr>
+        <w:tabs>
+          <w:tab w:val="num" w:pos="2880"/>
+        </w:tabs>
+        <w:ind w:left="2880" w:hanging="360"/>
+      </w:pPr>
+      <w:rPr>
+        <w:rFonts w:ascii="Wingdings" w:hAnsi="Wingdings" w:hint="default"/>
+        <w:sz w:val="20"/>
+      </w:rPr>
+    </w:lvl>
+    <w:lvl w:ilvl="4" w:tentative="1">
+      <w:start w:val="1"/>
+      <w:numFmt w:val="bullet"/>
+      <w:lvlText w:val=""/>
+      <w:lvlJc w:val="left"/>
+      <w:pPr>
+        <w:tabs>
+          <w:tab w:val="num" w:pos="3600"/>
+        </w:tabs>
+        <w:ind w:left="3600" w:hanging="360"/>
+      </w:pPr>
+      <w:rPr>
+        <w:rFonts w:ascii="Wingdings" w:hAnsi="Wingdings" w:hint="default"/>
+        <w:sz w:val="20"/>
+      </w:rPr>
+    </w:lvl>
+    <w:lvl w:ilvl="5" w:tentative="1">
+      <w:start w:val="1"/>
+      <w:numFmt w:val="bullet"/>
+      <w:lvlText w:val=""/>
+      <w:lvlJc w:val="left"/>
+      <w:pPr>
+        <w:tabs>
+          <w:tab w:val="num" w:pos="4320"/>
+        </w:tabs>
+        <w:ind w:left="4320" w:hanging="360"/>
+      </w:pPr>
+      <w:rPr>
+        <w:rFonts w:ascii="Wingdings" w:hAnsi="Wingdings" w:hint="default"/>
+        <w:sz w:val="20"/>
+      </w:rPr>
+    </w:lvl>
+    <w:lvl w:ilvl="6" w:tentative="1">
+      <w:start w:val="1"/>
+      <w:numFmt w:val="bullet"/>
+      <w:lvlText w:val=""/>
+      <w:lvlJc w:val="left"/>
+      <w:pPr>
+        <w:tabs>
+          <w:tab w:val="num" w:pos="5040"/>
+        </w:tabs>
+        <w:ind w:left="5040" w:hanging="360"/>
+      </w:pPr>
+      <w:rPr>
+        <w:rFonts w:ascii="Wingdings" w:hAnsi="Wingdings" w:hint="default"/>
+        <w:sz w:val="20"/>
+      </w:rPr>
+    </w:lvl>
+    <w:lvl w:ilvl="7" w:tentative="1">
+      <w:start w:val="1"/>
+      <w:numFmt w:val="bullet"/>
+      <w:lvlText w:val=""/>
+      <w:lvlJc w:val="left"/>
+      <w:pPr>
+        <w:tabs>
+          <w:tab w:val="num" w:pos="5760"/>
+        </w:tabs>
+        <w:ind w:left="5760" w:hanging="360"/>
+      </w:pPr>
+      <w:rPr>
+        <w:rFonts w:ascii="Wingdings" w:hAnsi="Wingdings" w:hint="default"/>
+        <w:sz w:val="20"/>
+      </w:rPr>
+    </w:lvl>
+    <w:lvl w:ilvl="8" w:tentative="1">
+      <w:start w:val="1"/>
+      <w:numFmt w:val="bullet"/>
+      <w:lvlText w:val=""/>
+      <w:lvlJc w:val="left"/>
+      <w:pPr>
+        <w:tabs>
+          <w:tab w:val="num" w:pos="6480"/>
+        </w:tabs>
+        <w:ind w:left="6480" w:hanging="360"/>
+      </w:pPr>
+      <w:rPr>
+        <w:rFonts w:ascii="Wingdings" w:hAnsi="Wingdings" w:hint="default"/>
+        <w:sz w:val="20"/>
+      </w:rPr>
+    </w:lvl>
+  </w:abstractNum>
+  <w:abstractNum w:abstractNumId="4" w15:restartNumberingAfterBreak="0">
     <w:nsid w:val="17263B2B"/>
     <w:multiLevelType w:val="singleLevel"/>
     <w:tmpl w:val="4E322FE8"/>
@@ -29998,7 +33520,7 @@
       </w:rPr>
     </w:lvl>
   </w:abstractNum>
-  <w:abstractNum w:abstractNumId="2" w15:restartNumberingAfterBreak="0">
+  <w:abstractNum w:abstractNumId="5" w15:restartNumberingAfterBreak="0">
     <w:nsid w:val="19631B7E"/>
     <w:multiLevelType w:val="singleLevel"/>
     <w:tmpl w:val="6A083BEE"/>
@@ -30020,7 +33542,1014 @@
       </w:rPr>
     </w:lvl>
   </w:abstractNum>
-  <w:abstractNum w:abstractNumId="3" w15:restartNumberingAfterBreak="0">
+  <w:abstractNum w:abstractNumId="6" w15:restartNumberingAfterBreak="0">
+    <w:nsid w:val="1F762807"/>
+    <w:multiLevelType w:val="multilevel"/>
+    <w:tmpl w:val="B1FC90E4"/>
+    <w:lvl w:ilvl="0">
+      <w:start w:val="1"/>
+      <w:numFmt w:val="bullet"/>
+      <w:lvlText w:val=""/>
+      <w:lvlJc w:val="left"/>
+      <w:pPr>
+        <w:tabs>
+          <w:tab w:val="num" w:pos="720"/>
+        </w:tabs>
+        <w:ind w:left="720" w:hanging="360"/>
+      </w:pPr>
+      <w:rPr>
+        <w:rFonts w:ascii="Symbol" w:hAnsi="Symbol" w:hint="default"/>
+        <w:sz w:val="20"/>
+      </w:rPr>
+    </w:lvl>
+    <w:lvl w:ilvl="1" w:tentative="1">
+      <w:start w:val="1"/>
+      <w:numFmt w:val="bullet"/>
+      <w:lvlText w:val="o"/>
+      <w:lvlJc w:val="left"/>
+      <w:pPr>
+        <w:tabs>
+          <w:tab w:val="num" w:pos="1440"/>
+        </w:tabs>
+        <w:ind w:left="1440" w:hanging="360"/>
+      </w:pPr>
+      <w:rPr>
+        <w:rFonts w:ascii="Courier New" w:hAnsi="Courier New" w:hint="default"/>
+        <w:sz w:val="20"/>
+      </w:rPr>
+    </w:lvl>
+    <w:lvl w:ilvl="2" w:tentative="1">
+      <w:start w:val="1"/>
+      <w:numFmt w:val="bullet"/>
+      <w:lvlText w:val=""/>
+      <w:lvlJc w:val="left"/>
+      <w:pPr>
+        <w:tabs>
+          <w:tab w:val="num" w:pos="2160"/>
+        </w:tabs>
+        <w:ind w:left="2160" w:hanging="360"/>
+      </w:pPr>
+      <w:rPr>
+        <w:rFonts w:ascii="Wingdings" w:hAnsi="Wingdings" w:hint="default"/>
+        <w:sz w:val="20"/>
+      </w:rPr>
+    </w:lvl>
+    <w:lvl w:ilvl="3" w:tentative="1">
+      <w:start w:val="1"/>
+      <w:numFmt w:val="bullet"/>
+      <w:lvlText w:val=""/>
+      <w:lvlJc w:val="left"/>
+      <w:pPr>
+        <w:tabs>
+          <w:tab w:val="num" w:pos="2880"/>
+        </w:tabs>
+        <w:ind w:left="2880" w:hanging="360"/>
+      </w:pPr>
+      <w:rPr>
+        <w:rFonts w:ascii="Wingdings" w:hAnsi="Wingdings" w:hint="default"/>
+        <w:sz w:val="20"/>
+      </w:rPr>
+    </w:lvl>
+    <w:lvl w:ilvl="4" w:tentative="1">
+      <w:start w:val="1"/>
+      <w:numFmt w:val="bullet"/>
+      <w:lvlText w:val=""/>
+      <w:lvlJc w:val="left"/>
+      <w:pPr>
+        <w:tabs>
+          <w:tab w:val="num" w:pos="3600"/>
+        </w:tabs>
+        <w:ind w:left="3600" w:hanging="360"/>
+      </w:pPr>
+      <w:rPr>
+        <w:rFonts w:ascii="Wingdings" w:hAnsi="Wingdings" w:hint="default"/>
+        <w:sz w:val="20"/>
+      </w:rPr>
+    </w:lvl>
+    <w:lvl w:ilvl="5" w:tentative="1">
+      <w:start w:val="1"/>
+      <w:numFmt w:val="bullet"/>
+      <w:lvlText w:val=""/>
+      <w:lvlJc w:val="left"/>
+      <w:pPr>
+        <w:tabs>
+          <w:tab w:val="num" w:pos="4320"/>
+        </w:tabs>
+        <w:ind w:left="4320" w:hanging="360"/>
+      </w:pPr>
+      <w:rPr>
+        <w:rFonts w:ascii="Wingdings" w:hAnsi="Wingdings" w:hint="default"/>
+        <w:sz w:val="20"/>
+      </w:rPr>
+    </w:lvl>
+    <w:lvl w:ilvl="6" w:tentative="1">
+      <w:start w:val="1"/>
+      <w:numFmt w:val="bullet"/>
+      <w:lvlText w:val=""/>
+      <w:lvlJc w:val="left"/>
+      <w:pPr>
+        <w:tabs>
+          <w:tab w:val="num" w:pos="5040"/>
+        </w:tabs>
+        <w:ind w:left="5040" w:hanging="360"/>
+      </w:pPr>
+      <w:rPr>
+        <w:rFonts w:ascii="Wingdings" w:hAnsi="Wingdings" w:hint="default"/>
+        <w:sz w:val="20"/>
+      </w:rPr>
+    </w:lvl>
+    <w:lvl w:ilvl="7" w:tentative="1">
+      <w:start w:val="1"/>
+      <w:numFmt w:val="bullet"/>
+      <w:lvlText w:val=""/>
+      <w:lvlJc w:val="left"/>
+      <w:pPr>
+        <w:tabs>
+          <w:tab w:val="num" w:pos="5760"/>
+        </w:tabs>
+        <w:ind w:left="5760" w:hanging="360"/>
+      </w:pPr>
+      <w:rPr>
+        <w:rFonts w:ascii="Wingdings" w:hAnsi="Wingdings" w:hint="default"/>
+        <w:sz w:val="20"/>
+      </w:rPr>
+    </w:lvl>
+    <w:lvl w:ilvl="8" w:tentative="1">
+      <w:start w:val="1"/>
+      <w:numFmt w:val="bullet"/>
+      <w:lvlText w:val=""/>
+      <w:lvlJc w:val="left"/>
+      <w:pPr>
+        <w:tabs>
+          <w:tab w:val="num" w:pos="6480"/>
+        </w:tabs>
+        <w:ind w:left="6480" w:hanging="360"/>
+      </w:pPr>
+      <w:rPr>
+        <w:rFonts w:ascii="Wingdings" w:hAnsi="Wingdings" w:hint="default"/>
+        <w:sz w:val="20"/>
+      </w:rPr>
+    </w:lvl>
+  </w:abstractNum>
+  <w:abstractNum w:abstractNumId="7" w15:restartNumberingAfterBreak="0">
+    <w:nsid w:val="1FE258E8"/>
+    <w:multiLevelType w:val="multilevel"/>
+    <w:tmpl w:val="0F98AA4C"/>
+    <w:lvl w:ilvl="0">
+      <w:start w:val="1"/>
+      <w:numFmt w:val="bullet"/>
+      <w:lvlText w:val=""/>
+      <w:lvlJc w:val="left"/>
+      <w:pPr>
+        <w:tabs>
+          <w:tab w:val="num" w:pos="720"/>
+        </w:tabs>
+        <w:ind w:left="720" w:hanging="360"/>
+      </w:pPr>
+      <w:rPr>
+        <w:rFonts w:ascii="Symbol" w:hAnsi="Symbol" w:hint="default"/>
+        <w:sz w:val="20"/>
+      </w:rPr>
+    </w:lvl>
+    <w:lvl w:ilvl="1" w:tentative="1">
+      <w:start w:val="1"/>
+      <w:numFmt w:val="bullet"/>
+      <w:lvlText w:val="o"/>
+      <w:lvlJc w:val="left"/>
+      <w:pPr>
+        <w:tabs>
+          <w:tab w:val="num" w:pos="1440"/>
+        </w:tabs>
+        <w:ind w:left="1440" w:hanging="360"/>
+      </w:pPr>
+      <w:rPr>
+        <w:rFonts w:ascii="Courier New" w:hAnsi="Courier New" w:hint="default"/>
+        <w:sz w:val="20"/>
+      </w:rPr>
+    </w:lvl>
+    <w:lvl w:ilvl="2" w:tentative="1">
+      <w:start w:val="1"/>
+      <w:numFmt w:val="bullet"/>
+      <w:lvlText w:val=""/>
+      <w:lvlJc w:val="left"/>
+      <w:pPr>
+        <w:tabs>
+          <w:tab w:val="num" w:pos="2160"/>
+        </w:tabs>
+        <w:ind w:left="2160" w:hanging="360"/>
+      </w:pPr>
+      <w:rPr>
+        <w:rFonts w:ascii="Wingdings" w:hAnsi="Wingdings" w:hint="default"/>
+        <w:sz w:val="20"/>
+      </w:rPr>
+    </w:lvl>
+    <w:lvl w:ilvl="3" w:tentative="1">
+      <w:start w:val="1"/>
+      <w:numFmt w:val="bullet"/>
+      <w:lvlText w:val=""/>
+      <w:lvlJc w:val="left"/>
+      <w:pPr>
+        <w:tabs>
+          <w:tab w:val="num" w:pos="2880"/>
+        </w:tabs>
+        <w:ind w:left="2880" w:hanging="360"/>
+      </w:pPr>
+      <w:rPr>
+        <w:rFonts w:ascii="Wingdings" w:hAnsi="Wingdings" w:hint="default"/>
+        <w:sz w:val="20"/>
+      </w:rPr>
+    </w:lvl>
+    <w:lvl w:ilvl="4" w:tentative="1">
+      <w:start w:val="1"/>
+      <w:numFmt w:val="bullet"/>
+      <w:lvlText w:val=""/>
+      <w:lvlJc w:val="left"/>
+      <w:pPr>
+        <w:tabs>
+          <w:tab w:val="num" w:pos="3600"/>
+        </w:tabs>
+        <w:ind w:left="3600" w:hanging="360"/>
+      </w:pPr>
+      <w:rPr>
+        <w:rFonts w:ascii="Wingdings" w:hAnsi="Wingdings" w:hint="default"/>
+        <w:sz w:val="20"/>
+      </w:rPr>
+    </w:lvl>
+    <w:lvl w:ilvl="5" w:tentative="1">
+      <w:start w:val="1"/>
+      <w:numFmt w:val="bullet"/>
+      <w:lvlText w:val=""/>
+      <w:lvlJc w:val="left"/>
+      <w:pPr>
+        <w:tabs>
+          <w:tab w:val="num" w:pos="4320"/>
+        </w:tabs>
+        <w:ind w:left="4320" w:hanging="360"/>
+      </w:pPr>
+      <w:rPr>
+        <w:rFonts w:ascii="Wingdings" w:hAnsi="Wingdings" w:hint="default"/>
+        <w:sz w:val="20"/>
+      </w:rPr>
+    </w:lvl>
+    <w:lvl w:ilvl="6" w:tentative="1">
+      <w:start w:val="1"/>
+      <w:numFmt w:val="bullet"/>
+      <w:lvlText w:val=""/>
+      <w:lvlJc w:val="left"/>
+      <w:pPr>
+        <w:tabs>
+          <w:tab w:val="num" w:pos="5040"/>
+        </w:tabs>
+        <w:ind w:left="5040" w:hanging="360"/>
+      </w:pPr>
+      <w:rPr>
+        <w:rFonts w:ascii="Wingdings" w:hAnsi="Wingdings" w:hint="default"/>
+        <w:sz w:val="20"/>
+      </w:rPr>
+    </w:lvl>
+    <w:lvl w:ilvl="7" w:tentative="1">
+      <w:start w:val="1"/>
+      <w:numFmt w:val="bullet"/>
+      <w:lvlText w:val=""/>
+      <w:lvlJc w:val="left"/>
+      <w:pPr>
+        <w:tabs>
+          <w:tab w:val="num" w:pos="5760"/>
+        </w:tabs>
+        <w:ind w:left="5760" w:hanging="360"/>
+      </w:pPr>
+      <w:rPr>
+        <w:rFonts w:ascii="Wingdings" w:hAnsi="Wingdings" w:hint="default"/>
+        <w:sz w:val="20"/>
+      </w:rPr>
+    </w:lvl>
+    <w:lvl w:ilvl="8" w:tentative="1">
+      <w:start w:val="1"/>
+      <w:numFmt w:val="bullet"/>
+      <w:lvlText w:val=""/>
+      <w:lvlJc w:val="left"/>
+      <w:pPr>
+        <w:tabs>
+          <w:tab w:val="num" w:pos="6480"/>
+        </w:tabs>
+        <w:ind w:left="6480" w:hanging="360"/>
+      </w:pPr>
+      <w:rPr>
+        <w:rFonts w:ascii="Wingdings" w:hAnsi="Wingdings" w:hint="default"/>
+        <w:sz w:val="20"/>
+      </w:rPr>
+    </w:lvl>
+  </w:abstractNum>
+  <w:abstractNum w:abstractNumId="8" w15:restartNumberingAfterBreak="0">
+    <w:nsid w:val="20C852CA"/>
+    <w:multiLevelType w:val="multilevel"/>
+    <w:tmpl w:val="8F7C2B6C"/>
+    <w:lvl w:ilvl="0">
+      <w:start w:val="1"/>
+      <w:numFmt w:val="bullet"/>
+      <w:lvlText w:val=""/>
+      <w:lvlJc w:val="left"/>
+      <w:pPr>
+        <w:tabs>
+          <w:tab w:val="num" w:pos="720"/>
+        </w:tabs>
+        <w:ind w:left="720" w:hanging="360"/>
+      </w:pPr>
+      <w:rPr>
+        <w:rFonts w:ascii="Symbol" w:hAnsi="Symbol" w:hint="default"/>
+        <w:sz w:val="20"/>
+      </w:rPr>
+    </w:lvl>
+    <w:lvl w:ilvl="1" w:tentative="1">
+      <w:start w:val="1"/>
+      <w:numFmt w:val="bullet"/>
+      <w:lvlText w:val="o"/>
+      <w:lvlJc w:val="left"/>
+      <w:pPr>
+        <w:tabs>
+          <w:tab w:val="num" w:pos="1440"/>
+        </w:tabs>
+        <w:ind w:left="1440" w:hanging="360"/>
+      </w:pPr>
+      <w:rPr>
+        <w:rFonts w:ascii="Courier New" w:hAnsi="Courier New" w:hint="default"/>
+        <w:sz w:val="20"/>
+      </w:rPr>
+    </w:lvl>
+    <w:lvl w:ilvl="2" w:tentative="1">
+      <w:start w:val="1"/>
+      <w:numFmt w:val="bullet"/>
+      <w:lvlText w:val=""/>
+      <w:lvlJc w:val="left"/>
+      <w:pPr>
+        <w:tabs>
+          <w:tab w:val="num" w:pos="2160"/>
+        </w:tabs>
+        <w:ind w:left="2160" w:hanging="360"/>
+      </w:pPr>
+      <w:rPr>
+        <w:rFonts w:ascii="Wingdings" w:hAnsi="Wingdings" w:hint="default"/>
+        <w:sz w:val="20"/>
+      </w:rPr>
+    </w:lvl>
+    <w:lvl w:ilvl="3" w:tentative="1">
+      <w:start w:val="1"/>
+      <w:numFmt w:val="bullet"/>
+      <w:lvlText w:val=""/>
+      <w:lvlJc w:val="left"/>
+      <w:pPr>
+        <w:tabs>
+          <w:tab w:val="num" w:pos="2880"/>
+        </w:tabs>
+        <w:ind w:left="2880" w:hanging="360"/>
+      </w:pPr>
+      <w:rPr>
+        <w:rFonts w:ascii="Wingdings" w:hAnsi="Wingdings" w:hint="default"/>
+        <w:sz w:val="20"/>
+      </w:rPr>
+    </w:lvl>
+    <w:lvl w:ilvl="4" w:tentative="1">
+      <w:start w:val="1"/>
+      <w:numFmt w:val="bullet"/>
+      <w:lvlText w:val=""/>
+      <w:lvlJc w:val="left"/>
+      <w:pPr>
+        <w:tabs>
+          <w:tab w:val="num" w:pos="3600"/>
+        </w:tabs>
+        <w:ind w:left="3600" w:hanging="360"/>
+      </w:pPr>
+      <w:rPr>
+        <w:rFonts w:ascii="Wingdings" w:hAnsi="Wingdings" w:hint="default"/>
+        <w:sz w:val="20"/>
+      </w:rPr>
+    </w:lvl>
+    <w:lvl w:ilvl="5" w:tentative="1">
+      <w:start w:val="1"/>
+      <w:numFmt w:val="bullet"/>
+      <w:lvlText w:val=""/>
+      <w:lvlJc w:val="left"/>
+      <w:pPr>
+        <w:tabs>
+          <w:tab w:val="num" w:pos="4320"/>
+        </w:tabs>
+        <w:ind w:left="4320" w:hanging="360"/>
+      </w:pPr>
+      <w:rPr>
+        <w:rFonts w:ascii="Wingdings" w:hAnsi="Wingdings" w:hint="default"/>
+        <w:sz w:val="20"/>
+      </w:rPr>
+    </w:lvl>
+    <w:lvl w:ilvl="6" w:tentative="1">
+      <w:start w:val="1"/>
+      <w:numFmt w:val="bullet"/>
+      <w:lvlText w:val=""/>
+      <w:lvlJc w:val="left"/>
+      <w:pPr>
+        <w:tabs>
+          <w:tab w:val="num" w:pos="5040"/>
+        </w:tabs>
+        <w:ind w:left="5040" w:hanging="360"/>
+      </w:pPr>
+      <w:rPr>
+        <w:rFonts w:ascii="Wingdings" w:hAnsi="Wingdings" w:hint="default"/>
+        <w:sz w:val="20"/>
+      </w:rPr>
+    </w:lvl>
+    <w:lvl w:ilvl="7" w:tentative="1">
+      <w:start w:val="1"/>
+      <w:numFmt w:val="bullet"/>
+      <w:lvlText w:val=""/>
+      <w:lvlJc w:val="left"/>
+      <w:pPr>
+        <w:tabs>
+          <w:tab w:val="num" w:pos="5760"/>
+        </w:tabs>
+        <w:ind w:left="5760" w:hanging="360"/>
+      </w:pPr>
+      <w:rPr>
+        <w:rFonts w:ascii="Wingdings" w:hAnsi="Wingdings" w:hint="default"/>
+        <w:sz w:val="20"/>
+      </w:rPr>
+    </w:lvl>
+    <w:lvl w:ilvl="8" w:tentative="1">
+      <w:start w:val="1"/>
+      <w:numFmt w:val="bullet"/>
+      <w:lvlText w:val=""/>
+      <w:lvlJc w:val="left"/>
+      <w:pPr>
+        <w:tabs>
+          <w:tab w:val="num" w:pos="6480"/>
+        </w:tabs>
+        <w:ind w:left="6480" w:hanging="360"/>
+      </w:pPr>
+      <w:rPr>
+        <w:rFonts w:ascii="Wingdings" w:hAnsi="Wingdings" w:hint="default"/>
+        <w:sz w:val="20"/>
+      </w:rPr>
+    </w:lvl>
+  </w:abstractNum>
+  <w:abstractNum w:abstractNumId="9" w15:restartNumberingAfterBreak="0">
+    <w:nsid w:val="219503DC"/>
+    <w:multiLevelType w:val="multilevel"/>
+    <w:tmpl w:val="8D3CAD5E"/>
+    <w:lvl w:ilvl="0">
+      <w:start w:val="1"/>
+      <w:numFmt w:val="bullet"/>
+      <w:lvlText w:val=""/>
+      <w:lvlJc w:val="left"/>
+      <w:pPr>
+        <w:tabs>
+          <w:tab w:val="num" w:pos="720"/>
+        </w:tabs>
+        <w:ind w:left="720" w:hanging="360"/>
+      </w:pPr>
+      <w:rPr>
+        <w:rFonts w:ascii="Symbol" w:hAnsi="Symbol" w:hint="default"/>
+        <w:sz w:val="20"/>
+      </w:rPr>
+    </w:lvl>
+    <w:lvl w:ilvl="1" w:tentative="1">
+      <w:start w:val="1"/>
+      <w:numFmt w:val="bullet"/>
+      <w:lvlText w:val="o"/>
+      <w:lvlJc w:val="left"/>
+      <w:pPr>
+        <w:tabs>
+          <w:tab w:val="num" w:pos="1440"/>
+        </w:tabs>
+        <w:ind w:left="1440" w:hanging="360"/>
+      </w:pPr>
+      <w:rPr>
+        <w:rFonts w:ascii="Courier New" w:hAnsi="Courier New" w:hint="default"/>
+        <w:sz w:val="20"/>
+      </w:rPr>
+    </w:lvl>
+    <w:lvl w:ilvl="2" w:tentative="1">
+      <w:start w:val="1"/>
+      <w:numFmt w:val="bullet"/>
+      <w:lvlText w:val=""/>
+      <w:lvlJc w:val="left"/>
+      <w:pPr>
+        <w:tabs>
+          <w:tab w:val="num" w:pos="2160"/>
+        </w:tabs>
+        <w:ind w:left="2160" w:hanging="360"/>
+      </w:pPr>
+      <w:rPr>
+        <w:rFonts w:ascii="Wingdings" w:hAnsi="Wingdings" w:hint="default"/>
+        <w:sz w:val="20"/>
+      </w:rPr>
+    </w:lvl>
+    <w:lvl w:ilvl="3" w:tentative="1">
+      <w:start w:val="1"/>
+      <w:numFmt w:val="bullet"/>
+      <w:lvlText w:val=""/>
+      <w:lvlJc w:val="left"/>
+      <w:pPr>
+        <w:tabs>
+          <w:tab w:val="num" w:pos="2880"/>
+        </w:tabs>
+        <w:ind w:left="2880" w:hanging="360"/>
+      </w:pPr>
+      <w:rPr>
+        <w:rFonts w:ascii="Wingdings" w:hAnsi="Wingdings" w:hint="default"/>
+        <w:sz w:val="20"/>
+      </w:rPr>
+    </w:lvl>
+    <w:lvl w:ilvl="4" w:tentative="1">
+      <w:start w:val="1"/>
+      <w:numFmt w:val="bullet"/>
+      <w:lvlText w:val=""/>
+      <w:lvlJc w:val="left"/>
+      <w:pPr>
+        <w:tabs>
+          <w:tab w:val="num" w:pos="3600"/>
+        </w:tabs>
+        <w:ind w:left="3600" w:hanging="360"/>
+      </w:pPr>
+      <w:rPr>
+        <w:rFonts w:ascii="Wingdings" w:hAnsi="Wingdings" w:hint="default"/>
+        <w:sz w:val="20"/>
+      </w:rPr>
+    </w:lvl>
+    <w:lvl w:ilvl="5" w:tentative="1">
+      <w:start w:val="1"/>
+      <w:numFmt w:val="bullet"/>
+      <w:lvlText w:val=""/>
+      <w:lvlJc w:val="left"/>
+      <w:pPr>
+        <w:tabs>
+          <w:tab w:val="num" w:pos="4320"/>
+        </w:tabs>
+        <w:ind w:left="4320" w:hanging="360"/>
+      </w:pPr>
+      <w:rPr>
+        <w:rFonts w:ascii="Wingdings" w:hAnsi="Wingdings" w:hint="default"/>
+        <w:sz w:val="20"/>
+      </w:rPr>
+    </w:lvl>
+    <w:lvl w:ilvl="6" w:tentative="1">
+      <w:start w:val="1"/>
+      <w:numFmt w:val="bullet"/>
+      <w:lvlText w:val=""/>
+      <w:lvlJc w:val="left"/>
+      <w:pPr>
+        <w:tabs>
+          <w:tab w:val="num" w:pos="5040"/>
+        </w:tabs>
+        <w:ind w:left="5040" w:hanging="360"/>
+      </w:pPr>
+      <w:rPr>
+        <w:rFonts w:ascii="Wingdings" w:hAnsi="Wingdings" w:hint="default"/>
+        <w:sz w:val="20"/>
+      </w:rPr>
+    </w:lvl>
+    <w:lvl w:ilvl="7" w:tentative="1">
+      <w:start w:val="1"/>
+      <w:numFmt w:val="bullet"/>
+      <w:lvlText w:val=""/>
+      <w:lvlJc w:val="left"/>
+      <w:pPr>
+        <w:tabs>
+          <w:tab w:val="num" w:pos="5760"/>
+        </w:tabs>
+        <w:ind w:left="5760" w:hanging="360"/>
+      </w:pPr>
+      <w:rPr>
+        <w:rFonts w:ascii="Wingdings" w:hAnsi="Wingdings" w:hint="default"/>
+        <w:sz w:val="20"/>
+      </w:rPr>
+    </w:lvl>
+    <w:lvl w:ilvl="8" w:tentative="1">
+      <w:start w:val="1"/>
+      <w:numFmt w:val="bullet"/>
+      <w:lvlText w:val=""/>
+      <w:lvlJc w:val="left"/>
+      <w:pPr>
+        <w:tabs>
+          <w:tab w:val="num" w:pos="6480"/>
+        </w:tabs>
+        <w:ind w:left="6480" w:hanging="360"/>
+      </w:pPr>
+      <w:rPr>
+        <w:rFonts w:ascii="Wingdings" w:hAnsi="Wingdings" w:hint="default"/>
+        <w:sz w:val="20"/>
+      </w:rPr>
+    </w:lvl>
+  </w:abstractNum>
+  <w:abstractNum w:abstractNumId="10" w15:restartNumberingAfterBreak="0">
+    <w:nsid w:val="24D77B70"/>
+    <w:multiLevelType w:val="multilevel"/>
+    <w:tmpl w:val="9E0E0468"/>
+    <w:lvl w:ilvl="0">
+      <w:start w:val="1"/>
+      <w:numFmt w:val="bullet"/>
+      <w:lvlText w:val=""/>
+      <w:lvlJc w:val="left"/>
+      <w:pPr>
+        <w:tabs>
+          <w:tab w:val="num" w:pos="720"/>
+        </w:tabs>
+        <w:ind w:left="720" w:hanging="360"/>
+      </w:pPr>
+      <w:rPr>
+        <w:rFonts w:ascii="Symbol" w:hAnsi="Symbol" w:hint="default"/>
+        <w:sz w:val="20"/>
+      </w:rPr>
+    </w:lvl>
+    <w:lvl w:ilvl="1" w:tentative="1">
+      <w:start w:val="1"/>
+      <w:numFmt w:val="bullet"/>
+      <w:lvlText w:val="o"/>
+      <w:lvlJc w:val="left"/>
+      <w:pPr>
+        <w:tabs>
+          <w:tab w:val="num" w:pos="1440"/>
+        </w:tabs>
+        <w:ind w:left="1440" w:hanging="360"/>
+      </w:pPr>
+      <w:rPr>
+        <w:rFonts w:ascii="Courier New" w:hAnsi="Courier New" w:hint="default"/>
+        <w:sz w:val="20"/>
+      </w:rPr>
+    </w:lvl>
+    <w:lvl w:ilvl="2" w:tentative="1">
+      <w:start w:val="1"/>
+      <w:numFmt w:val="bullet"/>
+      <w:lvlText w:val=""/>
+      <w:lvlJc w:val="left"/>
+      <w:pPr>
+        <w:tabs>
+          <w:tab w:val="num" w:pos="2160"/>
+        </w:tabs>
+        <w:ind w:left="2160" w:hanging="360"/>
+      </w:pPr>
+      <w:rPr>
+        <w:rFonts w:ascii="Wingdings" w:hAnsi="Wingdings" w:hint="default"/>
+        <w:sz w:val="20"/>
+      </w:rPr>
+    </w:lvl>
+    <w:lvl w:ilvl="3" w:tentative="1">
+      <w:start w:val="1"/>
+      <w:numFmt w:val="bullet"/>
+      <w:lvlText w:val=""/>
+      <w:lvlJc w:val="left"/>
+      <w:pPr>
+        <w:tabs>
+          <w:tab w:val="num" w:pos="2880"/>
+        </w:tabs>
+        <w:ind w:left="2880" w:hanging="360"/>
+      </w:pPr>
+      <w:rPr>
+        <w:rFonts w:ascii="Wingdings" w:hAnsi="Wingdings" w:hint="default"/>
+        <w:sz w:val="20"/>
+      </w:rPr>
+    </w:lvl>
+    <w:lvl w:ilvl="4" w:tentative="1">
+      <w:start w:val="1"/>
+      <w:numFmt w:val="bullet"/>
+      <w:lvlText w:val=""/>
+      <w:lvlJc w:val="left"/>
+      <w:pPr>
+        <w:tabs>
+          <w:tab w:val="num" w:pos="3600"/>
+        </w:tabs>
+        <w:ind w:left="3600" w:hanging="360"/>
+      </w:pPr>
+      <w:rPr>
+        <w:rFonts w:ascii="Wingdings" w:hAnsi="Wingdings" w:hint="default"/>
+        <w:sz w:val="20"/>
+      </w:rPr>
+    </w:lvl>
+    <w:lvl w:ilvl="5" w:tentative="1">
+      <w:start w:val="1"/>
+      <w:numFmt w:val="bullet"/>
+      <w:lvlText w:val=""/>
+      <w:lvlJc w:val="left"/>
+      <w:pPr>
+        <w:tabs>
+          <w:tab w:val="num" w:pos="4320"/>
+        </w:tabs>
+        <w:ind w:left="4320" w:hanging="360"/>
+      </w:pPr>
+      <w:rPr>
+        <w:rFonts w:ascii="Wingdings" w:hAnsi="Wingdings" w:hint="default"/>
+        <w:sz w:val="20"/>
+      </w:rPr>
+    </w:lvl>
+    <w:lvl w:ilvl="6" w:tentative="1">
+      <w:start w:val="1"/>
+      <w:numFmt w:val="bullet"/>
+      <w:lvlText w:val=""/>
+      <w:lvlJc w:val="left"/>
+      <w:pPr>
+        <w:tabs>
+          <w:tab w:val="num" w:pos="5040"/>
+        </w:tabs>
+        <w:ind w:left="5040" w:hanging="360"/>
+      </w:pPr>
+      <w:rPr>
+        <w:rFonts w:ascii="Wingdings" w:hAnsi="Wingdings" w:hint="default"/>
+        <w:sz w:val="20"/>
+      </w:rPr>
+    </w:lvl>
+    <w:lvl w:ilvl="7" w:tentative="1">
+      <w:start w:val="1"/>
+      <w:numFmt w:val="bullet"/>
+      <w:lvlText w:val=""/>
+      <w:lvlJc w:val="left"/>
+      <w:pPr>
+        <w:tabs>
+          <w:tab w:val="num" w:pos="5760"/>
+        </w:tabs>
+        <w:ind w:left="5760" w:hanging="360"/>
+      </w:pPr>
+      <w:rPr>
+        <w:rFonts w:ascii="Wingdings" w:hAnsi="Wingdings" w:hint="default"/>
+        <w:sz w:val="20"/>
+      </w:rPr>
+    </w:lvl>
+    <w:lvl w:ilvl="8" w:tentative="1">
+      <w:start w:val="1"/>
+      <w:numFmt w:val="bullet"/>
+      <w:lvlText w:val=""/>
+      <w:lvlJc w:val="left"/>
+      <w:pPr>
+        <w:tabs>
+          <w:tab w:val="num" w:pos="6480"/>
+        </w:tabs>
+        <w:ind w:left="6480" w:hanging="360"/>
+      </w:pPr>
+      <w:rPr>
+        <w:rFonts w:ascii="Wingdings" w:hAnsi="Wingdings" w:hint="default"/>
+        <w:sz w:val="20"/>
+      </w:rPr>
+    </w:lvl>
+  </w:abstractNum>
+  <w:abstractNum w:abstractNumId="11" w15:restartNumberingAfterBreak="0">
+    <w:nsid w:val="2F1745F2"/>
+    <w:multiLevelType w:val="multilevel"/>
+    <w:tmpl w:val="108880C8"/>
+    <w:lvl w:ilvl="0">
+      <w:start w:val="1"/>
+      <w:numFmt w:val="decimal"/>
+      <w:lvlText w:val="%1."/>
+      <w:lvlJc w:val="left"/>
+      <w:pPr>
+        <w:tabs>
+          <w:tab w:val="num" w:pos="720"/>
+        </w:tabs>
+        <w:ind w:left="720" w:hanging="360"/>
+      </w:pPr>
+    </w:lvl>
+    <w:lvl w:ilvl="1" w:tentative="1">
+      <w:start w:val="1"/>
+      <w:numFmt w:val="decimal"/>
+      <w:lvlText w:val="%2."/>
+      <w:lvlJc w:val="left"/>
+      <w:pPr>
+        <w:tabs>
+          <w:tab w:val="num" w:pos="1440"/>
+        </w:tabs>
+        <w:ind w:left="1440" w:hanging="360"/>
+      </w:pPr>
+    </w:lvl>
+    <w:lvl w:ilvl="2" w:tentative="1">
+      <w:start w:val="1"/>
+      <w:numFmt w:val="decimal"/>
+      <w:lvlText w:val="%3."/>
+      <w:lvlJc w:val="left"/>
+      <w:pPr>
+        <w:tabs>
+          <w:tab w:val="num" w:pos="2160"/>
+        </w:tabs>
+        <w:ind w:left="2160" w:hanging="360"/>
+      </w:pPr>
+    </w:lvl>
+    <w:lvl w:ilvl="3" w:tentative="1">
+      <w:start w:val="1"/>
+      <w:numFmt w:val="decimal"/>
+      <w:lvlText w:val="%4."/>
+      <w:lvlJc w:val="left"/>
+      <w:pPr>
+        <w:tabs>
+          <w:tab w:val="num" w:pos="2880"/>
+        </w:tabs>
+        <w:ind w:left="2880" w:hanging="360"/>
+      </w:pPr>
+    </w:lvl>
+    <w:lvl w:ilvl="4" w:tentative="1">
+      <w:start w:val="1"/>
+      <w:numFmt w:val="decimal"/>
+      <w:lvlText w:val="%5."/>
+      <w:lvlJc w:val="left"/>
+      <w:pPr>
+        <w:tabs>
+          <w:tab w:val="num" w:pos="3600"/>
+        </w:tabs>
+        <w:ind w:left="3600" w:hanging="360"/>
+      </w:pPr>
+    </w:lvl>
+    <w:lvl w:ilvl="5" w:tentative="1">
+      <w:start w:val="1"/>
+      <w:numFmt w:val="decimal"/>
+      <w:lvlText w:val="%6."/>
+      <w:lvlJc w:val="left"/>
+      <w:pPr>
+        <w:tabs>
+          <w:tab w:val="num" w:pos="4320"/>
+        </w:tabs>
+        <w:ind w:left="4320" w:hanging="360"/>
+      </w:pPr>
+    </w:lvl>
+    <w:lvl w:ilvl="6" w:tentative="1">
+      <w:start w:val="1"/>
+      <w:numFmt w:val="decimal"/>
+      <w:lvlText w:val="%7."/>
+      <w:lvlJc w:val="left"/>
+      <w:pPr>
+        <w:tabs>
+          <w:tab w:val="num" w:pos="5040"/>
+        </w:tabs>
+        <w:ind w:left="5040" w:hanging="360"/>
+      </w:pPr>
+    </w:lvl>
+    <w:lvl w:ilvl="7" w:tentative="1">
+      <w:start w:val="1"/>
+      <w:numFmt w:val="decimal"/>
+      <w:lvlText w:val="%8."/>
+      <w:lvlJc w:val="left"/>
+      <w:pPr>
+        <w:tabs>
+          <w:tab w:val="num" w:pos="5760"/>
+        </w:tabs>
+        <w:ind w:left="5760" w:hanging="360"/>
+      </w:pPr>
+    </w:lvl>
+    <w:lvl w:ilvl="8" w:tentative="1">
+      <w:start w:val="1"/>
+      <w:numFmt w:val="decimal"/>
+      <w:lvlText w:val="%9."/>
+      <w:lvlJc w:val="left"/>
+      <w:pPr>
+        <w:tabs>
+          <w:tab w:val="num" w:pos="6480"/>
+        </w:tabs>
+        <w:ind w:left="6480" w:hanging="360"/>
+      </w:pPr>
+    </w:lvl>
+  </w:abstractNum>
+  <w:abstractNum w:abstractNumId="12" w15:restartNumberingAfterBreak="0">
+    <w:nsid w:val="30C06486"/>
+    <w:multiLevelType w:val="multilevel"/>
+    <w:tmpl w:val="45844230"/>
+    <w:lvl w:ilvl="0">
+      <w:start w:val="1"/>
+      <w:numFmt w:val="bullet"/>
+      <w:lvlText w:val=""/>
+      <w:lvlJc w:val="left"/>
+      <w:pPr>
+        <w:tabs>
+          <w:tab w:val="num" w:pos="720"/>
+        </w:tabs>
+        <w:ind w:left="720" w:hanging="360"/>
+      </w:pPr>
+      <w:rPr>
+        <w:rFonts w:ascii="Symbol" w:hAnsi="Symbol" w:hint="default"/>
+        <w:sz w:val="20"/>
+      </w:rPr>
+    </w:lvl>
+    <w:lvl w:ilvl="1" w:tentative="1">
+      <w:start w:val="1"/>
+      <w:numFmt w:val="bullet"/>
+      <w:lvlText w:val="o"/>
+      <w:lvlJc w:val="left"/>
+      <w:pPr>
+        <w:tabs>
+          <w:tab w:val="num" w:pos="1440"/>
+        </w:tabs>
+        <w:ind w:left="1440" w:hanging="360"/>
+      </w:pPr>
+      <w:rPr>
+        <w:rFonts w:ascii="Courier New" w:hAnsi="Courier New" w:hint="default"/>
+        <w:sz w:val="20"/>
+      </w:rPr>
+    </w:lvl>
+    <w:lvl w:ilvl="2" w:tentative="1">
+      <w:start w:val="1"/>
+      <w:numFmt w:val="bullet"/>
+      <w:lvlText w:val=""/>
+      <w:lvlJc w:val="left"/>
+      <w:pPr>
+        <w:tabs>
+          <w:tab w:val="num" w:pos="2160"/>
+        </w:tabs>
+        <w:ind w:left="2160" w:hanging="360"/>
+      </w:pPr>
+      <w:rPr>
+        <w:rFonts w:ascii="Wingdings" w:hAnsi="Wingdings" w:hint="default"/>
+        <w:sz w:val="20"/>
+      </w:rPr>
+    </w:lvl>
+    <w:lvl w:ilvl="3" w:tentative="1">
+      <w:start w:val="1"/>
+      <w:numFmt w:val="bullet"/>
+      <w:lvlText w:val=""/>
+      <w:lvlJc w:val="left"/>
+      <w:pPr>
+        <w:tabs>
+          <w:tab w:val="num" w:pos="2880"/>
+        </w:tabs>
+        <w:ind w:left="2880" w:hanging="360"/>
+      </w:pPr>
+      <w:rPr>
+        <w:rFonts w:ascii="Wingdings" w:hAnsi="Wingdings" w:hint="default"/>
+        <w:sz w:val="20"/>
+      </w:rPr>
+    </w:lvl>
+    <w:lvl w:ilvl="4" w:tentative="1">
+      <w:start w:val="1"/>
+      <w:numFmt w:val="bullet"/>
+      <w:lvlText w:val=""/>
+      <w:lvlJc w:val="left"/>
+      <w:pPr>
+        <w:tabs>
+          <w:tab w:val="num" w:pos="3600"/>
+        </w:tabs>
+        <w:ind w:left="3600" w:hanging="360"/>
+      </w:pPr>
+      <w:rPr>
+        <w:rFonts w:ascii="Wingdings" w:hAnsi="Wingdings" w:hint="default"/>
+        <w:sz w:val="20"/>
+      </w:rPr>
+    </w:lvl>
+    <w:lvl w:ilvl="5" w:tentative="1">
+      <w:start w:val="1"/>
+      <w:numFmt w:val="bullet"/>
+      <w:lvlText w:val=""/>
+      <w:lvlJc w:val="left"/>
+      <w:pPr>
+        <w:tabs>
+          <w:tab w:val="num" w:pos="4320"/>
+        </w:tabs>
+        <w:ind w:left="4320" w:hanging="360"/>
+      </w:pPr>
+      <w:rPr>
+        <w:rFonts w:ascii="Wingdings" w:hAnsi="Wingdings" w:hint="default"/>
+        <w:sz w:val="20"/>
+      </w:rPr>
+    </w:lvl>
+    <w:lvl w:ilvl="6" w:tentative="1">
+      <w:start w:val="1"/>
+      <w:numFmt w:val="bullet"/>
+      <w:lvlText w:val=""/>
+      <w:lvlJc w:val="left"/>
+      <w:pPr>
+        <w:tabs>
+          <w:tab w:val="num" w:pos="5040"/>
+        </w:tabs>
+        <w:ind w:left="5040" w:hanging="360"/>
+      </w:pPr>
+      <w:rPr>
+        <w:rFonts w:ascii="Wingdings" w:hAnsi="Wingdings" w:hint="default"/>
+        <w:sz w:val="20"/>
+      </w:rPr>
+    </w:lvl>
+    <w:lvl w:ilvl="7" w:tentative="1">
+      <w:start w:val="1"/>
+      <w:numFmt w:val="bullet"/>
+      <w:lvlText w:val=""/>
+      <w:lvlJc w:val="left"/>
+      <w:pPr>
+        <w:tabs>
+          <w:tab w:val="num" w:pos="5760"/>
+        </w:tabs>
+        <w:ind w:left="5760" w:hanging="360"/>
+      </w:pPr>
+      <w:rPr>
+        <w:rFonts w:ascii="Wingdings" w:hAnsi="Wingdings" w:hint="default"/>
+        <w:sz w:val="20"/>
+      </w:rPr>
+    </w:lvl>
+    <w:lvl w:ilvl="8" w:tentative="1">
+      <w:start w:val="1"/>
+      <w:numFmt w:val="bullet"/>
+      <w:lvlText w:val=""/>
+      <w:lvlJc w:val="left"/>
+      <w:pPr>
+        <w:tabs>
+          <w:tab w:val="num" w:pos="6480"/>
+        </w:tabs>
+        <w:ind w:left="6480" w:hanging="360"/>
+      </w:pPr>
+      <w:rPr>
+        <w:rFonts w:ascii="Wingdings" w:hAnsi="Wingdings" w:hint="default"/>
+        <w:sz w:val="20"/>
+      </w:rPr>
+    </w:lvl>
+  </w:abstractNum>
+  <w:abstractNum w:abstractNumId="13" w15:restartNumberingAfterBreak="0">
     <w:nsid w:val="319B4168"/>
     <w:multiLevelType w:val="singleLevel"/>
     <w:tmpl w:val="810287F4"/>
@@ -30042,7 +34571,7 @@
       </w:rPr>
     </w:lvl>
   </w:abstractNum>
-  <w:abstractNum w:abstractNumId="4" w15:restartNumberingAfterBreak="0">
+  <w:abstractNum w:abstractNumId="14" w15:restartNumberingAfterBreak="0">
     <w:nsid w:val="321469EF"/>
     <w:multiLevelType w:val="singleLevel"/>
     <w:tmpl w:val="46A0FCE0"/>
@@ -30064,7 +34593,7 @@
       </w:rPr>
     </w:lvl>
   </w:abstractNum>
-  <w:abstractNum w:abstractNumId="5" w15:restartNumberingAfterBreak="0">
+  <w:abstractNum w:abstractNumId="15" w15:restartNumberingAfterBreak="0">
     <w:nsid w:val="351C2F8F"/>
     <w:multiLevelType w:val="singleLevel"/>
     <w:tmpl w:val="C97645FE"/>
@@ -30086,7 +34615,7 @@
       </w:rPr>
     </w:lvl>
   </w:abstractNum>
-  <w:abstractNum w:abstractNumId="6" w15:restartNumberingAfterBreak="0">
+  <w:abstractNum w:abstractNumId="16" w15:restartNumberingAfterBreak="0">
     <w:nsid w:val="36163777"/>
     <w:multiLevelType w:val="singleLevel"/>
     <w:tmpl w:val="970656DC"/>
@@ -30108,7 +34637,7 @@
       </w:rPr>
     </w:lvl>
   </w:abstractNum>
-  <w:abstractNum w:abstractNumId="7" w15:restartNumberingAfterBreak="0">
+  <w:abstractNum w:abstractNumId="17" w15:restartNumberingAfterBreak="0">
     <w:nsid w:val="36730BA7"/>
     <w:multiLevelType w:val="hybridMultilevel"/>
     <w:tmpl w:val="6BC26E2A"/>
@@ -30221,7 +34750,7 @@
       </w:rPr>
     </w:lvl>
   </w:abstractNum>
-  <w:abstractNum w:abstractNumId="8" w15:restartNumberingAfterBreak="0">
+  <w:abstractNum w:abstractNumId="18" w15:restartNumberingAfterBreak="0">
     <w:nsid w:val="387F2ECE"/>
     <w:multiLevelType w:val="hybridMultilevel"/>
     <w:tmpl w:val="E98C2A9C"/>
@@ -30310,7 +34839,7 @@
       </w:pPr>
     </w:lvl>
   </w:abstractNum>
-  <w:abstractNum w:abstractNumId="9" w15:restartNumberingAfterBreak="0">
+  <w:abstractNum w:abstractNumId="19" w15:restartNumberingAfterBreak="0">
     <w:nsid w:val="3BD47233"/>
     <w:multiLevelType w:val="singleLevel"/>
     <w:tmpl w:val="69D0E442"/>
@@ -30332,7 +34861,7 @@
       </w:rPr>
     </w:lvl>
   </w:abstractNum>
-  <w:abstractNum w:abstractNumId="10" w15:restartNumberingAfterBreak="0">
+  <w:abstractNum w:abstractNumId="20" w15:restartNumberingAfterBreak="0">
     <w:nsid w:val="3F416C9E"/>
     <w:multiLevelType w:val="singleLevel"/>
     <w:tmpl w:val="A1D03104"/>
@@ -30354,7 +34883,567 @@
       </w:rPr>
     </w:lvl>
   </w:abstractNum>
-  <w:abstractNum w:abstractNumId="11" w15:restartNumberingAfterBreak="0">
+  <w:abstractNum w:abstractNumId="21" w15:restartNumberingAfterBreak="0">
+    <w:nsid w:val="3FBC47A9"/>
+    <w:multiLevelType w:val="multilevel"/>
+    <w:tmpl w:val="E42AE10A"/>
+    <w:lvl w:ilvl="0">
+      <w:start w:val="1"/>
+      <w:numFmt w:val="bullet"/>
+      <w:lvlText w:val=""/>
+      <w:lvlJc w:val="left"/>
+      <w:pPr>
+        <w:tabs>
+          <w:tab w:val="num" w:pos="720"/>
+        </w:tabs>
+        <w:ind w:left="720" w:hanging="360"/>
+      </w:pPr>
+      <w:rPr>
+        <w:rFonts w:ascii="Symbol" w:hAnsi="Symbol" w:hint="default"/>
+        <w:sz w:val="20"/>
+      </w:rPr>
+    </w:lvl>
+    <w:lvl w:ilvl="1" w:tentative="1">
+      <w:start w:val="1"/>
+      <w:numFmt w:val="bullet"/>
+      <w:lvlText w:val="o"/>
+      <w:lvlJc w:val="left"/>
+      <w:pPr>
+        <w:tabs>
+          <w:tab w:val="num" w:pos="1440"/>
+        </w:tabs>
+        <w:ind w:left="1440" w:hanging="360"/>
+      </w:pPr>
+      <w:rPr>
+        <w:rFonts w:ascii="Courier New" w:hAnsi="Courier New" w:hint="default"/>
+        <w:sz w:val="20"/>
+      </w:rPr>
+    </w:lvl>
+    <w:lvl w:ilvl="2" w:tentative="1">
+      <w:start w:val="1"/>
+      <w:numFmt w:val="bullet"/>
+      <w:lvlText w:val=""/>
+      <w:lvlJc w:val="left"/>
+      <w:pPr>
+        <w:tabs>
+          <w:tab w:val="num" w:pos="2160"/>
+        </w:tabs>
+        <w:ind w:left="2160" w:hanging="360"/>
+      </w:pPr>
+      <w:rPr>
+        <w:rFonts w:ascii="Wingdings" w:hAnsi="Wingdings" w:hint="default"/>
+        <w:sz w:val="20"/>
+      </w:rPr>
+    </w:lvl>
+    <w:lvl w:ilvl="3" w:tentative="1">
+      <w:start w:val="1"/>
+      <w:numFmt w:val="bullet"/>
+      <w:lvlText w:val=""/>
+      <w:lvlJc w:val="left"/>
+      <w:pPr>
+        <w:tabs>
+          <w:tab w:val="num" w:pos="2880"/>
+        </w:tabs>
+        <w:ind w:left="2880" w:hanging="360"/>
+      </w:pPr>
+      <w:rPr>
+        <w:rFonts w:ascii="Wingdings" w:hAnsi="Wingdings" w:hint="default"/>
+        <w:sz w:val="20"/>
+      </w:rPr>
+    </w:lvl>
+    <w:lvl w:ilvl="4" w:tentative="1">
+      <w:start w:val="1"/>
+      <w:numFmt w:val="bullet"/>
+      <w:lvlText w:val=""/>
+      <w:lvlJc w:val="left"/>
+      <w:pPr>
+        <w:tabs>
+          <w:tab w:val="num" w:pos="3600"/>
+        </w:tabs>
+        <w:ind w:left="3600" w:hanging="360"/>
+      </w:pPr>
+      <w:rPr>
+        <w:rFonts w:ascii="Wingdings" w:hAnsi="Wingdings" w:hint="default"/>
+        <w:sz w:val="20"/>
+      </w:rPr>
+    </w:lvl>
+    <w:lvl w:ilvl="5" w:tentative="1">
+      <w:start w:val="1"/>
+      <w:numFmt w:val="bullet"/>
+      <w:lvlText w:val=""/>
+      <w:lvlJc w:val="left"/>
+      <w:pPr>
+        <w:tabs>
+          <w:tab w:val="num" w:pos="4320"/>
+        </w:tabs>
+        <w:ind w:left="4320" w:hanging="360"/>
+      </w:pPr>
+      <w:rPr>
+        <w:rFonts w:ascii="Wingdings" w:hAnsi="Wingdings" w:hint="default"/>
+        <w:sz w:val="20"/>
+      </w:rPr>
+    </w:lvl>
+    <w:lvl w:ilvl="6" w:tentative="1">
+      <w:start w:val="1"/>
+      <w:numFmt w:val="bullet"/>
+      <w:lvlText w:val=""/>
+      <w:lvlJc w:val="left"/>
+      <w:pPr>
+        <w:tabs>
+          <w:tab w:val="num" w:pos="5040"/>
+        </w:tabs>
+        <w:ind w:left="5040" w:hanging="360"/>
+      </w:pPr>
+      <w:rPr>
+        <w:rFonts w:ascii="Wingdings" w:hAnsi="Wingdings" w:hint="default"/>
+        <w:sz w:val="20"/>
+      </w:rPr>
+    </w:lvl>
+    <w:lvl w:ilvl="7" w:tentative="1">
+      <w:start w:val="1"/>
+      <w:numFmt w:val="bullet"/>
+      <w:lvlText w:val=""/>
+      <w:lvlJc w:val="left"/>
+      <w:pPr>
+        <w:tabs>
+          <w:tab w:val="num" w:pos="5760"/>
+        </w:tabs>
+        <w:ind w:left="5760" w:hanging="360"/>
+      </w:pPr>
+      <w:rPr>
+        <w:rFonts w:ascii="Wingdings" w:hAnsi="Wingdings" w:hint="default"/>
+        <w:sz w:val="20"/>
+      </w:rPr>
+    </w:lvl>
+    <w:lvl w:ilvl="8" w:tentative="1">
+      <w:start w:val="1"/>
+      <w:numFmt w:val="bullet"/>
+      <w:lvlText w:val=""/>
+      <w:lvlJc w:val="left"/>
+      <w:pPr>
+        <w:tabs>
+          <w:tab w:val="num" w:pos="6480"/>
+        </w:tabs>
+        <w:ind w:left="6480" w:hanging="360"/>
+      </w:pPr>
+      <w:rPr>
+        <w:rFonts w:ascii="Wingdings" w:hAnsi="Wingdings" w:hint="default"/>
+        <w:sz w:val="20"/>
+      </w:rPr>
+    </w:lvl>
+  </w:abstractNum>
+  <w:abstractNum w:abstractNumId="22" w15:restartNumberingAfterBreak="0">
+    <w:nsid w:val="45161C34"/>
+    <w:multiLevelType w:val="multilevel"/>
+    <w:tmpl w:val="55E49DEC"/>
+    <w:lvl w:ilvl="0">
+      <w:start w:val="1"/>
+      <w:numFmt w:val="bullet"/>
+      <w:lvlText w:val=""/>
+      <w:lvlJc w:val="left"/>
+      <w:pPr>
+        <w:tabs>
+          <w:tab w:val="num" w:pos="720"/>
+        </w:tabs>
+        <w:ind w:left="720" w:hanging="360"/>
+      </w:pPr>
+      <w:rPr>
+        <w:rFonts w:ascii="Symbol" w:hAnsi="Symbol" w:hint="default"/>
+        <w:sz w:val="20"/>
+      </w:rPr>
+    </w:lvl>
+    <w:lvl w:ilvl="1" w:tentative="1">
+      <w:start w:val="1"/>
+      <w:numFmt w:val="bullet"/>
+      <w:lvlText w:val="o"/>
+      <w:lvlJc w:val="left"/>
+      <w:pPr>
+        <w:tabs>
+          <w:tab w:val="num" w:pos="1440"/>
+        </w:tabs>
+        <w:ind w:left="1440" w:hanging="360"/>
+      </w:pPr>
+      <w:rPr>
+        <w:rFonts w:ascii="Courier New" w:hAnsi="Courier New" w:hint="default"/>
+        <w:sz w:val="20"/>
+      </w:rPr>
+    </w:lvl>
+    <w:lvl w:ilvl="2" w:tentative="1">
+      <w:start w:val="1"/>
+      <w:numFmt w:val="bullet"/>
+      <w:lvlText w:val=""/>
+      <w:lvlJc w:val="left"/>
+      <w:pPr>
+        <w:tabs>
+          <w:tab w:val="num" w:pos="2160"/>
+        </w:tabs>
+        <w:ind w:left="2160" w:hanging="360"/>
+      </w:pPr>
+      <w:rPr>
+        <w:rFonts w:ascii="Wingdings" w:hAnsi="Wingdings" w:hint="default"/>
+        <w:sz w:val="20"/>
+      </w:rPr>
+    </w:lvl>
+    <w:lvl w:ilvl="3" w:tentative="1">
+      <w:start w:val="1"/>
+      <w:numFmt w:val="bullet"/>
+      <w:lvlText w:val=""/>
+      <w:lvlJc w:val="left"/>
+      <w:pPr>
+        <w:tabs>
+          <w:tab w:val="num" w:pos="2880"/>
+        </w:tabs>
+        <w:ind w:left="2880" w:hanging="360"/>
+      </w:pPr>
+      <w:rPr>
+        <w:rFonts w:ascii="Wingdings" w:hAnsi="Wingdings" w:hint="default"/>
+        <w:sz w:val="20"/>
+      </w:rPr>
+    </w:lvl>
+    <w:lvl w:ilvl="4" w:tentative="1">
+      <w:start w:val="1"/>
+      <w:numFmt w:val="bullet"/>
+      <w:lvlText w:val=""/>
+      <w:lvlJc w:val="left"/>
+      <w:pPr>
+        <w:tabs>
+          <w:tab w:val="num" w:pos="3600"/>
+        </w:tabs>
+        <w:ind w:left="3600" w:hanging="360"/>
+      </w:pPr>
+      <w:rPr>
+        <w:rFonts w:ascii="Wingdings" w:hAnsi="Wingdings" w:hint="default"/>
+        <w:sz w:val="20"/>
+      </w:rPr>
+    </w:lvl>
+    <w:lvl w:ilvl="5" w:tentative="1">
+      <w:start w:val="1"/>
+      <w:numFmt w:val="bullet"/>
+      <w:lvlText w:val=""/>
+      <w:lvlJc w:val="left"/>
+      <w:pPr>
+        <w:tabs>
+          <w:tab w:val="num" w:pos="4320"/>
+        </w:tabs>
+        <w:ind w:left="4320" w:hanging="360"/>
+      </w:pPr>
+      <w:rPr>
+        <w:rFonts w:ascii="Wingdings" w:hAnsi="Wingdings" w:hint="default"/>
+        <w:sz w:val="20"/>
+      </w:rPr>
+    </w:lvl>
+    <w:lvl w:ilvl="6" w:tentative="1">
+      <w:start w:val="1"/>
+      <w:numFmt w:val="bullet"/>
+      <w:lvlText w:val=""/>
+      <w:lvlJc w:val="left"/>
+      <w:pPr>
+        <w:tabs>
+          <w:tab w:val="num" w:pos="5040"/>
+        </w:tabs>
+        <w:ind w:left="5040" w:hanging="360"/>
+      </w:pPr>
+      <w:rPr>
+        <w:rFonts w:ascii="Wingdings" w:hAnsi="Wingdings" w:hint="default"/>
+        <w:sz w:val="20"/>
+      </w:rPr>
+    </w:lvl>
+    <w:lvl w:ilvl="7" w:tentative="1">
+      <w:start w:val="1"/>
+      <w:numFmt w:val="bullet"/>
+      <w:lvlText w:val=""/>
+      <w:lvlJc w:val="left"/>
+      <w:pPr>
+        <w:tabs>
+          <w:tab w:val="num" w:pos="5760"/>
+        </w:tabs>
+        <w:ind w:left="5760" w:hanging="360"/>
+      </w:pPr>
+      <w:rPr>
+        <w:rFonts w:ascii="Wingdings" w:hAnsi="Wingdings" w:hint="default"/>
+        <w:sz w:val="20"/>
+      </w:rPr>
+    </w:lvl>
+    <w:lvl w:ilvl="8" w:tentative="1">
+      <w:start w:val="1"/>
+      <w:numFmt w:val="bullet"/>
+      <w:lvlText w:val=""/>
+      <w:lvlJc w:val="left"/>
+      <w:pPr>
+        <w:tabs>
+          <w:tab w:val="num" w:pos="6480"/>
+        </w:tabs>
+        <w:ind w:left="6480" w:hanging="360"/>
+      </w:pPr>
+      <w:rPr>
+        <w:rFonts w:ascii="Wingdings" w:hAnsi="Wingdings" w:hint="default"/>
+        <w:sz w:val="20"/>
+      </w:rPr>
+    </w:lvl>
+  </w:abstractNum>
+  <w:abstractNum w:abstractNumId="23" w15:restartNumberingAfterBreak="0">
+    <w:nsid w:val="466A23FD"/>
+    <w:multiLevelType w:val="multilevel"/>
+    <w:tmpl w:val="D214DDD4"/>
+    <w:lvl w:ilvl="0">
+      <w:start w:val="1"/>
+      <w:numFmt w:val="bullet"/>
+      <w:lvlText w:val=""/>
+      <w:lvlJc w:val="left"/>
+      <w:pPr>
+        <w:tabs>
+          <w:tab w:val="num" w:pos="720"/>
+        </w:tabs>
+        <w:ind w:left="720" w:hanging="360"/>
+      </w:pPr>
+      <w:rPr>
+        <w:rFonts w:ascii="Symbol" w:hAnsi="Symbol" w:hint="default"/>
+        <w:sz w:val="20"/>
+      </w:rPr>
+    </w:lvl>
+    <w:lvl w:ilvl="1" w:tentative="1">
+      <w:start w:val="1"/>
+      <w:numFmt w:val="bullet"/>
+      <w:lvlText w:val="o"/>
+      <w:lvlJc w:val="left"/>
+      <w:pPr>
+        <w:tabs>
+          <w:tab w:val="num" w:pos="1440"/>
+        </w:tabs>
+        <w:ind w:left="1440" w:hanging="360"/>
+      </w:pPr>
+      <w:rPr>
+        <w:rFonts w:ascii="Courier New" w:hAnsi="Courier New" w:hint="default"/>
+        <w:sz w:val="20"/>
+      </w:rPr>
+    </w:lvl>
+    <w:lvl w:ilvl="2" w:tentative="1">
+      <w:start w:val="1"/>
+      <w:numFmt w:val="bullet"/>
+      <w:lvlText w:val=""/>
+      <w:lvlJc w:val="left"/>
+      <w:pPr>
+        <w:tabs>
+          <w:tab w:val="num" w:pos="2160"/>
+        </w:tabs>
+        <w:ind w:left="2160" w:hanging="360"/>
+      </w:pPr>
+      <w:rPr>
+        <w:rFonts w:ascii="Wingdings" w:hAnsi="Wingdings" w:hint="default"/>
+        <w:sz w:val="20"/>
+      </w:rPr>
+    </w:lvl>
+    <w:lvl w:ilvl="3" w:tentative="1">
+      <w:start w:val="1"/>
+      <w:numFmt w:val="bullet"/>
+      <w:lvlText w:val=""/>
+      <w:lvlJc w:val="left"/>
+      <w:pPr>
+        <w:tabs>
+          <w:tab w:val="num" w:pos="2880"/>
+        </w:tabs>
+        <w:ind w:left="2880" w:hanging="360"/>
+      </w:pPr>
+      <w:rPr>
+        <w:rFonts w:ascii="Wingdings" w:hAnsi="Wingdings" w:hint="default"/>
+        <w:sz w:val="20"/>
+      </w:rPr>
+    </w:lvl>
+    <w:lvl w:ilvl="4" w:tentative="1">
+      <w:start w:val="1"/>
+      <w:numFmt w:val="bullet"/>
+      <w:lvlText w:val=""/>
+      <w:lvlJc w:val="left"/>
+      <w:pPr>
+        <w:tabs>
+          <w:tab w:val="num" w:pos="3600"/>
+        </w:tabs>
+        <w:ind w:left="3600" w:hanging="360"/>
+      </w:pPr>
+      <w:rPr>
+        <w:rFonts w:ascii="Wingdings" w:hAnsi="Wingdings" w:hint="default"/>
+        <w:sz w:val="20"/>
+      </w:rPr>
+    </w:lvl>
+    <w:lvl w:ilvl="5" w:tentative="1">
+      <w:start w:val="1"/>
+      <w:numFmt w:val="bullet"/>
+      <w:lvlText w:val=""/>
+      <w:lvlJc w:val="left"/>
+      <w:pPr>
+        <w:tabs>
+          <w:tab w:val="num" w:pos="4320"/>
+        </w:tabs>
+        <w:ind w:left="4320" w:hanging="360"/>
+      </w:pPr>
+      <w:rPr>
+        <w:rFonts w:ascii="Wingdings" w:hAnsi="Wingdings" w:hint="default"/>
+        <w:sz w:val="20"/>
+      </w:rPr>
+    </w:lvl>
+    <w:lvl w:ilvl="6" w:tentative="1">
+      <w:start w:val="1"/>
+      <w:numFmt w:val="bullet"/>
+      <w:lvlText w:val=""/>
+      <w:lvlJc w:val="left"/>
+      <w:pPr>
+        <w:tabs>
+          <w:tab w:val="num" w:pos="5040"/>
+        </w:tabs>
+        <w:ind w:left="5040" w:hanging="360"/>
+      </w:pPr>
+      <w:rPr>
+        <w:rFonts w:ascii="Wingdings" w:hAnsi="Wingdings" w:hint="default"/>
+        <w:sz w:val="20"/>
+      </w:rPr>
+    </w:lvl>
+    <w:lvl w:ilvl="7" w:tentative="1">
+      <w:start w:val="1"/>
+      <w:numFmt w:val="bullet"/>
+      <w:lvlText w:val=""/>
+      <w:lvlJc w:val="left"/>
+      <w:pPr>
+        <w:tabs>
+          <w:tab w:val="num" w:pos="5760"/>
+        </w:tabs>
+        <w:ind w:left="5760" w:hanging="360"/>
+      </w:pPr>
+      <w:rPr>
+        <w:rFonts w:ascii="Wingdings" w:hAnsi="Wingdings" w:hint="default"/>
+        <w:sz w:val="20"/>
+      </w:rPr>
+    </w:lvl>
+    <w:lvl w:ilvl="8" w:tentative="1">
+      <w:start w:val="1"/>
+      <w:numFmt w:val="bullet"/>
+      <w:lvlText w:val=""/>
+      <w:lvlJc w:val="left"/>
+      <w:pPr>
+        <w:tabs>
+          <w:tab w:val="num" w:pos="6480"/>
+        </w:tabs>
+        <w:ind w:left="6480" w:hanging="360"/>
+      </w:pPr>
+      <w:rPr>
+        <w:rFonts w:ascii="Wingdings" w:hAnsi="Wingdings" w:hint="default"/>
+        <w:sz w:val="20"/>
+      </w:rPr>
+    </w:lvl>
+  </w:abstractNum>
+  <w:abstractNum w:abstractNumId="24" w15:restartNumberingAfterBreak="0">
+    <w:nsid w:val="48FA617D"/>
+    <w:multiLevelType w:val="multilevel"/>
+    <w:tmpl w:val="76C6EEF8"/>
+    <w:lvl w:ilvl="0">
+      <w:start w:val="1"/>
+      <w:numFmt w:val="decimal"/>
+      <w:lvlText w:val="%1."/>
+      <w:lvlJc w:val="left"/>
+      <w:pPr>
+        <w:tabs>
+          <w:tab w:val="num" w:pos="720"/>
+        </w:tabs>
+        <w:ind w:left="720" w:hanging="360"/>
+      </w:pPr>
+    </w:lvl>
+    <w:lvl w:ilvl="1" w:tentative="1">
+      <w:start w:val="1"/>
+      <w:numFmt w:val="decimal"/>
+      <w:lvlText w:val="%2."/>
+      <w:lvlJc w:val="left"/>
+      <w:pPr>
+        <w:tabs>
+          <w:tab w:val="num" w:pos="1440"/>
+        </w:tabs>
+        <w:ind w:left="1440" w:hanging="360"/>
+      </w:pPr>
+    </w:lvl>
+    <w:lvl w:ilvl="2" w:tentative="1">
+      <w:start w:val="1"/>
+      <w:numFmt w:val="decimal"/>
+      <w:lvlText w:val="%3."/>
+      <w:lvlJc w:val="left"/>
+      <w:pPr>
+        <w:tabs>
+          <w:tab w:val="num" w:pos="2160"/>
+        </w:tabs>
+        <w:ind w:left="2160" w:hanging="360"/>
+      </w:pPr>
+    </w:lvl>
+    <w:lvl w:ilvl="3" w:tentative="1">
+      <w:start w:val="1"/>
+      <w:numFmt w:val="decimal"/>
+      <w:lvlText w:val="%4."/>
+      <w:lvlJc w:val="left"/>
+      <w:pPr>
+        <w:tabs>
+          <w:tab w:val="num" w:pos="2880"/>
+        </w:tabs>
+        <w:ind w:left="2880" w:hanging="360"/>
+      </w:pPr>
+    </w:lvl>
+    <w:lvl w:ilvl="4" w:tentative="1">
+      <w:start w:val="1"/>
+      <w:numFmt w:val="decimal"/>
+      <w:lvlText w:val="%5."/>
+      <w:lvlJc w:val="left"/>
+      <w:pPr>
+        <w:tabs>
+          <w:tab w:val="num" w:pos="3600"/>
+        </w:tabs>
+        <w:ind w:left="3600" w:hanging="360"/>
+      </w:pPr>
+    </w:lvl>
+    <w:lvl w:ilvl="5" w:tentative="1">
+      <w:start w:val="1"/>
+      <w:numFmt w:val="decimal"/>
+      <w:lvlText w:val="%6."/>
+      <w:lvlJc w:val="left"/>
+      <w:pPr>
+        <w:tabs>
+          <w:tab w:val="num" w:pos="4320"/>
+        </w:tabs>
+        <w:ind w:left="4320" w:hanging="360"/>
+      </w:pPr>
+    </w:lvl>
+    <w:lvl w:ilvl="6" w:tentative="1">
+      <w:start w:val="1"/>
+      <w:numFmt w:val="decimal"/>
+      <w:lvlText w:val="%7."/>
+      <w:lvlJc w:val="left"/>
+      <w:pPr>
+        <w:tabs>
+          <w:tab w:val="num" w:pos="5040"/>
+        </w:tabs>
+        <w:ind w:left="5040" w:hanging="360"/>
+      </w:pPr>
+    </w:lvl>
+    <w:lvl w:ilvl="7" w:tentative="1">
+      <w:start w:val="1"/>
+      <w:numFmt w:val="decimal"/>
+      <w:lvlText w:val="%8."/>
+      <w:lvlJc w:val="left"/>
+      <w:pPr>
+        <w:tabs>
+          <w:tab w:val="num" w:pos="5760"/>
+        </w:tabs>
+        <w:ind w:left="5760" w:hanging="360"/>
+      </w:pPr>
+    </w:lvl>
+    <w:lvl w:ilvl="8" w:tentative="1">
+      <w:start w:val="1"/>
+      <w:numFmt w:val="decimal"/>
+      <w:lvlText w:val="%9."/>
+      <w:lvlJc w:val="left"/>
+      <w:pPr>
+        <w:tabs>
+          <w:tab w:val="num" w:pos="6480"/>
+        </w:tabs>
+        <w:ind w:left="6480" w:hanging="360"/>
+      </w:pPr>
+    </w:lvl>
+  </w:abstractNum>
+  <w:abstractNum w:abstractNumId="25" w15:restartNumberingAfterBreak="0">
     <w:nsid w:val="48FD44E3"/>
     <w:multiLevelType w:val="hybridMultilevel"/>
     <w:tmpl w:val="E0246344"/>
@@ -30469,7 +35558,305 @@
       </w:rPr>
     </w:lvl>
   </w:abstractNum>
-  <w:abstractNum w:abstractNumId="12" w15:restartNumberingAfterBreak="0">
+  <w:abstractNum w:abstractNumId="26" w15:restartNumberingAfterBreak="0">
+    <w:nsid w:val="493B29E2"/>
+    <w:multiLevelType w:val="multilevel"/>
+    <w:tmpl w:val="16AAF3F0"/>
+    <w:lvl w:ilvl="0">
+      <w:start w:val="1"/>
+      <w:numFmt w:val="bullet"/>
+      <w:lvlText w:val=""/>
+      <w:lvlJc w:val="left"/>
+      <w:pPr>
+        <w:tabs>
+          <w:tab w:val="num" w:pos="720"/>
+        </w:tabs>
+        <w:ind w:left="720" w:hanging="360"/>
+      </w:pPr>
+      <w:rPr>
+        <w:rFonts w:ascii="Symbol" w:hAnsi="Symbol" w:hint="default"/>
+        <w:sz w:val="20"/>
+      </w:rPr>
+    </w:lvl>
+    <w:lvl w:ilvl="1" w:tentative="1">
+      <w:start w:val="1"/>
+      <w:numFmt w:val="bullet"/>
+      <w:lvlText w:val="o"/>
+      <w:lvlJc w:val="left"/>
+      <w:pPr>
+        <w:tabs>
+          <w:tab w:val="num" w:pos="1440"/>
+        </w:tabs>
+        <w:ind w:left="1440" w:hanging="360"/>
+      </w:pPr>
+      <w:rPr>
+        <w:rFonts w:ascii="Courier New" w:hAnsi="Courier New" w:hint="default"/>
+        <w:sz w:val="20"/>
+      </w:rPr>
+    </w:lvl>
+    <w:lvl w:ilvl="2" w:tentative="1">
+      <w:start w:val="1"/>
+      <w:numFmt w:val="bullet"/>
+      <w:lvlText w:val=""/>
+      <w:lvlJc w:val="left"/>
+      <w:pPr>
+        <w:tabs>
+          <w:tab w:val="num" w:pos="2160"/>
+        </w:tabs>
+        <w:ind w:left="2160" w:hanging="360"/>
+      </w:pPr>
+      <w:rPr>
+        <w:rFonts w:ascii="Wingdings" w:hAnsi="Wingdings" w:hint="default"/>
+        <w:sz w:val="20"/>
+      </w:rPr>
+    </w:lvl>
+    <w:lvl w:ilvl="3" w:tentative="1">
+      <w:start w:val="1"/>
+      <w:numFmt w:val="bullet"/>
+      <w:lvlText w:val=""/>
+      <w:lvlJc w:val="left"/>
+      <w:pPr>
+        <w:tabs>
+          <w:tab w:val="num" w:pos="2880"/>
+        </w:tabs>
+        <w:ind w:left="2880" w:hanging="360"/>
+      </w:pPr>
+      <w:rPr>
+        <w:rFonts w:ascii="Wingdings" w:hAnsi="Wingdings" w:hint="default"/>
+        <w:sz w:val="20"/>
+      </w:rPr>
+    </w:lvl>
+    <w:lvl w:ilvl="4" w:tentative="1">
+      <w:start w:val="1"/>
+      <w:numFmt w:val="bullet"/>
+      <w:lvlText w:val=""/>
+      <w:lvlJc w:val="left"/>
+      <w:pPr>
+        <w:tabs>
+          <w:tab w:val="num" w:pos="3600"/>
+        </w:tabs>
+        <w:ind w:left="3600" w:hanging="360"/>
+      </w:pPr>
+      <w:rPr>
+        <w:rFonts w:ascii="Wingdings" w:hAnsi="Wingdings" w:hint="default"/>
+        <w:sz w:val="20"/>
+      </w:rPr>
+    </w:lvl>
+    <w:lvl w:ilvl="5" w:tentative="1">
+      <w:start w:val="1"/>
+      <w:numFmt w:val="bullet"/>
+      <w:lvlText w:val=""/>
+      <w:lvlJc w:val="left"/>
+      <w:pPr>
+        <w:tabs>
+          <w:tab w:val="num" w:pos="4320"/>
+        </w:tabs>
+        <w:ind w:left="4320" w:hanging="360"/>
+      </w:pPr>
+      <w:rPr>
+        <w:rFonts w:ascii="Wingdings" w:hAnsi="Wingdings" w:hint="default"/>
+        <w:sz w:val="20"/>
+      </w:rPr>
+    </w:lvl>
+    <w:lvl w:ilvl="6" w:tentative="1">
+      <w:start w:val="1"/>
+      <w:numFmt w:val="bullet"/>
+      <w:lvlText w:val=""/>
+      <w:lvlJc w:val="left"/>
+      <w:pPr>
+        <w:tabs>
+          <w:tab w:val="num" w:pos="5040"/>
+        </w:tabs>
+        <w:ind w:left="5040" w:hanging="360"/>
+      </w:pPr>
+      <w:rPr>
+        <w:rFonts w:ascii="Wingdings" w:hAnsi="Wingdings" w:hint="default"/>
+        <w:sz w:val="20"/>
+      </w:rPr>
+    </w:lvl>
+    <w:lvl w:ilvl="7" w:tentative="1">
+      <w:start w:val="1"/>
+      <w:numFmt w:val="bullet"/>
+      <w:lvlText w:val=""/>
+      <w:lvlJc w:val="left"/>
+      <w:pPr>
+        <w:tabs>
+          <w:tab w:val="num" w:pos="5760"/>
+        </w:tabs>
+        <w:ind w:left="5760" w:hanging="360"/>
+      </w:pPr>
+      <w:rPr>
+        <w:rFonts w:ascii="Wingdings" w:hAnsi="Wingdings" w:hint="default"/>
+        <w:sz w:val="20"/>
+      </w:rPr>
+    </w:lvl>
+    <w:lvl w:ilvl="8" w:tentative="1">
+      <w:start w:val="1"/>
+      <w:numFmt w:val="bullet"/>
+      <w:lvlText w:val=""/>
+      <w:lvlJc w:val="left"/>
+      <w:pPr>
+        <w:tabs>
+          <w:tab w:val="num" w:pos="6480"/>
+        </w:tabs>
+        <w:ind w:left="6480" w:hanging="360"/>
+      </w:pPr>
+      <w:rPr>
+        <w:rFonts w:ascii="Wingdings" w:hAnsi="Wingdings" w:hint="default"/>
+        <w:sz w:val="20"/>
+      </w:rPr>
+    </w:lvl>
+  </w:abstractNum>
+  <w:abstractNum w:abstractNumId="27" w15:restartNumberingAfterBreak="0">
+    <w:nsid w:val="504F3E16"/>
+    <w:multiLevelType w:val="multilevel"/>
+    <w:tmpl w:val="326CAE2C"/>
+    <w:lvl w:ilvl="0">
+      <w:start w:val="1"/>
+      <w:numFmt w:val="bullet"/>
+      <w:lvlText w:val=""/>
+      <w:lvlJc w:val="left"/>
+      <w:pPr>
+        <w:tabs>
+          <w:tab w:val="num" w:pos="720"/>
+        </w:tabs>
+        <w:ind w:left="720" w:hanging="360"/>
+      </w:pPr>
+      <w:rPr>
+        <w:rFonts w:ascii="Symbol" w:hAnsi="Symbol" w:hint="default"/>
+        <w:sz w:val="20"/>
+      </w:rPr>
+    </w:lvl>
+    <w:lvl w:ilvl="1" w:tentative="1">
+      <w:start w:val="1"/>
+      <w:numFmt w:val="bullet"/>
+      <w:lvlText w:val="o"/>
+      <w:lvlJc w:val="left"/>
+      <w:pPr>
+        <w:tabs>
+          <w:tab w:val="num" w:pos="1440"/>
+        </w:tabs>
+        <w:ind w:left="1440" w:hanging="360"/>
+      </w:pPr>
+      <w:rPr>
+        <w:rFonts w:ascii="Courier New" w:hAnsi="Courier New" w:hint="default"/>
+        <w:sz w:val="20"/>
+      </w:rPr>
+    </w:lvl>
+    <w:lvl w:ilvl="2" w:tentative="1">
+      <w:start w:val="1"/>
+      <w:numFmt w:val="bullet"/>
+      <w:lvlText w:val=""/>
+      <w:lvlJc w:val="left"/>
+      <w:pPr>
+        <w:tabs>
+          <w:tab w:val="num" w:pos="2160"/>
+        </w:tabs>
+        <w:ind w:left="2160" w:hanging="360"/>
+      </w:pPr>
+      <w:rPr>
+        <w:rFonts w:ascii="Wingdings" w:hAnsi="Wingdings" w:hint="default"/>
+        <w:sz w:val="20"/>
+      </w:rPr>
+    </w:lvl>
+    <w:lvl w:ilvl="3" w:tentative="1">
+      <w:start w:val="1"/>
+      <w:numFmt w:val="bullet"/>
+      <w:lvlText w:val=""/>
+      <w:lvlJc w:val="left"/>
+      <w:pPr>
+        <w:tabs>
+          <w:tab w:val="num" w:pos="2880"/>
+        </w:tabs>
+        <w:ind w:left="2880" w:hanging="360"/>
+      </w:pPr>
+      <w:rPr>
+        <w:rFonts w:ascii="Wingdings" w:hAnsi="Wingdings" w:hint="default"/>
+        <w:sz w:val="20"/>
+      </w:rPr>
+    </w:lvl>
+    <w:lvl w:ilvl="4" w:tentative="1">
+      <w:start w:val="1"/>
+      <w:numFmt w:val="bullet"/>
+      <w:lvlText w:val=""/>
+      <w:lvlJc w:val="left"/>
+      <w:pPr>
+        <w:tabs>
+          <w:tab w:val="num" w:pos="3600"/>
+        </w:tabs>
+        <w:ind w:left="3600" w:hanging="360"/>
+      </w:pPr>
+      <w:rPr>
+        <w:rFonts w:ascii="Wingdings" w:hAnsi="Wingdings" w:hint="default"/>
+        <w:sz w:val="20"/>
+      </w:rPr>
+    </w:lvl>
+    <w:lvl w:ilvl="5" w:tentative="1">
+      <w:start w:val="1"/>
+      <w:numFmt w:val="bullet"/>
+      <w:lvlText w:val=""/>
+      <w:lvlJc w:val="left"/>
+      <w:pPr>
+        <w:tabs>
+          <w:tab w:val="num" w:pos="4320"/>
+        </w:tabs>
+        <w:ind w:left="4320" w:hanging="360"/>
+      </w:pPr>
+      <w:rPr>
+        <w:rFonts w:ascii="Wingdings" w:hAnsi="Wingdings" w:hint="default"/>
+        <w:sz w:val="20"/>
+      </w:rPr>
+    </w:lvl>
+    <w:lvl w:ilvl="6" w:tentative="1">
+      <w:start w:val="1"/>
+      <w:numFmt w:val="bullet"/>
+      <w:lvlText w:val=""/>
+      <w:lvlJc w:val="left"/>
+      <w:pPr>
+        <w:tabs>
+          <w:tab w:val="num" w:pos="5040"/>
+        </w:tabs>
+        <w:ind w:left="5040" w:hanging="360"/>
+      </w:pPr>
+      <w:rPr>
+        <w:rFonts w:ascii="Wingdings" w:hAnsi="Wingdings" w:hint="default"/>
+        <w:sz w:val="20"/>
+      </w:rPr>
+    </w:lvl>
+    <w:lvl w:ilvl="7" w:tentative="1">
+      <w:start w:val="1"/>
+      <w:numFmt w:val="bullet"/>
+      <w:lvlText w:val=""/>
+      <w:lvlJc w:val="left"/>
+      <w:pPr>
+        <w:tabs>
+          <w:tab w:val="num" w:pos="5760"/>
+        </w:tabs>
+        <w:ind w:left="5760" w:hanging="360"/>
+      </w:pPr>
+      <w:rPr>
+        <w:rFonts w:ascii="Wingdings" w:hAnsi="Wingdings" w:hint="default"/>
+        <w:sz w:val="20"/>
+      </w:rPr>
+    </w:lvl>
+    <w:lvl w:ilvl="8" w:tentative="1">
+      <w:start w:val="1"/>
+      <w:numFmt w:val="bullet"/>
+      <w:lvlText w:val=""/>
+      <w:lvlJc w:val="left"/>
+      <w:pPr>
+        <w:tabs>
+          <w:tab w:val="num" w:pos="6480"/>
+        </w:tabs>
+        <w:ind w:left="6480" w:hanging="360"/>
+      </w:pPr>
+      <w:rPr>
+        <w:rFonts w:ascii="Wingdings" w:hAnsi="Wingdings" w:hint="default"/>
+        <w:sz w:val="20"/>
+      </w:rPr>
+    </w:lvl>
+  </w:abstractNum>
+  <w:abstractNum w:abstractNumId="28" w15:restartNumberingAfterBreak="0">
     <w:nsid w:val="507E3286"/>
     <w:multiLevelType w:val="singleLevel"/>
     <w:tmpl w:val="4AD2CC60"/>
@@ -30491,7 +35878,422 @@
       </w:rPr>
     </w:lvl>
   </w:abstractNum>
-  <w:abstractNum w:abstractNumId="13" w15:restartNumberingAfterBreak="0">
+  <w:abstractNum w:abstractNumId="29" w15:restartNumberingAfterBreak="0">
+    <w:nsid w:val="56594B95"/>
+    <w:multiLevelType w:val="multilevel"/>
+    <w:tmpl w:val="D410FCB8"/>
+    <w:lvl w:ilvl="0">
+      <w:start w:val="1"/>
+      <w:numFmt w:val="bullet"/>
+      <w:lvlText w:val=""/>
+      <w:lvlJc w:val="left"/>
+      <w:pPr>
+        <w:tabs>
+          <w:tab w:val="num" w:pos="720"/>
+        </w:tabs>
+        <w:ind w:left="720" w:hanging="360"/>
+      </w:pPr>
+      <w:rPr>
+        <w:rFonts w:ascii="Symbol" w:hAnsi="Symbol" w:hint="default"/>
+        <w:sz w:val="20"/>
+      </w:rPr>
+    </w:lvl>
+    <w:lvl w:ilvl="1" w:tentative="1">
+      <w:start w:val="1"/>
+      <w:numFmt w:val="bullet"/>
+      <w:lvlText w:val="o"/>
+      <w:lvlJc w:val="left"/>
+      <w:pPr>
+        <w:tabs>
+          <w:tab w:val="num" w:pos="1440"/>
+        </w:tabs>
+        <w:ind w:left="1440" w:hanging="360"/>
+      </w:pPr>
+      <w:rPr>
+        <w:rFonts w:ascii="Courier New" w:hAnsi="Courier New" w:hint="default"/>
+        <w:sz w:val="20"/>
+      </w:rPr>
+    </w:lvl>
+    <w:lvl w:ilvl="2" w:tentative="1">
+      <w:start w:val="1"/>
+      <w:numFmt w:val="bullet"/>
+      <w:lvlText w:val=""/>
+      <w:lvlJc w:val="left"/>
+      <w:pPr>
+        <w:tabs>
+          <w:tab w:val="num" w:pos="2160"/>
+        </w:tabs>
+        <w:ind w:left="2160" w:hanging="360"/>
+      </w:pPr>
+      <w:rPr>
+        <w:rFonts w:ascii="Wingdings" w:hAnsi="Wingdings" w:hint="default"/>
+        <w:sz w:val="20"/>
+      </w:rPr>
+    </w:lvl>
+    <w:lvl w:ilvl="3" w:tentative="1">
+      <w:start w:val="1"/>
+      <w:numFmt w:val="bullet"/>
+      <w:lvlText w:val=""/>
+      <w:lvlJc w:val="left"/>
+      <w:pPr>
+        <w:tabs>
+          <w:tab w:val="num" w:pos="2880"/>
+        </w:tabs>
+        <w:ind w:left="2880" w:hanging="360"/>
+      </w:pPr>
+      <w:rPr>
+        <w:rFonts w:ascii="Wingdings" w:hAnsi="Wingdings" w:hint="default"/>
+        <w:sz w:val="20"/>
+      </w:rPr>
+    </w:lvl>
+    <w:lvl w:ilvl="4" w:tentative="1">
+      <w:start w:val="1"/>
+      <w:numFmt w:val="bullet"/>
+      <w:lvlText w:val=""/>
+      <w:lvlJc w:val="left"/>
+      <w:pPr>
+        <w:tabs>
+          <w:tab w:val="num" w:pos="3600"/>
+        </w:tabs>
+        <w:ind w:left="3600" w:hanging="360"/>
+      </w:pPr>
+      <w:rPr>
+        <w:rFonts w:ascii="Wingdings" w:hAnsi="Wingdings" w:hint="default"/>
+        <w:sz w:val="20"/>
+      </w:rPr>
+    </w:lvl>
+    <w:lvl w:ilvl="5" w:tentative="1">
+      <w:start w:val="1"/>
+      <w:numFmt w:val="bullet"/>
+      <w:lvlText w:val=""/>
+      <w:lvlJc w:val="left"/>
+      <w:pPr>
+        <w:tabs>
+          <w:tab w:val="num" w:pos="4320"/>
+        </w:tabs>
+        <w:ind w:left="4320" w:hanging="360"/>
+      </w:pPr>
+      <w:rPr>
+        <w:rFonts w:ascii="Wingdings" w:hAnsi="Wingdings" w:hint="default"/>
+        <w:sz w:val="20"/>
+      </w:rPr>
+    </w:lvl>
+    <w:lvl w:ilvl="6" w:tentative="1">
+      <w:start w:val="1"/>
+      <w:numFmt w:val="bullet"/>
+      <w:lvlText w:val=""/>
+      <w:lvlJc w:val="left"/>
+      <w:pPr>
+        <w:tabs>
+          <w:tab w:val="num" w:pos="5040"/>
+        </w:tabs>
+        <w:ind w:left="5040" w:hanging="360"/>
+      </w:pPr>
+      <w:rPr>
+        <w:rFonts w:ascii="Wingdings" w:hAnsi="Wingdings" w:hint="default"/>
+        <w:sz w:val="20"/>
+      </w:rPr>
+    </w:lvl>
+    <w:lvl w:ilvl="7" w:tentative="1">
+      <w:start w:val="1"/>
+      <w:numFmt w:val="bullet"/>
+      <w:lvlText w:val=""/>
+      <w:lvlJc w:val="left"/>
+      <w:pPr>
+        <w:tabs>
+          <w:tab w:val="num" w:pos="5760"/>
+        </w:tabs>
+        <w:ind w:left="5760" w:hanging="360"/>
+      </w:pPr>
+      <w:rPr>
+        <w:rFonts w:ascii="Wingdings" w:hAnsi="Wingdings" w:hint="default"/>
+        <w:sz w:val="20"/>
+      </w:rPr>
+    </w:lvl>
+    <w:lvl w:ilvl="8" w:tentative="1">
+      <w:start w:val="1"/>
+      <w:numFmt w:val="bullet"/>
+      <w:lvlText w:val=""/>
+      <w:lvlJc w:val="left"/>
+      <w:pPr>
+        <w:tabs>
+          <w:tab w:val="num" w:pos="6480"/>
+        </w:tabs>
+        <w:ind w:left="6480" w:hanging="360"/>
+      </w:pPr>
+      <w:rPr>
+        <w:rFonts w:ascii="Wingdings" w:hAnsi="Wingdings" w:hint="default"/>
+        <w:sz w:val="20"/>
+      </w:rPr>
+    </w:lvl>
+  </w:abstractNum>
+  <w:abstractNum w:abstractNumId="30" w15:restartNumberingAfterBreak="0">
+    <w:nsid w:val="565A77FA"/>
+    <w:multiLevelType w:val="multilevel"/>
+    <w:tmpl w:val="2E44398E"/>
+    <w:lvl w:ilvl="0">
+      <w:start w:val="1"/>
+      <w:numFmt w:val="bullet"/>
+      <w:lvlText w:val=""/>
+      <w:lvlJc w:val="left"/>
+      <w:pPr>
+        <w:tabs>
+          <w:tab w:val="num" w:pos="720"/>
+        </w:tabs>
+        <w:ind w:left="720" w:hanging="360"/>
+      </w:pPr>
+      <w:rPr>
+        <w:rFonts w:ascii="Symbol" w:hAnsi="Symbol" w:hint="default"/>
+        <w:sz w:val="20"/>
+      </w:rPr>
+    </w:lvl>
+    <w:lvl w:ilvl="1" w:tentative="1">
+      <w:start w:val="1"/>
+      <w:numFmt w:val="bullet"/>
+      <w:lvlText w:val="o"/>
+      <w:lvlJc w:val="left"/>
+      <w:pPr>
+        <w:tabs>
+          <w:tab w:val="num" w:pos="1440"/>
+        </w:tabs>
+        <w:ind w:left="1440" w:hanging="360"/>
+      </w:pPr>
+      <w:rPr>
+        <w:rFonts w:ascii="Courier New" w:hAnsi="Courier New" w:hint="default"/>
+        <w:sz w:val="20"/>
+      </w:rPr>
+    </w:lvl>
+    <w:lvl w:ilvl="2" w:tentative="1">
+      <w:start w:val="1"/>
+      <w:numFmt w:val="bullet"/>
+      <w:lvlText w:val=""/>
+      <w:lvlJc w:val="left"/>
+      <w:pPr>
+        <w:tabs>
+          <w:tab w:val="num" w:pos="2160"/>
+        </w:tabs>
+        <w:ind w:left="2160" w:hanging="360"/>
+      </w:pPr>
+      <w:rPr>
+        <w:rFonts w:ascii="Wingdings" w:hAnsi="Wingdings" w:hint="default"/>
+        <w:sz w:val="20"/>
+      </w:rPr>
+    </w:lvl>
+    <w:lvl w:ilvl="3" w:tentative="1">
+      <w:start w:val="1"/>
+      <w:numFmt w:val="bullet"/>
+      <w:lvlText w:val=""/>
+      <w:lvlJc w:val="left"/>
+      <w:pPr>
+        <w:tabs>
+          <w:tab w:val="num" w:pos="2880"/>
+        </w:tabs>
+        <w:ind w:left="2880" w:hanging="360"/>
+      </w:pPr>
+      <w:rPr>
+        <w:rFonts w:ascii="Wingdings" w:hAnsi="Wingdings" w:hint="default"/>
+        <w:sz w:val="20"/>
+      </w:rPr>
+    </w:lvl>
+    <w:lvl w:ilvl="4" w:tentative="1">
+      <w:start w:val="1"/>
+      <w:numFmt w:val="bullet"/>
+      <w:lvlText w:val=""/>
+      <w:lvlJc w:val="left"/>
+      <w:pPr>
+        <w:tabs>
+          <w:tab w:val="num" w:pos="3600"/>
+        </w:tabs>
+        <w:ind w:left="3600" w:hanging="360"/>
+      </w:pPr>
+      <w:rPr>
+        <w:rFonts w:ascii="Wingdings" w:hAnsi="Wingdings" w:hint="default"/>
+        <w:sz w:val="20"/>
+      </w:rPr>
+    </w:lvl>
+    <w:lvl w:ilvl="5" w:tentative="1">
+      <w:start w:val="1"/>
+      <w:numFmt w:val="bullet"/>
+      <w:lvlText w:val=""/>
+      <w:lvlJc w:val="left"/>
+      <w:pPr>
+        <w:tabs>
+          <w:tab w:val="num" w:pos="4320"/>
+        </w:tabs>
+        <w:ind w:left="4320" w:hanging="360"/>
+      </w:pPr>
+      <w:rPr>
+        <w:rFonts w:ascii="Wingdings" w:hAnsi="Wingdings" w:hint="default"/>
+        <w:sz w:val="20"/>
+      </w:rPr>
+    </w:lvl>
+    <w:lvl w:ilvl="6" w:tentative="1">
+      <w:start w:val="1"/>
+      <w:numFmt w:val="bullet"/>
+      <w:lvlText w:val=""/>
+      <w:lvlJc w:val="left"/>
+      <w:pPr>
+        <w:tabs>
+          <w:tab w:val="num" w:pos="5040"/>
+        </w:tabs>
+        <w:ind w:left="5040" w:hanging="360"/>
+      </w:pPr>
+      <w:rPr>
+        <w:rFonts w:ascii="Wingdings" w:hAnsi="Wingdings" w:hint="default"/>
+        <w:sz w:val="20"/>
+      </w:rPr>
+    </w:lvl>
+    <w:lvl w:ilvl="7" w:tentative="1">
+      <w:start w:val="1"/>
+      <w:numFmt w:val="bullet"/>
+      <w:lvlText w:val=""/>
+      <w:lvlJc w:val="left"/>
+      <w:pPr>
+        <w:tabs>
+          <w:tab w:val="num" w:pos="5760"/>
+        </w:tabs>
+        <w:ind w:left="5760" w:hanging="360"/>
+      </w:pPr>
+      <w:rPr>
+        <w:rFonts w:ascii="Wingdings" w:hAnsi="Wingdings" w:hint="default"/>
+        <w:sz w:val="20"/>
+      </w:rPr>
+    </w:lvl>
+    <w:lvl w:ilvl="8" w:tentative="1">
+      <w:start w:val="1"/>
+      <w:numFmt w:val="bullet"/>
+      <w:lvlText w:val=""/>
+      <w:lvlJc w:val="left"/>
+      <w:pPr>
+        <w:tabs>
+          <w:tab w:val="num" w:pos="6480"/>
+        </w:tabs>
+        <w:ind w:left="6480" w:hanging="360"/>
+      </w:pPr>
+      <w:rPr>
+        <w:rFonts w:ascii="Wingdings" w:hAnsi="Wingdings" w:hint="default"/>
+        <w:sz w:val="20"/>
+      </w:rPr>
+    </w:lvl>
+  </w:abstractNum>
+  <w:abstractNum w:abstractNumId="31" w15:restartNumberingAfterBreak="0">
+    <w:nsid w:val="56B368DB"/>
+    <w:multiLevelType w:val="multilevel"/>
+    <w:tmpl w:val="B6F4395C"/>
+    <w:lvl w:ilvl="0">
+      <w:start w:val="1"/>
+      <w:numFmt w:val="decimal"/>
+      <w:lvlText w:val="%1."/>
+      <w:lvlJc w:val="left"/>
+      <w:pPr>
+        <w:tabs>
+          <w:tab w:val="num" w:pos="720"/>
+        </w:tabs>
+        <w:ind w:left="720" w:hanging="360"/>
+      </w:pPr>
+    </w:lvl>
+    <w:lvl w:ilvl="1">
+      <w:start w:val="1"/>
+      <w:numFmt w:val="bullet"/>
+      <w:lvlText w:val="o"/>
+      <w:lvlJc w:val="left"/>
+      <w:pPr>
+        <w:tabs>
+          <w:tab w:val="num" w:pos="1440"/>
+        </w:tabs>
+        <w:ind w:left="1440" w:hanging="360"/>
+      </w:pPr>
+      <w:rPr>
+        <w:rFonts w:ascii="Courier New" w:hAnsi="Courier New" w:hint="default"/>
+        <w:sz w:val="20"/>
+      </w:rPr>
+    </w:lvl>
+    <w:lvl w:ilvl="2" w:tentative="1">
+      <w:start w:val="1"/>
+      <w:numFmt w:val="decimal"/>
+      <w:lvlText w:val="%3."/>
+      <w:lvlJc w:val="left"/>
+      <w:pPr>
+        <w:tabs>
+          <w:tab w:val="num" w:pos="2160"/>
+        </w:tabs>
+        <w:ind w:left="2160" w:hanging="360"/>
+      </w:pPr>
+    </w:lvl>
+    <w:lvl w:ilvl="3" w:tentative="1">
+      <w:start w:val="1"/>
+      <w:numFmt w:val="decimal"/>
+      <w:lvlText w:val="%4."/>
+      <w:lvlJc w:val="left"/>
+      <w:pPr>
+        <w:tabs>
+          <w:tab w:val="num" w:pos="2880"/>
+        </w:tabs>
+        <w:ind w:left="2880" w:hanging="360"/>
+      </w:pPr>
+    </w:lvl>
+    <w:lvl w:ilvl="4" w:tentative="1">
+      <w:start w:val="1"/>
+      <w:numFmt w:val="decimal"/>
+      <w:lvlText w:val="%5."/>
+      <w:lvlJc w:val="left"/>
+      <w:pPr>
+        <w:tabs>
+          <w:tab w:val="num" w:pos="3600"/>
+        </w:tabs>
+        <w:ind w:left="3600" w:hanging="360"/>
+      </w:pPr>
+    </w:lvl>
+    <w:lvl w:ilvl="5" w:tentative="1">
+      <w:start w:val="1"/>
+      <w:numFmt w:val="decimal"/>
+      <w:lvlText w:val="%6."/>
+      <w:lvlJc w:val="left"/>
+      <w:pPr>
+        <w:tabs>
+          <w:tab w:val="num" w:pos="4320"/>
+        </w:tabs>
+        <w:ind w:left="4320" w:hanging="360"/>
+      </w:pPr>
+    </w:lvl>
+    <w:lvl w:ilvl="6" w:tentative="1">
+      <w:start w:val="1"/>
+      <w:numFmt w:val="decimal"/>
+      <w:lvlText w:val="%7."/>
+      <w:lvlJc w:val="left"/>
+      <w:pPr>
+        <w:tabs>
+          <w:tab w:val="num" w:pos="5040"/>
+        </w:tabs>
+        <w:ind w:left="5040" w:hanging="360"/>
+      </w:pPr>
+    </w:lvl>
+    <w:lvl w:ilvl="7" w:tentative="1">
+      <w:start w:val="1"/>
+      <w:numFmt w:val="decimal"/>
+      <w:lvlText w:val="%8."/>
+      <w:lvlJc w:val="left"/>
+      <w:pPr>
+        <w:tabs>
+          <w:tab w:val="num" w:pos="5760"/>
+        </w:tabs>
+        <w:ind w:left="5760" w:hanging="360"/>
+      </w:pPr>
+    </w:lvl>
+    <w:lvl w:ilvl="8" w:tentative="1">
+      <w:start w:val="1"/>
+      <w:numFmt w:val="decimal"/>
+      <w:lvlText w:val="%9."/>
+      <w:lvlJc w:val="left"/>
+      <w:pPr>
+        <w:tabs>
+          <w:tab w:val="num" w:pos="6480"/>
+        </w:tabs>
+        <w:ind w:left="6480" w:hanging="360"/>
+      </w:pPr>
+    </w:lvl>
+  </w:abstractNum>
+  <w:abstractNum w:abstractNumId="32" w15:restartNumberingAfterBreak="0">
     <w:nsid w:val="56E72666"/>
     <w:multiLevelType w:val="hybridMultilevel"/>
     <w:tmpl w:val="B524C634"/>
@@ -30606,7 +36408,454 @@
       </w:rPr>
     </w:lvl>
   </w:abstractNum>
-  <w:abstractNum w:abstractNumId="14" w15:restartNumberingAfterBreak="0">
+  <w:abstractNum w:abstractNumId="33" w15:restartNumberingAfterBreak="0">
+    <w:nsid w:val="5FB566DD"/>
+    <w:multiLevelType w:val="multilevel"/>
+    <w:tmpl w:val="D06C7784"/>
+    <w:lvl w:ilvl="0">
+      <w:start w:val="1"/>
+      <w:numFmt w:val="bullet"/>
+      <w:lvlText w:val=""/>
+      <w:lvlJc w:val="left"/>
+      <w:pPr>
+        <w:tabs>
+          <w:tab w:val="num" w:pos="720"/>
+        </w:tabs>
+        <w:ind w:left="720" w:hanging="360"/>
+      </w:pPr>
+      <w:rPr>
+        <w:rFonts w:ascii="Symbol" w:hAnsi="Symbol" w:hint="default"/>
+        <w:sz w:val="20"/>
+      </w:rPr>
+    </w:lvl>
+    <w:lvl w:ilvl="1" w:tentative="1">
+      <w:start w:val="1"/>
+      <w:numFmt w:val="bullet"/>
+      <w:lvlText w:val="o"/>
+      <w:lvlJc w:val="left"/>
+      <w:pPr>
+        <w:tabs>
+          <w:tab w:val="num" w:pos="1440"/>
+        </w:tabs>
+        <w:ind w:left="1440" w:hanging="360"/>
+      </w:pPr>
+      <w:rPr>
+        <w:rFonts w:ascii="Courier New" w:hAnsi="Courier New" w:hint="default"/>
+        <w:sz w:val="20"/>
+      </w:rPr>
+    </w:lvl>
+    <w:lvl w:ilvl="2" w:tentative="1">
+      <w:start w:val="1"/>
+      <w:numFmt w:val="bullet"/>
+      <w:lvlText w:val=""/>
+      <w:lvlJc w:val="left"/>
+      <w:pPr>
+        <w:tabs>
+          <w:tab w:val="num" w:pos="2160"/>
+        </w:tabs>
+        <w:ind w:left="2160" w:hanging="360"/>
+      </w:pPr>
+      <w:rPr>
+        <w:rFonts w:ascii="Wingdings" w:hAnsi="Wingdings" w:hint="default"/>
+        <w:sz w:val="20"/>
+      </w:rPr>
+    </w:lvl>
+    <w:lvl w:ilvl="3" w:tentative="1">
+      <w:start w:val="1"/>
+      <w:numFmt w:val="bullet"/>
+      <w:lvlText w:val=""/>
+      <w:lvlJc w:val="left"/>
+      <w:pPr>
+        <w:tabs>
+          <w:tab w:val="num" w:pos="2880"/>
+        </w:tabs>
+        <w:ind w:left="2880" w:hanging="360"/>
+      </w:pPr>
+      <w:rPr>
+        <w:rFonts w:ascii="Wingdings" w:hAnsi="Wingdings" w:hint="default"/>
+        <w:sz w:val="20"/>
+      </w:rPr>
+    </w:lvl>
+    <w:lvl w:ilvl="4" w:tentative="1">
+      <w:start w:val="1"/>
+      <w:numFmt w:val="bullet"/>
+      <w:lvlText w:val=""/>
+      <w:lvlJc w:val="left"/>
+      <w:pPr>
+        <w:tabs>
+          <w:tab w:val="num" w:pos="3600"/>
+        </w:tabs>
+        <w:ind w:left="3600" w:hanging="360"/>
+      </w:pPr>
+      <w:rPr>
+        <w:rFonts w:ascii="Wingdings" w:hAnsi="Wingdings" w:hint="default"/>
+        <w:sz w:val="20"/>
+      </w:rPr>
+    </w:lvl>
+    <w:lvl w:ilvl="5" w:tentative="1">
+      <w:start w:val="1"/>
+      <w:numFmt w:val="bullet"/>
+      <w:lvlText w:val=""/>
+      <w:lvlJc w:val="left"/>
+      <w:pPr>
+        <w:tabs>
+          <w:tab w:val="num" w:pos="4320"/>
+        </w:tabs>
+        <w:ind w:left="4320" w:hanging="360"/>
+      </w:pPr>
+      <w:rPr>
+        <w:rFonts w:ascii="Wingdings" w:hAnsi="Wingdings" w:hint="default"/>
+        <w:sz w:val="20"/>
+      </w:rPr>
+    </w:lvl>
+    <w:lvl w:ilvl="6" w:tentative="1">
+      <w:start w:val="1"/>
+      <w:numFmt w:val="bullet"/>
+      <w:lvlText w:val=""/>
+      <w:lvlJc w:val="left"/>
+      <w:pPr>
+        <w:tabs>
+          <w:tab w:val="num" w:pos="5040"/>
+        </w:tabs>
+        <w:ind w:left="5040" w:hanging="360"/>
+      </w:pPr>
+      <w:rPr>
+        <w:rFonts w:ascii="Wingdings" w:hAnsi="Wingdings" w:hint="default"/>
+        <w:sz w:val="20"/>
+      </w:rPr>
+    </w:lvl>
+    <w:lvl w:ilvl="7" w:tentative="1">
+      <w:start w:val="1"/>
+      <w:numFmt w:val="bullet"/>
+      <w:lvlText w:val=""/>
+      <w:lvlJc w:val="left"/>
+      <w:pPr>
+        <w:tabs>
+          <w:tab w:val="num" w:pos="5760"/>
+        </w:tabs>
+        <w:ind w:left="5760" w:hanging="360"/>
+      </w:pPr>
+      <w:rPr>
+        <w:rFonts w:ascii="Wingdings" w:hAnsi="Wingdings" w:hint="default"/>
+        <w:sz w:val="20"/>
+      </w:rPr>
+    </w:lvl>
+    <w:lvl w:ilvl="8" w:tentative="1">
+      <w:start w:val="1"/>
+      <w:numFmt w:val="bullet"/>
+      <w:lvlText w:val=""/>
+      <w:lvlJc w:val="left"/>
+      <w:pPr>
+        <w:tabs>
+          <w:tab w:val="num" w:pos="6480"/>
+        </w:tabs>
+        <w:ind w:left="6480" w:hanging="360"/>
+      </w:pPr>
+      <w:rPr>
+        <w:rFonts w:ascii="Wingdings" w:hAnsi="Wingdings" w:hint="default"/>
+        <w:sz w:val="20"/>
+      </w:rPr>
+    </w:lvl>
+  </w:abstractNum>
+  <w:abstractNum w:abstractNumId="34" w15:restartNumberingAfterBreak="0">
+    <w:nsid w:val="64E86E79"/>
+    <w:multiLevelType w:val="multilevel"/>
+    <w:tmpl w:val="B08C9D04"/>
+    <w:lvl w:ilvl="0">
+      <w:start w:val="1"/>
+      <w:numFmt w:val="bullet"/>
+      <w:lvlText w:val=""/>
+      <w:lvlJc w:val="left"/>
+      <w:pPr>
+        <w:tabs>
+          <w:tab w:val="num" w:pos="720"/>
+        </w:tabs>
+        <w:ind w:left="720" w:hanging="360"/>
+      </w:pPr>
+      <w:rPr>
+        <w:rFonts w:ascii="Symbol" w:hAnsi="Symbol" w:hint="default"/>
+        <w:sz w:val="20"/>
+      </w:rPr>
+    </w:lvl>
+    <w:lvl w:ilvl="1" w:tentative="1">
+      <w:start w:val="1"/>
+      <w:numFmt w:val="bullet"/>
+      <w:lvlText w:val="o"/>
+      <w:lvlJc w:val="left"/>
+      <w:pPr>
+        <w:tabs>
+          <w:tab w:val="num" w:pos="1440"/>
+        </w:tabs>
+        <w:ind w:left="1440" w:hanging="360"/>
+      </w:pPr>
+      <w:rPr>
+        <w:rFonts w:ascii="Courier New" w:hAnsi="Courier New" w:hint="default"/>
+        <w:sz w:val="20"/>
+      </w:rPr>
+    </w:lvl>
+    <w:lvl w:ilvl="2" w:tentative="1">
+      <w:start w:val="1"/>
+      <w:numFmt w:val="bullet"/>
+      <w:lvlText w:val=""/>
+      <w:lvlJc w:val="left"/>
+      <w:pPr>
+        <w:tabs>
+          <w:tab w:val="num" w:pos="2160"/>
+        </w:tabs>
+        <w:ind w:left="2160" w:hanging="360"/>
+      </w:pPr>
+      <w:rPr>
+        <w:rFonts w:ascii="Wingdings" w:hAnsi="Wingdings" w:hint="default"/>
+        <w:sz w:val="20"/>
+      </w:rPr>
+    </w:lvl>
+    <w:lvl w:ilvl="3" w:tentative="1">
+      <w:start w:val="1"/>
+      <w:numFmt w:val="bullet"/>
+      <w:lvlText w:val=""/>
+      <w:lvlJc w:val="left"/>
+      <w:pPr>
+        <w:tabs>
+          <w:tab w:val="num" w:pos="2880"/>
+        </w:tabs>
+        <w:ind w:left="2880" w:hanging="360"/>
+      </w:pPr>
+      <w:rPr>
+        <w:rFonts w:ascii="Wingdings" w:hAnsi="Wingdings" w:hint="default"/>
+        <w:sz w:val="20"/>
+      </w:rPr>
+    </w:lvl>
+    <w:lvl w:ilvl="4" w:tentative="1">
+      <w:start w:val="1"/>
+      <w:numFmt w:val="bullet"/>
+      <w:lvlText w:val=""/>
+      <w:lvlJc w:val="left"/>
+      <w:pPr>
+        <w:tabs>
+          <w:tab w:val="num" w:pos="3600"/>
+        </w:tabs>
+        <w:ind w:left="3600" w:hanging="360"/>
+      </w:pPr>
+      <w:rPr>
+        <w:rFonts w:ascii="Wingdings" w:hAnsi="Wingdings" w:hint="default"/>
+        <w:sz w:val="20"/>
+      </w:rPr>
+    </w:lvl>
+    <w:lvl w:ilvl="5" w:tentative="1">
+      <w:start w:val="1"/>
+      <w:numFmt w:val="bullet"/>
+      <w:lvlText w:val=""/>
+      <w:lvlJc w:val="left"/>
+      <w:pPr>
+        <w:tabs>
+          <w:tab w:val="num" w:pos="4320"/>
+        </w:tabs>
+        <w:ind w:left="4320" w:hanging="360"/>
+      </w:pPr>
+      <w:rPr>
+        <w:rFonts w:ascii="Wingdings" w:hAnsi="Wingdings" w:hint="default"/>
+        <w:sz w:val="20"/>
+      </w:rPr>
+    </w:lvl>
+    <w:lvl w:ilvl="6" w:tentative="1">
+      <w:start w:val="1"/>
+      <w:numFmt w:val="bullet"/>
+      <w:lvlText w:val=""/>
+      <w:lvlJc w:val="left"/>
+      <w:pPr>
+        <w:tabs>
+          <w:tab w:val="num" w:pos="5040"/>
+        </w:tabs>
+        <w:ind w:left="5040" w:hanging="360"/>
+      </w:pPr>
+      <w:rPr>
+        <w:rFonts w:ascii="Wingdings" w:hAnsi="Wingdings" w:hint="default"/>
+        <w:sz w:val="20"/>
+      </w:rPr>
+    </w:lvl>
+    <w:lvl w:ilvl="7" w:tentative="1">
+      <w:start w:val="1"/>
+      <w:numFmt w:val="bullet"/>
+      <w:lvlText w:val=""/>
+      <w:lvlJc w:val="left"/>
+      <w:pPr>
+        <w:tabs>
+          <w:tab w:val="num" w:pos="5760"/>
+        </w:tabs>
+        <w:ind w:left="5760" w:hanging="360"/>
+      </w:pPr>
+      <w:rPr>
+        <w:rFonts w:ascii="Wingdings" w:hAnsi="Wingdings" w:hint="default"/>
+        <w:sz w:val="20"/>
+      </w:rPr>
+    </w:lvl>
+    <w:lvl w:ilvl="8" w:tentative="1">
+      <w:start w:val="1"/>
+      <w:numFmt w:val="bullet"/>
+      <w:lvlText w:val=""/>
+      <w:lvlJc w:val="left"/>
+      <w:pPr>
+        <w:tabs>
+          <w:tab w:val="num" w:pos="6480"/>
+        </w:tabs>
+        <w:ind w:left="6480" w:hanging="360"/>
+      </w:pPr>
+      <w:rPr>
+        <w:rFonts w:ascii="Wingdings" w:hAnsi="Wingdings" w:hint="default"/>
+        <w:sz w:val="20"/>
+      </w:rPr>
+    </w:lvl>
+  </w:abstractNum>
+  <w:abstractNum w:abstractNumId="35" w15:restartNumberingAfterBreak="0">
+    <w:nsid w:val="6651051E"/>
+    <w:multiLevelType w:val="multilevel"/>
+    <w:tmpl w:val="F768FDEE"/>
+    <w:lvl w:ilvl="0">
+      <w:start w:val="1"/>
+      <w:numFmt w:val="bullet"/>
+      <w:lvlText w:val=""/>
+      <w:lvlJc w:val="left"/>
+      <w:pPr>
+        <w:tabs>
+          <w:tab w:val="num" w:pos="720"/>
+        </w:tabs>
+        <w:ind w:left="720" w:hanging="360"/>
+      </w:pPr>
+      <w:rPr>
+        <w:rFonts w:ascii="Symbol" w:hAnsi="Symbol" w:hint="default"/>
+        <w:sz w:val="20"/>
+      </w:rPr>
+    </w:lvl>
+    <w:lvl w:ilvl="1" w:tentative="1">
+      <w:start w:val="1"/>
+      <w:numFmt w:val="bullet"/>
+      <w:lvlText w:val="o"/>
+      <w:lvlJc w:val="left"/>
+      <w:pPr>
+        <w:tabs>
+          <w:tab w:val="num" w:pos="1440"/>
+        </w:tabs>
+        <w:ind w:left="1440" w:hanging="360"/>
+      </w:pPr>
+      <w:rPr>
+        <w:rFonts w:ascii="Courier New" w:hAnsi="Courier New" w:hint="default"/>
+        <w:sz w:val="20"/>
+      </w:rPr>
+    </w:lvl>
+    <w:lvl w:ilvl="2" w:tentative="1">
+      <w:start w:val="1"/>
+      <w:numFmt w:val="bullet"/>
+      <w:lvlText w:val=""/>
+      <w:lvlJc w:val="left"/>
+      <w:pPr>
+        <w:tabs>
+          <w:tab w:val="num" w:pos="2160"/>
+        </w:tabs>
+        <w:ind w:left="2160" w:hanging="360"/>
+      </w:pPr>
+      <w:rPr>
+        <w:rFonts w:ascii="Wingdings" w:hAnsi="Wingdings" w:hint="default"/>
+        <w:sz w:val="20"/>
+      </w:rPr>
+    </w:lvl>
+    <w:lvl w:ilvl="3" w:tentative="1">
+      <w:start w:val="1"/>
+      <w:numFmt w:val="bullet"/>
+      <w:lvlText w:val=""/>
+      <w:lvlJc w:val="left"/>
+      <w:pPr>
+        <w:tabs>
+          <w:tab w:val="num" w:pos="2880"/>
+        </w:tabs>
+        <w:ind w:left="2880" w:hanging="360"/>
+      </w:pPr>
+      <w:rPr>
+        <w:rFonts w:ascii="Wingdings" w:hAnsi="Wingdings" w:hint="default"/>
+        <w:sz w:val="20"/>
+      </w:rPr>
+    </w:lvl>
+    <w:lvl w:ilvl="4" w:tentative="1">
+      <w:start w:val="1"/>
+      <w:numFmt w:val="bullet"/>
+      <w:lvlText w:val=""/>
+      <w:lvlJc w:val="left"/>
+      <w:pPr>
+        <w:tabs>
+          <w:tab w:val="num" w:pos="3600"/>
+        </w:tabs>
+        <w:ind w:left="3600" w:hanging="360"/>
+      </w:pPr>
+      <w:rPr>
+        <w:rFonts w:ascii="Wingdings" w:hAnsi="Wingdings" w:hint="default"/>
+        <w:sz w:val="20"/>
+      </w:rPr>
+    </w:lvl>
+    <w:lvl w:ilvl="5" w:tentative="1">
+      <w:start w:val="1"/>
+      <w:numFmt w:val="bullet"/>
+      <w:lvlText w:val=""/>
+      <w:lvlJc w:val="left"/>
+      <w:pPr>
+        <w:tabs>
+          <w:tab w:val="num" w:pos="4320"/>
+        </w:tabs>
+        <w:ind w:left="4320" w:hanging="360"/>
+      </w:pPr>
+      <w:rPr>
+        <w:rFonts w:ascii="Wingdings" w:hAnsi="Wingdings" w:hint="default"/>
+        <w:sz w:val="20"/>
+      </w:rPr>
+    </w:lvl>
+    <w:lvl w:ilvl="6" w:tentative="1">
+      <w:start w:val="1"/>
+      <w:numFmt w:val="bullet"/>
+      <w:lvlText w:val=""/>
+      <w:lvlJc w:val="left"/>
+      <w:pPr>
+        <w:tabs>
+          <w:tab w:val="num" w:pos="5040"/>
+        </w:tabs>
+        <w:ind w:left="5040" w:hanging="360"/>
+      </w:pPr>
+      <w:rPr>
+        <w:rFonts w:ascii="Wingdings" w:hAnsi="Wingdings" w:hint="default"/>
+        <w:sz w:val="20"/>
+      </w:rPr>
+    </w:lvl>
+    <w:lvl w:ilvl="7" w:tentative="1">
+      <w:start w:val="1"/>
+      <w:numFmt w:val="bullet"/>
+      <w:lvlText w:val=""/>
+      <w:lvlJc w:val="left"/>
+      <w:pPr>
+        <w:tabs>
+          <w:tab w:val="num" w:pos="5760"/>
+        </w:tabs>
+        <w:ind w:left="5760" w:hanging="360"/>
+      </w:pPr>
+      <w:rPr>
+        <w:rFonts w:ascii="Wingdings" w:hAnsi="Wingdings" w:hint="default"/>
+        <w:sz w:val="20"/>
+      </w:rPr>
+    </w:lvl>
+    <w:lvl w:ilvl="8" w:tentative="1">
+      <w:start w:val="1"/>
+      <w:numFmt w:val="bullet"/>
+      <w:lvlText w:val=""/>
+      <w:lvlJc w:val="left"/>
+      <w:pPr>
+        <w:tabs>
+          <w:tab w:val="num" w:pos="6480"/>
+        </w:tabs>
+        <w:ind w:left="6480" w:hanging="360"/>
+      </w:pPr>
+      <w:rPr>
+        <w:rFonts w:ascii="Wingdings" w:hAnsi="Wingdings" w:hint="default"/>
+        <w:sz w:val="20"/>
+      </w:rPr>
+    </w:lvl>
+  </w:abstractNum>
+  <w:abstractNum w:abstractNumId="36" w15:restartNumberingAfterBreak="0">
     <w:nsid w:val="6806026E"/>
     <w:multiLevelType w:val="singleLevel"/>
     <w:tmpl w:val="DAD81F1C"/>
@@ -30628,7 +36877,7 @@
       </w:rPr>
     </w:lvl>
   </w:abstractNum>
-  <w:abstractNum w:abstractNumId="15" w15:restartNumberingAfterBreak="0">
+  <w:abstractNum w:abstractNumId="37" w15:restartNumberingAfterBreak="0">
     <w:nsid w:val="692153D5"/>
     <w:multiLevelType w:val="hybridMultilevel"/>
     <w:tmpl w:val="9D28954E"/>
@@ -30717,7 +36966,156 @@
       </w:pPr>
     </w:lvl>
   </w:abstractNum>
-  <w:abstractNum w:abstractNumId="16" w15:restartNumberingAfterBreak="0">
+  <w:abstractNum w:abstractNumId="38" w15:restartNumberingAfterBreak="0">
+    <w:nsid w:val="706A53B8"/>
+    <w:multiLevelType w:val="multilevel"/>
+    <w:tmpl w:val="115A1C08"/>
+    <w:lvl w:ilvl="0">
+      <w:start w:val="1"/>
+      <w:numFmt w:val="bullet"/>
+      <w:lvlText w:val=""/>
+      <w:lvlJc w:val="left"/>
+      <w:pPr>
+        <w:tabs>
+          <w:tab w:val="num" w:pos="720"/>
+        </w:tabs>
+        <w:ind w:left="720" w:hanging="360"/>
+      </w:pPr>
+      <w:rPr>
+        <w:rFonts w:ascii="Symbol" w:hAnsi="Symbol" w:hint="default"/>
+        <w:sz w:val="20"/>
+      </w:rPr>
+    </w:lvl>
+    <w:lvl w:ilvl="1" w:tentative="1">
+      <w:start w:val="1"/>
+      <w:numFmt w:val="bullet"/>
+      <w:lvlText w:val="o"/>
+      <w:lvlJc w:val="left"/>
+      <w:pPr>
+        <w:tabs>
+          <w:tab w:val="num" w:pos="1440"/>
+        </w:tabs>
+        <w:ind w:left="1440" w:hanging="360"/>
+      </w:pPr>
+      <w:rPr>
+        <w:rFonts w:ascii="Courier New" w:hAnsi="Courier New" w:hint="default"/>
+        <w:sz w:val="20"/>
+      </w:rPr>
+    </w:lvl>
+    <w:lvl w:ilvl="2" w:tentative="1">
+      <w:start w:val="1"/>
+      <w:numFmt w:val="bullet"/>
+      <w:lvlText w:val=""/>
+      <w:lvlJc w:val="left"/>
+      <w:pPr>
+        <w:tabs>
+          <w:tab w:val="num" w:pos="2160"/>
+        </w:tabs>
+        <w:ind w:left="2160" w:hanging="360"/>
+      </w:pPr>
+      <w:rPr>
+        <w:rFonts w:ascii="Wingdings" w:hAnsi="Wingdings" w:hint="default"/>
+        <w:sz w:val="20"/>
+      </w:rPr>
+    </w:lvl>
+    <w:lvl w:ilvl="3" w:tentative="1">
+      <w:start w:val="1"/>
+      <w:numFmt w:val="bullet"/>
+      <w:lvlText w:val=""/>
+      <w:lvlJc w:val="left"/>
+      <w:pPr>
+        <w:tabs>
+          <w:tab w:val="num" w:pos="2880"/>
+        </w:tabs>
+        <w:ind w:left="2880" w:hanging="360"/>
+      </w:pPr>
+      <w:rPr>
+        <w:rFonts w:ascii="Wingdings" w:hAnsi="Wingdings" w:hint="default"/>
+        <w:sz w:val="20"/>
+      </w:rPr>
+    </w:lvl>
+    <w:lvl w:ilvl="4" w:tentative="1">
+      <w:start w:val="1"/>
+      <w:numFmt w:val="bullet"/>
+      <w:lvlText w:val=""/>
+      <w:lvlJc w:val="left"/>
+      <w:pPr>
+        <w:tabs>
+          <w:tab w:val="num" w:pos="3600"/>
+        </w:tabs>
+        <w:ind w:left="3600" w:hanging="360"/>
+      </w:pPr>
+      <w:rPr>
+        <w:rFonts w:ascii="Wingdings" w:hAnsi="Wingdings" w:hint="default"/>
+        <w:sz w:val="20"/>
+      </w:rPr>
+    </w:lvl>
+    <w:lvl w:ilvl="5" w:tentative="1">
+      <w:start w:val="1"/>
+      <w:numFmt w:val="bullet"/>
+      <w:lvlText w:val=""/>
+      <w:lvlJc w:val="left"/>
+      <w:pPr>
+        <w:tabs>
+          <w:tab w:val="num" w:pos="4320"/>
+        </w:tabs>
+        <w:ind w:left="4320" w:hanging="360"/>
+      </w:pPr>
+      <w:rPr>
+        <w:rFonts w:ascii="Wingdings" w:hAnsi="Wingdings" w:hint="default"/>
+        <w:sz w:val="20"/>
+      </w:rPr>
+    </w:lvl>
+    <w:lvl w:ilvl="6" w:tentative="1">
+      <w:start w:val="1"/>
+      <w:numFmt w:val="bullet"/>
+      <w:lvlText w:val=""/>
+      <w:lvlJc w:val="left"/>
+      <w:pPr>
+        <w:tabs>
+          <w:tab w:val="num" w:pos="5040"/>
+        </w:tabs>
+        <w:ind w:left="5040" w:hanging="360"/>
+      </w:pPr>
+      <w:rPr>
+        <w:rFonts w:ascii="Wingdings" w:hAnsi="Wingdings" w:hint="default"/>
+        <w:sz w:val="20"/>
+      </w:rPr>
+    </w:lvl>
+    <w:lvl w:ilvl="7" w:tentative="1">
+      <w:start w:val="1"/>
+      <w:numFmt w:val="bullet"/>
+      <w:lvlText w:val=""/>
+      <w:lvlJc w:val="left"/>
+      <w:pPr>
+        <w:tabs>
+          <w:tab w:val="num" w:pos="5760"/>
+        </w:tabs>
+        <w:ind w:left="5760" w:hanging="360"/>
+      </w:pPr>
+      <w:rPr>
+        <w:rFonts w:ascii="Wingdings" w:hAnsi="Wingdings" w:hint="default"/>
+        <w:sz w:val="20"/>
+      </w:rPr>
+    </w:lvl>
+    <w:lvl w:ilvl="8" w:tentative="1">
+      <w:start w:val="1"/>
+      <w:numFmt w:val="bullet"/>
+      <w:lvlText w:val=""/>
+      <w:lvlJc w:val="left"/>
+      <w:pPr>
+        <w:tabs>
+          <w:tab w:val="num" w:pos="6480"/>
+        </w:tabs>
+        <w:ind w:left="6480" w:hanging="360"/>
+      </w:pPr>
+      <w:rPr>
+        <w:rFonts w:ascii="Wingdings" w:hAnsi="Wingdings" w:hint="default"/>
+        <w:sz w:val="20"/>
+      </w:rPr>
+    </w:lvl>
+  </w:abstractNum>
+  <w:abstractNum w:abstractNumId="39" w15:restartNumberingAfterBreak="0">
     <w:nsid w:val="72520B50"/>
     <w:multiLevelType w:val="hybridMultilevel"/>
     <w:tmpl w:val="392CCBD4"/>
@@ -30803,7 +37201,305 @@
       </w:pPr>
     </w:lvl>
   </w:abstractNum>
-  <w:abstractNum w:abstractNumId="17" w15:restartNumberingAfterBreak="0">
+  <w:abstractNum w:abstractNumId="40" w15:restartNumberingAfterBreak="0">
+    <w:nsid w:val="744F554E"/>
+    <w:multiLevelType w:val="multilevel"/>
+    <w:tmpl w:val="A8D23290"/>
+    <w:lvl w:ilvl="0">
+      <w:start w:val="1"/>
+      <w:numFmt w:val="bullet"/>
+      <w:lvlText w:val=""/>
+      <w:lvlJc w:val="left"/>
+      <w:pPr>
+        <w:tabs>
+          <w:tab w:val="num" w:pos="720"/>
+        </w:tabs>
+        <w:ind w:left="720" w:hanging="360"/>
+      </w:pPr>
+      <w:rPr>
+        <w:rFonts w:ascii="Symbol" w:hAnsi="Symbol" w:hint="default"/>
+        <w:sz w:val="20"/>
+      </w:rPr>
+    </w:lvl>
+    <w:lvl w:ilvl="1" w:tentative="1">
+      <w:start w:val="1"/>
+      <w:numFmt w:val="bullet"/>
+      <w:lvlText w:val="o"/>
+      <w:lvlJc w:val="left"/>
+      <w:pPr>
+        <w:tabs>
+          <w:tab w:val="num" w:pos="1440"/>
+        </w:tabs>
+        <w:ind w:left="1440" w:hanging="360"/>
+      </w:pPr>
+      <w:rPr>
+        <w:rFonts w:ascii="Courier New" w:hAnsi="Courier New" w:hint="default"/>
+        <w:sz w:val="20"/>
+      </w:rPr>
+    </w:lvl>
+    <w:lvl w:ilvl="2" w:tentative="1">
+      <w:start w:val="1"/>
+      <w:numFmt w:val="bullet"/>
+      <w:lvlText w:val=""/>
+      <w:lvlJc w:val="left"/>
+      <w:pPr>
+        <w:tabs>
+          <w:tab w:val="num" w:pos="2160"/>
+        </w:tabs>
+        <w:ind w:left="2160" w:hanging="360"/>
+      </w:pPr>
+      <w:rPr>
+        <w:rFonts w:ascii="Wingdings" w:hAnsi="Wingdings" w:hint="default"/>
+        <w:sz w:val="20"/>
+      </w:rPr>
+    </w:lvl>
+    <w:lvl w:ilvl="3" w:tentative="1">
+      <w:start w:val="1"/>
+      <w:numFmt w:val="bullet"/>
+      <w:lvlText w:val=""/>
+      <w:lvlJc w:val="left"/>
+      <w:pPr>
+        <w:tabs>
+          <w:tab w:val="num" w:pos="2880"/>
+        </w:tabs>
+        <w:ind w:left="2880" w:hanging="360"/>
+      </w:pPr>
+      <w:rPr>
+        <w:rFonts w:ascii="Wingdings" w:hAnsi="Wingdings" w:hint="default"/>
+        <w:sz w:val="20"/>
+      </w:rPr>
+    </w:lvl>
+    <w:lvl w:ilvl="4" w:tentative="1">
+      <w:start w:val="1"/>
+      <w:numFmt w:val="bullet"/>
+      <w:lvlText w:val=""/>
+      <w:lvlJc w:val="left"/>
+      <w:pPr>
+        <w:tabs>
+          <w:tab w:val="num" w:pos="3600"/>
+        </w:tabs>
+        <w:ind w:left="3600" w:hanging="360"/>
+      </w:pPr>
+      <w:rPr>
+        <w:rFonts w:ascii="Wingdings" w:hAnsi="Wingdings" w:hint="default"/>
+        <w:sz w:val="20"/>
+      </w:rPr>
+    </w:lvl>
+    <w:lvl w:ilvl="5" w:tentative="1">
+      <w:start w:val="1"/>
+      <w:numFmt w:val="bullet"/>
+      <w:lvlText w:val=""/>
+      <w:lvlJc w:val="left"/>
+      <w:pPr>
+        <w:tabs>
+          <w:tab w:val="num" w:pos="4320"/>
+        </w:tabs>
+        <w:ind w:left="4320" w:hanging="360"/>
+      </w:pPr>
+      <w:rPr>
+        <w:rFonts w:ascii="Wingdings" w:hAnsi="Wingdings" w:hint="default"/>
+        <w:sz w:val="20"/>
+      </w:rPr>
+    </w:lvl>
+    <w:lvl w:ilvl="6" w:tentative="1">
+      <w:start w:val="1"/>
+      <w:numFmt w:val="bullet"/>
+      <w:lvlText w:val=""/>
+      <w:lvlJc w:val="left"/>
+      <w:pPr>
+        <w:tabs>
+          <w:tab w:val="num" w:pos="5040"/>
+        </w:tabs>
+        <w:ind w:left="5040" w:hanging="360"/>
+      </w:pPr>
+      <w:rPr>
+        <w:rFonts w:ascii="Wingdings" w:hAnsi="Wingdings" w:hint="default"/>
+        <w:sz w:val="20"/>
+      </w:rPr>
+    </w:lvl>
+    <w:lvl w:ilvl="7" w:tentative="1">
+      <w:start w:val="1"/>
+      <w:numFmt w:val="bullet"/>
+      <w:lvlText w:val=""/>
+      <w:lvlJc w:val="left"/>
+      <w:pPr>
+        <w:tabs>
+          <w:tab w:val="num" w:pos="5760"/>
+        </w:tabs>
+        <w:ind w:left="5760" w:hanging="360"/>
+      </w:pPr>
+      <w:rPr>
+        <w:rFonts w:ascii="Wingdings" w:hAnsi="Wingdings" w:hint="default"/>
+        <w:sz w:val="20"/>
+      </w:rPr>
+    </w:lvl>
+    <w:lvl w:ilvl="8" w:tentative="1">
+      <w:start w:val="1"/>
+      <w:numFmt w:val="bullet"/>
+      <w:lvlText w:val=""/>
+      <w:lvlJc w:val="left"/>
+      <w:pPr>
+        <w:tabs>
+          <w:tab w:val="num" w:pos="6480"/>
+        </w:tabs>
+        <w:ind w:left="6480" w:hanging="360"/>
+      </w:pPr>
+      <w:rPr>
+        <w:rFonts w:ascii="Wingdings" w:hAnsi="Wingdings" w:hint="default"/>
+        <w:sz w:val="20"/>
+      </w:rPr>
+    </w:lvl>
+  </w:abstractNum>
+  <w:abstractNum w:abstractNumId="41" w15:restartNumberingAfterBreak="0">
+    <w:nsid w:val="74DF50E7"/>
+    <w:multiLevelType w:val="multilevel"/>
+    <w:tmpl w:val="FF2AA786"/>
+    <w:lvl w:ilvl="0">
+      <w:start w:val="1"/>
+      <w:numFmt w:val="bullet"/>
+      <w:lvlText w:val=""/>
+      <w:lvlJc w:val="left"/>
+      <w:pPr>
+        <w:tabs>
+          <w:tab w:val="num" w:pos="720"/>
+        </w:tabs>
+        <w:ind w:left="720" w:hanging="360"/>
+      </w:pPr>
+      <w:rPr>
+        <w:rFonts w:ascii="Symbol" w:hAnsi="Symbol" w:hint="default"/>
+        <w:sz w:val="20"/>
+      </w:rPr>
+    </w:lvl>
+    <w:lvl w:ilvl="1" w:tentative="1">
+      <w:start w:val="1"/>
+      <w:numFmt w:val="bullet"/>
+      <w:lvlText w:val="o"/>
+      <w:lvlJc w:val="left"/>
+      <w:pPr>
+        <w:tabs>
+          <w:tab w:val="num" w:pos="1440"/>
+        </w:tabs>
+        <w:ind w:left="1440" w:hanging="360"/>
+      </w:pPr>
+      <w:rPr>
+        <w:rFonts w:ascii="Courier New" w:hAnsi="Courier New" w:hint="default"/>
+        <w:sz w:val="20"/>
+      </w:rPr>
+    </w:lvl>
+    <w:lvl w:ilvl="2" w:tentative="1">
+      <w:start w:val="1"/>
+      <w:numFmt w:val="bullet"/>
+      <w:lvlText w:val=""/>
+      <w:lvlJc w:val="left"/>
+      <w:pPr>
+        <w:tabs>
+          <w:tab w:val="num" w:pos="2160"/>
+        </w:tabs>
+        <w:ind w:left="2160" w:hanging="360"/>
+      </w:pPr>
+      <w:rPr>
+        <w:rFonts w:ascii="Wingdings" w:hAnsi="Wingdings" w:hint="default"/>
+        <w:sz w:val="20"/>
+      </w:rPr>
+    </w:lvl>
+    <w:lvl w:ilvl="3" w:tentative="1">
+      <w:start w:val="1"/>
+      <w:numFmt w:val="bullet"/>
+      <w:lvlText w:val=""/>
+      <w:lvlJc w:val="left"/>
+      <w:pPr>
+        <w:tabs>
+          <w:tab w:val="num" w:pos="2880"/>
+        </w:tabs>
+        <w:ind w:left="2880" w:hanging="360"/>
+      </w:pPr>
+      <w:rPr>
+        <w:rFonts w:ascii="Wingdings" w:hAnsi="Wingdings" w:hint="default"/>
+        <w:sz w:val="20"/>
+      </w:rPr>
+    </w:lvl>
+    <w:lvl w:ilvl="4" w:tentative="1">
+      <w:start w:val="1"/>
+      <w:numFmt w:val="bullet"/>
+      <w:lvlText w:val=""/>
+      <w:lvlJc w:val="left"/>
+      <w:pPr>
+        <w:tabs>
+          <w:tab w:val="num" w:pos="3600"/>
+        </w:tabs>
+        <w:ind w:left="3600" w:hanging="360"/>
+      </w:pPr>
+      <w:rPr>
+        <w:rFonts w:ascii="Wingdings" w:hAnsi="Wingdings" w:hint="default"/>
+        <w:sz w:val="20"/>
+      </w:rPr>
+    </w:lvl>
+    <w:lvl w:ilvl="5" w:tentative="1">
+      <w:start w:val="1"/>
+      <w:numFmt w:val="bullet"/>
+      <w:lvlText w:val=""/>
+      <w:lvlJc w:val="left"/>
+      <w:pPr>
+        <w:tabs>
+          <w:tab w:val="num" w:pos="4320"/>
+        </w:tabs>
+        <w:ind w:left="4320" w:hanging="360"/>
+      </w:pPr>
+      <w:rPr>
+        <w:rFonts w:ascii="Wingdings" w:hAnsi="Wingdings" w:hint="default"/>
+        <w:sz w:val="20"/>
+      </w:rPr>
+    </w:lvl>
+    <w:lvl w:ilvl="6" w:tentative="1">
+      <w:start w:val="1"/>
+      <w:numFmt w:val="bullet"/>
+      <w:lvlText w:val=""/>
+      <w:lvlJc w:val="left"/>
+      <w:pPr>
+        <w:tabs>
+          <w:tab w:val="num" w:pos="5040"/>
+        </w:tabs>
+        <w:ind w:left="5040" w:hanging="360"/>
+      </w:pPr>
+      <w:rPr>
+        <w:rFonts w:ascii="Wingdings" w:hAnsi="Wingdings" w:hint="default"/>
+        <w:sz w:val="20"/>
+      </w:rPr>
+    </w:lvl>
+    <w:lvl w:ilvl="7" w:tentative="1">
+      <w:start w:val="1"/>
+      <w:numFmt w:val="bullet"/>
+      <w:lvlText w:val=""/>
+      <w:lvlJc w:val="left"/>
+      <w:pPr>
+        <w:tabs>
+          <w:tab w:val="num" w:pos="5760"/>
+        </w:tabs>
+        <w:ind w:left="5760" w:hanging="360"/>
+      </w:pPr>
+      <w:rPr>
+        <w:rFonts w:ascii="Wingdings" w:hAnsi="Wingdings" w:hint="default"/>
+        <w:sz w:val="20"/>
+      </w:rPr>
+    </w:lvl>
+    <w:lvl w:ilvl="8" w:tentative="1">
+      <w:start w:val="1"/>
+      <w:numFmt w:val="bullet"/>
+      <w:lvlText w:val=""/>
+      <w:lvlJc w:val="left"/>
+      <w:pPr>
+        <w:tabs>
+          <w:tab w:val="num" w:pos="6480"/>
+        </w:tabs>
+        <w:ind w:left="6480" w:hanging="360"/>
+      </w:pPr>
+      <w:rPr>
+        <w:rFonts w:ascii="Wingdings" w:hAnsi="Wingdings" w:hint="default"/>
+        <w:sz w:val="20"/>
+      </w:rPr>
+    </w:lvl>
+  </w:abstractNum>
+  <w:abstractNum w:abstractNumId="42" w15:restartNumberingAfterBreak="0">
     <w:nsid w:val="763A6EB4"/>
     <w:multiLevelType w:val="singleLevel"/>
     <w:tmpl w:val="E8CC85C4"/>
@@ -30825,7 +37521,7 @@
       </w:rPr>
     </w:lvl>
   </w:abstractNum>
-  <w:abstractNum w:abstractNumId="18" w15:restartNumberingAfterBreak="0">
+  <w:abstractNum w:abstractNumId="43" w15:restartNumberingAfterBreak="0">
     <w:nsid w:val="766A142A"/>
     <w:multiLevelType w:val="singleLevel"/>
     <w:tmpl w:val="F34EBEDE"/>
@@ -30847,7 +37543,156 @@
       </w:rPr>
     </w:lvl>
   </w:abstractNum>
-  <w:abstractNum w:abstractNumId="19" w15:restartNumberingAfterBreak="0">
+  <w:abstractNum w:abstractNumId="44" w15:restartNumberingAfterBreak="0">
+    <w:nsid w:val="7E4D20A1"/>
+    <w:multiLevelType w:val="multilevel"/>
+    <w:tmpl w:val="D8421ADC"/>
+    <w:lvl w:ilvl="0">
+      <w:start w:val="1"/>
+      <w:numFmt w:val="bullet"/>
+      <w:lvlText w:val=""/>
+      <w:lvlJc w:val="left"/>
+      <w:pPr>
+        <w:tabs>
+          <w:tab w:val="num" w:pos="720"/>
+        </w:tabs>
+        <w:ind w:left="720" w:hanging="360"/>
+      </w:pPr>
+      <w:rPr>
+        <w:rFonts w:ascii="Symbol" w:hAnsi="Symbol" w:hint="default"/>
+        <w:sz w:val="20"/>
+      </w:rPr>
+    </w:lvl>
+    <w:lvl w:ilvl="1" w:tentative="1">
+      <w:start w:val="1"/>
+      <w:numFmt w:val="bullet"/>
+      <w:lvlText w:val="o"/>
+      <w:lvlJc w:val="left"/>
+      <w:pPr>
+        <w:tabs>
+          <w:tab w:val="num" w:pos="1440"/>
+        </w:tabs>
+        <w:ind w:left="1440" w:hanging="360"/>
+      </w:pPr>
+      <w:rPr>
+        <w:rFonts w:ascii="Courier New" w:hAnsi="Courier New" w:hint="default"/>
+        <w:sz w:val="20"/>
+      </w:rPr>
+    </w:lvl>
+    <w:lvl w:ilvl="2" w:tentative="1">
+      <w:start w:val="1"/>
+      <w:numFmt w:val="bullet"/>
+      <w:lvlText w:val=""/>
+      <w:lvlJc w:val="left"/>
+      <w:pPr>
+        <w:tabs>
+          <w:tab w:val="num" w:pos="2160"/>
+        </w:tabs>
+        <w:ind w:left="2160" w:hanging="360"/>
+      </w:pPr>
+      <w:rPr>
+        <w:rFonts w:ascii="Wingdings" w:hAnsi="Wingdings" w:hint="default"/>
+        <w:sz w:val="20"/>
+      </w:rPr>
+    </w:lvl>
+    <w:lvl w:ilvl="3" w:tentative="1">
+      <w:start w:val="1"/>
+      <w:numFmt w:val="bullet"/>
+      <w:lvlText w:val=""/>
+      <w:lvlJc w:val="left"/>
+      <w:pPr>
+        <w:tabs>
+          <w:tab w:val="num" w:pos="2880"/>
+        </w:tabs>
+        <w:ind w:left="2880" w:hanging="360"/>
+      </w:pPr>
+      <w:rPr>
+        <w:rFonts w:ascii="Wingdings" w:hAnsi="Wingdings" w:hint="default"/>
+        <w:sz w:val="20"/>
+      </w:rPr>
+    </w:lvl>
+    <w:lvl w:ilvl="4" w:tentative="1">
+      <w:start w:val="1"/>
+      <w:numFmt w:val="bullet"/>
+      <w:lvlText w:val=""/>
+      <w:lvlJc w:val="left"/>
+      <w:pPr>
+        <w:tabs>
+          <w:tab w:val="num" w:pos="3600"/>
+        </w:tabs>
+        <w:ind w:left="3600" w:hanging="360"/>
+      </w:pPr>
+      <w:rPr>
+        <w:rFonts w:ascii="Wingdings" w:hAnsi="Wingdings" w:hint="default"/>
+        <w:sz w:val="20"/>
+      </w:rPr>
+    </w:lvl>
+    <w:lvl w:ilvl="5" w:tentative="1">
+      <w:start w:val="1"/>
+      <w:numFmt w:val="bullet"/>
+      <w:lvlText w:val=""/>
+      <w:lvlJc w:val="left"/>
+      <w:pPr>
+        <w:tabs>
+          <w:tab w:val="num" w:pos="4320"/>
+        </w:tabs>
+        <w:ind w:left="4320" w:hanging="360"/>
+      </w:pPr>
+      <w:rPr>
+        <w:rFonts w:ascii="Wingdings" w:hAnsi="Wingdings" w:hint="default"/>
+        <w:sz w:val="20"/>
+      </w:rPr>
+    </w:lvl>
+    <w:lvl w:ilvl="6" w:tentative="1">
+      <w:start w:val="1"/>
+      <w:numFmt w:val="bullet"/>
+      <w:lvlText w:val=""/>
+      <w:lvlJc w:val="left"/>
+      <w:pPr>
+        <w:tabs>
+          <w:tab w:val="num" w:pos="5040"/>
+        </w:tabs>
+        <w:ind w:left="5040" w:hanging="360"/>
+      </w:pPr>
+      <w:rPr>
+        <w:rFonts w:ascii="Wingdings" w:hAnsi="Wingdings" w:hint="default"/>
+        <w:sz w:val="20"/>
+      </w:rPr>
+    </w:lvl>
+    <w:lvl w:ilvl="7" w:tentative="1">
+      <w:start w:val="1"/>
+      <w:numFmt w:val="bullet"/>
+      <w:lvlText w:val=""/>
+      <w:lvlJc w:val="left"/>
+      <w:pPr>
+        <w:tabs>
+          <w:tab w:val="num" w:pos="5760"/>
+        </w:tabs>
+        <w:ind w:left="5760" w:hanging="360"/>
+      </w:pPr>
+      <w:rPr>
+        <w:rFonts w:ascii="Wingdings" w:hAnsi="Wingdings" w:hint="default"/>
+        <w:sz w:val="20"/>
+      </w:rPr>
+    </w:lvl>
+    <w:lvl w:ilvl="8" w:tentative="1">
+      <w:start w:val="1"/>
+      <w:numFmt w:val="bullet"/>
+      <w:lvlText w:val=""/>
+      <w:lvlJc w:val="left"/>
+      <w:pPr>
+        <w:tabs>
+          <w:tab w:val="num" w:pos="6480"/>
+        </w:tabs>
+        <w:ind w:left="6480" w:hanging="360"/>
+      </w:pPr>
+      <w:rPr>
+        <w:rFonts w:ascii="Wingdings" w:hAnsi="Wingdings" w:hint="default"/>
+        <w:sz w:val="20"/>
+      </w:rPr>
+    </w:lvl>
+  </w:abstractNum>
+  <w:abstractNum w:abstractNumId="45" w15:restartNumberingAfterBreak="0">
     <w:nsid w:val="7FF81EA1"/>
     <w:multiLevelType w:val="singleLevel"/>
     <w:tmpl w:val="FED038D6"/>
@@ -30870,64 +37715,142 @@
     </w:lvl>
   </w:abstractNum>
   <w:num w:numId="1" w16cid:durableId="411246504">
-    <w:abstractNumId w:val="7"/>
+    <w:abstractNumId w:val="17"/>
   </w:num>
   <w:num w:numId="2" w16cid:durableId="375588819">
+    <w:abstractNumId w:val="25"/>
+  </w:num>
+  <w:num w:numId="3" w16cid:durableId="116803196">
+    <w:abstractNumId w:val="32"/>
+  </w:num>
+  <w:num w:numId="4" w16cid:durableId="1761638988">
+    <w:abstractNumId w:val="2"/>
+  </w:num>
+  <w:num w:numId="5" w16cid:durableId="132526496">
+    <w:abstractNumId w:val="4"/>
+  </w:num>
+  <w:num w:numId="6" w16cid:durableId="1807505899">
+    <w:abstractNumId w:val="36"/>
+  </w:num>
+  <w:num w:numId="7" w16cid:durableId="1899708437">
+    <w:abstractNumId w:val="14"/>
+  </w:num>
+  <w:num w:numId="8" w16cid:durableId="1653021411">
+    <w:abstractNumId w:val="20"/>
+  </w:num>
+  <w:num w:numId="9" w16cid:durableId="597258384">
+    <w:abstractNumId w:val="5"/>
+  </w:num>
+  <w:num w:numId="10" w16cid:durableId="535584415">
+    <w:abstractNumId w:val="16"/>
+  </w:num>
+  <w:num w:numId="11" w16cid:durableId="30545407">
+    <w:abstractNumId w:val="45"/>
+  </w:num>
+  <w:num w:numId="12" w16cid:durableId="1657613493">
+    <w:abstractNumId w:val="28"/>
+  </w:num>
+  <w:num w:numId="13" w16cid:durableId="293951243">
+    <w:abstractNumId w:val="43"/>
+  </w:num>
+  <w:num w:numId="14" w16cid:durableId="75249278">
+    <w:abstractNumId w:val="19"/>
+  </w:num>
+  <w:num w:numId="15" w16cid:durableId="1481070341">
+    <w:abstractNumId w:val="15"/>
+  </w:num>
+  <w:num w:numId="16" w16cid:durableId="523205704">
+    <w:abstractNumId w:val="13"/>
+  </w:num>
+  <w:num w:numId="17" w16cid:durableId="1531917231">
+    <w:abstractNumId w:val="42"/>
+  </w:num>
+  <w:num w:numId="18" w16cid:durableId="1204093777">
+    <w:abstractNumId w:val="39"/>
+  </w:num>
+  <w:num w:numId="19" w16cid:durableId="151720659">
+    <w:abstractNumId w:val="37"/>
+  </w:num>
+  <w:num w:numId="20" w16cid:durableId="1403941504">
+    <w:abstractNumId w:val="18"/>
+  </w:num>
+  <w:num w:numId="21" w16cid:durableId="872233973">
+    <w:abstractNumId w:val="30"/>
+  </w:num>
+  <w:num w:numId="22" w16cid:durableId="1952541710">
+    <w:abstractNumId w:val="31"/>
+  </w:num>
+  <w:num w:numId="23" w16cid:durableId="1143741533">
+    <w:abstractNumId w:val="10"/>
+  </w:num>
+  <w:num w:numId="24" w16cid:durableId="1615360501">
+    <w:abstractNumId w:val="21"/>
+  </w:num>
+  <w:num w:numId="25" w16cid:durableId="1318846898">
+    <w:abstractNumId w:val="9"/>
+  </w:num>
+  <w:num w:numId="26" w16cid:durableId="395051644">
+    <w:abstractNumId w:val="24"/>
+  </w:num>
+  <w:num w:numId="27" w16cid:durableId="687489036">
+    <w:abstractNumId w:val="8"/>
+  </w:num>
+  <w:num w:numId="28" w16cid:durableId="1892158139">
+    <w:abstractNumId w:val="26"/>
+  </w:num>
+  <w:num w:numId="29" w16cid:durableId="760181098">
+    <w:abstractNumId w:val="35"/>
+  </w:num>
+  <w:num w:numId="30" w16cid:durableId="816192456">
+    <w:abstractNumId w:val="27"/>
+  </w:num>
+  <w:num w:numId="31" w16cid:durableId="238444641">
+    <w:abstractNumId w:val="40"/>
+  </w:num>
+  <w:num w:numId="32" w16cid:durableId="1216160972">
+    <w:abstractNumId w:val="23"/>
+  </w:num>
+  <w:num w:numId="33" w16cid:durableId="1014501212">
+    <w:abstractNumId w:val="33"/>
+  </w:num>
+  <w:num w:numId="34" w16cid:durableId="1653674825">
+    <w:abstractNumId w:val="44"/>
+  </w:num>
+  <w:num w:numId="35" w16cid:durableId="1854421423">
+    <w:abstractNumId w:val="0"/>
+  </w:num>
+  <w:num w:numId="36" w16cid:durableId="1866602541">
+    <w:abstractNumId w:val="6"/>
+  </w:num>
+  <w:num w:numId="37" w16cid:durableId="204879267">
     <w:abstractNumId w:val="11"/>
   </w:num>
-  <w:num w:numId="3" w16cid:durableId="116803196">
-    <w:abstractNumId w:val="13"/>
+  <w:num w:numId="38" w16cid:durableId="893542827">
+    <w:abstractNumId w:val="41"/>
   </w:num>
-  <w:num w:numId="4" w16cid:durableId="1761638988">
-    <w:abstractNumId w:val="0"/>
+  <w:num w:numId="39" w16cid:durableId="1548762857">
+    <w:abstractNumId w:val="3"/>
   </w:num>
-  <w:num w:numId="5" w16cid:durableId="132526496">
+  <w:num w:numId="40" w16cid:durableId="1144348894">
+    <w:abstractNumId w:val="12"/>
+  </w:num>
+  <w:num w:numId="41" w16cid:durableId="120805101">
+    <w:abstractNumId w:val="34"/>
+  </w:num>
+  <w:num w:numId="42" w16cid:durableId="790241774">
     <w:abstractNumId w:val="1"/>
   </w:num>
-  <w:num w:numId="6" w16cid:durableId="1807505899">
-    <w:abstractNumId w:val="14"/>
+  <w:num w:numId="43" w16cid:durableId="1709404269">
+    <w:abstractNumId w:val="38"/>
   </w:num>
-  <w:num w:numId="7" w16cid:durableId="1899708437">
-    <w:abstractNumId w:val="4"/>
+  <w:num w:numId="44" w16cid:durableId="19167578">
+    <w:abstractNumId w:val="22"/>
   </w:num>
-  <w:num w:numId="8" w16cid:durableId="1653021411">
-    <w:abstractNumId w:val="10"/>
+  <w:num w:numId="45" w16cid:durableId="1806466349">
+    <w:abstractNumId w:val="29"/>
   </w:num>
-  <w:num w:numId="9" w16cid:durableId="597258384">
-    <w:abstractNumId w:val="2"/>
-  </w:num>
-  <w:num w:numId="10" w16cid:durableId="535584415">
-    <w:abstractNumId w:val="6"/>
-  </w:num>
-  <w:num w:numId="11" w16cid:durableId="30545407">
-    <w:abstractNumId w:val="19"/>
-  </w:num>
-  <w:num w:numId="12" w16cid:durableId="1657613493">
-    <w:abstractNumId w:val="12"/>
-  </w:num>
-  <w:num w:numId="13" w16cid:durableId="293951243">
-    <w:abstractNumId w:val="18"/>
-  </w:num>
-  <w:num w:numId="14" w16cid:durableId="75249278">
-    <w:abstractNumId w:val="9"/>
-  </w:num>
-  <w:num w:numId="15" w16cid:durableId="1481070341">
-    <w:abstractNumId w:val="5"/>
-  </w:num>
-  <w:num w:numId="16" w16cid:durableId="523205704">
-    <w:abstractNumId w:val="3"/>
-  </w:num>
-  <w:num w:numId="17" w16cid:durableId="1531917231">
-    <w:abstractNumId w:val="17"/>
-  </w:num>
-  <w:num w:numId="18" w16cid:durableId="1204093777">
-    <w:abstractNumId w:val="16"/>
-  </w:num>
-  <w:num w:numId="19" w16cid:durableId="151720659">
-    <w:abstractNumId w:val="15"/>
-  </w:num>
-  <w:num w:numId="20" w16cid:durableId="1403941504">
-    <w:abstractNumId w:val="8"/>
+  <w:num w:numId="46" w16cid:durableId="1660386153">
+    <w:abstractNumId w:val="7"/>
   </w:num>
 </w:numbering>
 </file>
@@ -31444,7 +38367,6 @@
   <w:style w:type="character" w:default="1" w:styleId="DefaultParagraphFont">
     <w:name w:val="Default Paragraph Font"/>
     <w:uiPriority w:val="1"/>
-    <w:semiHidden/>
     <w:unhideWhenUsed/>
   </w:style>
   <w:style w:type="table" w:default="1" w:styleId="TableNormal">

--- a/לימוד הקוד HTML.docx
+++ b/לימוד הקוד HTML.docx
@@ -29813,7 +29813,7 @@
     <w:p>
       <w:r>
         <w:pict w14:anchorId="5F7E40A6">
-          <v:rect id="_x0000_i1067" style="width:0;height:1.5pt" o:hralign="center" o:hrstd="t" o:hr="t" fillcolor="#a0a0a0" stroked="f"/>
+          <v:rect id="_x0000_i1025" style="width:0;height:1.5pt" o:hralign="center" o:hrstd="t" o:hr="t" fillcolor="#a0a0a0" stroked="f"/>
         </w:pict>
       </w:r>
     </w:p>
@@ -29940,7 +29940,7 @@
     <w:p>
       <w:r>
         <w:pict w14:anchorId="098317D2">
-          <v:rect id="_x0000_i1068" style="width:0;height:1.5pt" o:hralign="center" o:hrstd="t" o:hr="t" fillcolor="#a0a0a0" stroked="f"/>
+          <v:rect id="_x0000_i1026" style="width:0;height:1.5pt" o:hralign="center" o:hrstd="t" o:hr="t" fillcolor="#a0a0a0" stroked="f"/>
         </w:pict>
       </w:r>
     </w:p>
@@ -30064,7 +30064,7 @@
     <w:p>
       <w:r>
         <w:pict w14:anchorId="05357BE7">
-          <v:rect id="_x0000_i1069" style="width:0;height:1.5pt" o:hralign="center" o:hrstd="t" o:hr="t" fillcolor="#a0a0a0" stroked="f"/>
+          <v:rect id="_x0000_i1027" style="width:0;height:1.5pt" o:hralign="center" o:hrstd="t" o:hr="t" fillcolor="#a0a0a0" stroked="f"/>
         </w:pict>
       </w:r>
     </w:p>
@@ -30147,7 +30147,7 @@
     <w:p>
       <w:r>
         <w:pict w14:anchorId="6FDF11A0">
-          <v:rect id="_x0000_i1070" style="width:0;height:1.5pt" o:hralign="center" o:hrstd="t" o:hr="t" fillcolor="#a0a0a0" stroked="f"/>
+          <v:rect id="_x0000_i1028" style="width:0;height:1.5pt" o:hralign="center" o:hrstd="t" o:hr="t" fillcolor="#a0a0a0" stroked="f"/>
         </w:pict>
       </w:r>
     </w:p>
@@ -30209,7 +30209,7 @@
     <w:p>
       <w:r>
         <w:pict w14:anchorId="5BB4169E">
-          <v:rect id="_x0000_i1071" style="width:0;height:1.5pt" o:hralign="center" o:hrstd="t" o:hr="t" fillcolor="#a0a0a0" stroked="f"/>
+          <v:rect id="_x0000_i1029" style="width:0;height:1.5pt" o:hralign="center" o:hrstd="t" o:hr="t" fillcolor="#a0a0a0" stroked="f"/>
         </w:pict>
       </w:r>
     </w:p>
@@ -30363,7 +30363,7 @@
     <w:p>
       <w:r>
         <w:pict w14:anchorId="26D49007">
-          <v:rect id="_x0000_i1072" style="width:0;height:1.5pt" o:hralign="center" o:hrstd="t" o:hr="t" fillcolor="#a0a0a0" stroked="f"/>
+          <v:rect id="_x0000_i1030" style="width:0;height:1.5pt" o:hralign="center" o:hrstd="t" o:hr="t" fillcolor="#a0a0a0" stroked="f"/>
         </w:pict>
       </w:r>
     </w:p>
@@ -30406,7 +30406,7 @@
       </w:r>
       <w:r>
         <w:pict w14:anchorId="43A63436">
-          <v:rect id="_x0000_i1073" style="width:0;height:1.5pt" o:hralign="center" o:hrstd="t" o:hr="t" fillcolor="#a0a0a0" stroked="f"/>
+          <v:rect id="_x0000_i1031" style="width:0;height:1.5pt" o:hralign="center" o:hrstd="t" o:hr="t" fillcolor="#a0a0a0" stroked="f"/>
         </w:pict>
       </w:r>
     </w:p>
@@ -30424,7 +30424,6 @@
       <w:pPr>
         <w:bidi/>
         <w:rPr>
-          <w:rFonts w:hint="cs"/>
           <w:b/>
           <w:bCs/>
           <w:rtl/>
@@ -30949,7 +30948,7 @@
     <w:p>
       <w:r>
         <w:pict w14:anchorId="4AECC7E3">
-          <v:rect id="_x0000_i1095" style="width:0;height:1.5pt" o:hralign="center" o:hrstd="t" o:hr="t" fillcolor="#a0a0a0" stroked="f"/>
+          <v:rect id="_x0000_i1032" style="width:0;height:1.5pt" o:hralign="center" o:hrstd="t" o:hr="t" fillcolor="#a0a0a0" stroked="f"/>
         </w:pict>
       </w:r>
     </w:p>
@@ -31210,7 +31209,6 @@
       <w:pPr>
         <w:bidi/>
         <w:rPr>
-          <w:rFonts w:hint="cs"/>
           <w:rtl/>
         </w:rPr>
       </w:pPr>
@@ -31409,7 +31407,6 @@
       <w:pPr>
         <w:bidi/>
         <w:rPr>
-          <w:rFonts w:hint="cs"/>
           <w:b/>
           <w:bCs/>
           <w:rtl/>
@@ -32340,7 +32337,7 @@
       </w:pPr>
       <w:r>
         <w:pict w14:anchorId="6C6F5452">
-          <v:rect id="_x0000_i1130" style="width:0;height:1.5pt" o:hralign="center" o:hrstd="t" o:hr="t" fillcolor="#a0a0a0" stroked="f"/>
+          <v:rect id="_x0000_i1033" style="width:0;height:1.5pt" o:hralign="center" o:hrstd="t" o:hr="t" fillcolor="#a0a0a0" stroked="f"/>
         </w:pict>
       </w:r>
     </w:p>
@@ -32602,7 +32599,7 @@
       </w:pPr>
       <w:r>
         <w:pict w14:anchorId="0602B259">
-          <v:rect id="_x0000_i1131" style="width:0;height:1.5pt" o:hralign="center" o:hrstd="t" o:hr="t" fillcolor="#a0a0a0" stroked="f"/>
+          <v:rect id="_x0000_i1034" style="width:0;height:1.5pt" o:hralign="center" o:hrstd="t" o:hr="t" fillcolor="#a0a0a0" stroked="f"/>
         </w:pict>
       </w:r>
     </w:p>
@@ -32782,11 +32779,86 @@
     </w:p>
     <w:p>
       <w:pPr>
+        <w:pStyle w:val="Heading2"/>
+      </w:pPr>
+      <w:r>
+        <w:t>Uploading data to MySQL DB</w:t>
+      </w:r>
+    </w:p>
+    <w:p>
+      <w:pPr>
         <w:bidi/>
         <w:rPr>
           <w:rtl/>
         </w:rPr>
       </w:pPr>
+      <w:r>
+        <w:rPr>
+          <w:rFonts w:hint="cs"/>
+          <w:rtl/>
+        </w:rPr>
+        <w:t>הפקודה להעלות את הנתונין מה</w:t>
+      </w:r>
+      <w:r>
+        <w:t>csv</w:t>
+      </w:r>
+      <w:r>
+        <w:rPr>
+          <w:rFonts w:hint="cs"/>
+          <w:rtl/>
+        </w:rPr>
+        <w:t xml:space="preserve"> שב</w:t>
+      </w:r>
+      <w:r>
+        <w:t xml:space="preserve"> tables</w:t>
+      </w:r>
+      <w:r>
+        <w:rPr>
+          <w:rFonts w:hint="cs"/>
+          <w:rtl/>
+        </w:rPr>
+        <w:t xml:space="preserve"> ל</w:t>
+      </w:r>
+      <w:r>
+        <w:t>DB</w:t>
+      </w:r>
+      <w:r>
+        <w:rPr>
+          <w:rFonts w:hint="cs"/>
+          <w:rtl/>
+        </w:rPr>
+        <w:t xml:space="preserve"> נמצאת ב</w:t>
+      </w:r>
+      <w:r>
+        <w:t>managment</w:t>
+      </w:r>
+      <w:r>
+        <w:rPr>
+          <w:rFonts w:hint="cs"/>
+          <w:rtl/>
+        </w:rPr>
+        <w:t xml:space="preserve"> בתוך ה </w:t>
+      </w:r>
+      <w:r>
+        <w:t>commands</w:t>
+      </w:r>
+      <w:r>
+        <w:rPr>
+          <w:rFonts w:hint="cs"/>
+          <w:rtl/>
+        </w:rPr>
+        <w:t xml:space="preserve"> בקובץ </w:t>
+      </w:r>
+      <w:r>
+        <w:t>import_rating_table</w:t>
+      </w:r>
+      <w:r>
+        <w:rPr>
+          <w:rFonts w:hint="cs"/>
+          <w:rtl/>
+        </w:rPr>
+        <w:t>.</w:t>
+      </w:r>
     </w:p>
     <w:p>
       <w:pPr>
@@ -32800,24 +32872,133 @@
       <w:pPr>
         <w:bidi/>
         <w:rPr>
+          <w:rtl/>
+        </w:rPr>
+      </w:pPr>
+      <w:r>
+        <w:rPr>
           <w:rFonts w:hint="cs"/>
           <w:rtl/>
         </w:rPr>
+        <w:t>מה שאני צריך לעשות זה לעלות קבצים באופן הבא (אבל לא חייב אפשר גם באותו הקובץ כמה תאריכים),</w:t>
+      </w:r>
+    </w:p>
+    <w:p>
+      <w:pPr>
+        <w:bidi/>
+        <w:rPr>
+          <w:rtl/>
+        </w:rPr>
       </w:pPr>
       <w:r>
         <w:rPr>
           <w:rFonts w:hint="cs"/>
-          <w:highlight w:val="yellow"/>
-          <w:rtl/>
-        </w:rPr>
-        <w:t>למשיך מטבלה 3 ב</w:t>
-      </w:r>
-      <w:r>
-        <w:rPr>
-          <w:highlight w:val="yellow"/>
-        </w:rPr>
-        <w:t>page 1</w:t>
-      </w:r>
+          <w:rtl/>
+        </w:rPr>
+        <w:t>להכניס את הקובץ ל</w:t>
+      </w:r>
+      <w:r>
+        <w:t>tables</w:t>
+      </w:r>
+      <w:r>
+        <w:rPr>
+          <w:rFonts w:hint="cs"/>
+          <w:rtl/>
+        </w:rPr>
+        <w:t>, ואז להריץ את הפקודה הבאה:</w:t>
+      </w:r>
+    </w:p>
+    <w:p>
+      <w:pPr>
+        <w:rPr>
+          <w:rtl/>
+        </w:rPr>
+      </w:pPr>
+      <w:r>
+        <w:t>python manage.py import_rating_table --file tables/df_ranking_2026_02.csv</w:t>
+      </w:r>
+    </w:p>
+    <w:p>
+      <w:pPr>
+        <w:bidi/>
+        <w:rPr>
+          <w:rtl/>
+        </w:rPr>
+      </w:pPr>
+      <w:r>
+        <w:rPr>
+          <w:rFonts w:hint="cs"/>
+          <w:rtl/>
+        </w:rPr>
+        <w:t xml:space="preserve">לא </w:t>
+      </w:r>
+      <w:r>
+        <w:rPr>
+          <w:rFonts w:hint="cs"/>
+          <w:rtl/>
+        </w:rPr>
+        <w:t>חשוב</w:t>
+      </w:r>
+      <w:r>
+        <w:rPr>
+          <w:rFonts w:hint="cs"/>
+          <w:rtl/>
+        </w:rPr>
+        <w:t xml:space="preserve"> שם הקובץ העיקר זאת הפקודה!</w:t>
+      </w:r>
+    </w:p>
+    <w:p>
+      <w:pPr>
+        <w:bidi/>
+        <w:rPr>
+          <w:b/>
+          <w:bCs/>
+        </w:rPr>
+      </w:pPr>
+      <w:r>
+        <w:rPr>
+          <w:rFonts w:hint="cs"/>
+          <w:b/>
+          <w:bCs/>
+          <w:rtl/>
+        </w:rPr>
+        <w:t>העיקר ששמות העמודות יהיו זהות!</w:t>
+      </w:r>
+    </w:p>
+    <w:p>
+      <w:pPr>
+        <w:bidi/>
+        <w:rPr>
+          <w:rtl/>
+        </w:rPr>
+      </w:pPr>
+      <w:r>
+        <w:rPr>
+          <w:rFonts w:cs="Arial"/>
+          <w:rtl/>
+        </w:rPr>
+        <w:t xml:space="preserve">    </w:t>
+      </w:r>
+      <w:r>
+        <w:t>year,month,train_station_name,ascending_pass,descending_pass,rank</w:t>
+      </w:r>
+    </w:p>
+    <w:p>
+      <w:pPr>
+        <w:bidi/>
+        <w:rPr>
+          <w:rtl/>
+        </w:rPr>
+      </w:pPr>
+    </w:p>
+    <w:p>
+      <w:pPr>
+        <w:bidi/>
+        <w:rPr>
+          <w:rFonts w:hint="cs"/>
+          <w:rtl/>
+        </w:rPr>
+      </w:pPr>
     </w:p>
     <w:sectPr>
       <w:footerReference w:type="default" r:id="rId10"/>
@@ -33543,9 +33724,9 @@
     </w:lvl>
   </w:abstractNum>
   <w:abstractNum w:abstractNumId="6" w15:restartNumberingAfterBreak="0">
-    <w:nsid w:val="1F762807"/>
+    <w:nsid w:val="1A392AFF"/>
     <w:multiLevelType w:val="multilevel"/>
-    <w:tmpl w:val="B1FC90E4"/>
+    <w:tmpl w:val="760E7EF6"/>
     <w:lvl w:ilvl="0">
       <w:start w:val="1"/>
       <w:numFmt w:val="bullet"/>
@@ -33692,9 +33873,9 @@
     </w:lvl>
   </w:abstractNum>
   <w:abstractNum w:abstractNumId="7" w15:restartNumberingAfterBreak="0">
-    <w:nsid w:val="1FE258E8"/>
+    <w:nsid w:val="1F762807"/>
     <w:multiLevelType w:val="multilevel"/>
-    <w:tmpl w:val="0F98AA4C"/>
+    <w:tmpl w:val="B1FC90E4"/>
     <w:lvl w:ilvl="0">
       <w:start w:val="1"/>
       <w:numFmt w:val="bullet"/>
@@ -33841,9 +34022,9 @@
     </w:lvl>
   </w:abstractNum>
   <w:abstractNum w:abstractNumId="8" w15:restartNumberingAfterBreak="0">
-    <w:nsid w:val="20C852CA"/>
+    <w:nsid w:val="1FE258E8"/>
     <w:multiLevelType w:val="multilevel"/>
-    <w:tmpl w:val="8F7C2B6C"/>
+    <w:tmpl w:val="0F98AA4C"/>
     <w:lvl w:ilvl="0">
       <w:start w:val="1"/>
       <w:numFmt w:val="bullet"/>
@@ -33990,9 +34171,9 @@
     </w:lvl>
   </w:abstractNum>
   <w:abstractNum w:abstractNumId="9" w15:restartNumberingAfterBreak="0">
-    <w:nsid w:val="219503DC"/>
+    <w:nsid w:val="20C852CA"/>
     <w:multiLevelType w:val="multilevel"/>
-    <w:tmpl w:val="8D3CAD5E"/>
+    <w:tmpl w:val="8F7C2B6C"/>
     <w:lvl w:ilvl="0">
       <w:start w:val="1"/>
       <w:numFmt w:val="bullet"/>
@@ -34139,9 +34320,9 @@
     </w:lvl>
   </w:abstractNum>
   <w:abstractNum w:abstractNumId="10" w15:restartNumberingAfterBreak="0">
-    <w:nsid w:val="24D77B70"/>
+    <w:nsid w:val="219503DC"/>
     <w:multiLevelType w:val="multilevel"/>
-    <w:tmpl w:val="9E0E0468"/>
+    <w:tmpl w:val="8D3CAD5E"/>
     <w:lvl w:ilvl="0">
       <w:start w:val="1"/>
       <w:numFmt w:val="bullet"/>
@@ -34288,122 +34469,9 @@
     </w:lvl>
   </w:abstractNum>
   <w:abstractNum w:abstractNumId="11" w15:restartNumberingAfterBreak="0">
-    <w:nsid w:val="2F1745F2"/>
+    <w:nsid w:val="24D77B70"/>
     <w:multiLevelType w:val="multilevel"/>
-    <w:tmpl w:val="108880C8"/>
-    <w:lvl w:ilvl="0">
-      <w:start w:val="1"/>
-      <w:numFmt w:val="decimal"/>
-      <w:lvlText w:val="%1."/>
-      <w:lvlJc w:val="left"/>
-      <w:pPr>
-        <w:tabs>
-          <w:tab w:val="num" w:pos="720"/>
-        </w:tabs>
-        <w:ind w:left="720" w:hanging="360"/>
-      </w:pPr>
-    </w:lvl>
-    <w:lvl w:ilvl="1" w:tentative="1">
-      <w:start w:val="1"/>
-      <w:numFmt w:val="decimal"/>
-      <w:lvlText w:val="%2."/>
-      <w:lvlJc w:val="left"/>
-      <w:pPr>
-        <w:tabs>
-          <w:tab w:val="num" w:pos="1440"/>
-        </w:tabs>
-        <w:ind w:left="1440" w:hanging="360"/>
-      </w:pPr>
-    </w:lvl>
-    <w:lvl w:ilvl="2" w:tentative="1">
-      <w:start w:val="1"/>
-      <w:numFmt w:val="decimal"/>
-      <w:lvlText w:val="%3."/>
-      <w:lvlJc w:val="left"/>
-      <w:pPr>
-        <w:tabs>
-          <w:tab w:val="num" w:pos="2160"/>
-        </w:tabs>
-        <w:ind w:left="2160" w:hanging="360"/>
-      </w:pPr>
-    </w:lvl>
-    <w:lvl w:ilvl="3" w:tentative="1">
-      <w:start w:val="1"/>
-      <w:numFmt w:val="decimal"/>
-      <w:lvlText w:val="%4."/>
-      <w:lvlJc w:val="left"/>
-      <w:pPr>
-        <w:tabs>
-          <w:tab w:val="num" w:pos="2880"/>
-        </w:tabs>
-        <w:ind w:left="2880" w:hanging="360"/>
-      </w:pPr>
-    </w:lvl>
-    <w:lvl w:ilvl="4" w:tentative="1">
-      <w:start w:val="1"/>
-      <w:numFmt w:val="decimal"/>
-      <w:lvlText w:val="%5."/>
-      <w:lvlJc w:val="left"/>
-      <w:pPr>
-        <w:tabs>
-          <w:tab w:val="num" w:pos="3600"/>
-        </w:tabs>
-        <w:ind w:left="3600" w:hanging="360"/>
-      </w:pPr>
-    </w:lvl>
-    <w:lvl w:ilvl="5" w:tentative="1">
-      <w:start w:val="1"/>
-      <w:numFmt w:val="decimal"/>
-      <w:lvlText w:val="%6."/>
-      <w:lvlJc w:val="left"/>
-      <w:pPr>
-        <w:tabs>
-          <w:tab w:val="num" w:pos="4320"/>
-        </w:tabs>
-        <w:ind w:left="4320" w:hanging="360"/>
-      </w:pPr>
-    </w:lvl>
-    <w:lvl w:ilvl="6" w:tentative="1">
-      <w:start w:val="1"/>
-      <w:numFmt w:val="decimal"/>
-      <w:lvlText w:val="%7."/>
-      <w:lvlJc w:val="left"/>
-      <w:pPr>
-        <w:tabs>
-          <w:tab w:val="num" w:pos="5040"/>
-        </w:tabs>
-        <w:ind w:left="5040" w:hanging="360"/>
-      </w:pPr>
-    </w:lvl>
-    <w:lvl w:ilvl="7" w:tentative="1">
-      <w:start w:val="1"/>
-      <w:numFmt w:val="decimal"/>
-      <w:lvlText w:val="%8."/>
-      <w:lvlJc w:val="left"/>
-      <w:pPr>
-        <w:tabs>
-          <w:tab w:val="num" w:pos="5760"/>
-        </w:tabs>
-        <w:ind w:left="5760" w:hanging="360"/>
-      </w:pPr>
-    </w:lvl>
-    <w:lvl w:ilvl="8" w:tentative="1">
-      <w:start w:val="1"/>
-      <w:numFmt w:val="decimal"/>
-      <w:lvlText w:val="%9."/>
-      <w:lvlJc w:val="left"/>
-      <w:pPr>
-        <w:tabs>
-          <w:tab w:val="num" w:pos="6480"/>
-        </w:tabs>
-        <w:ind w:left="6480" w:hanging="360"/>
-      </w:pPr>
-    </w:lvl>
-  </w:abstractNum>
-  <w:abstractNum w:abstractNumId="12" w15:restartNumberingAfterBreak="0">
-    <w:nsid w:val="30C06486"/>
-    <w:multiLevelType w:val="multilevel"/>
-    <w:tmpl w:val="45844230"/>
+    <w:tmpl w:val="9E0E0468"/>
     <w:lvl w:ilvl="0">
       <w:start w:val="1"/>
       <w:numFmt w:val="bullet"/>
@@ -34549,344 +34617,10 @@
       </w:rPr>
     </w:lvl>
   </w:abstractNum>
-  <w:abstractNum w:abstractNumId="13" w15:restartNumberingAfterBreak="0">
-    <w:nsid w:val="319B4168"/>
-    <w:multiLevelType w:val="singleLevel"/>
-    <w:tmpl w:val="810287F4"/>
-    <w:lvl w:ilvl="0">
-      <w:start w:val="1"/>
-      <w:numFmt w:val="bullet"/>
-      <w:lvlText w:val="•"/>
-      <w:lvlJc w:val="left"/>
-      <w:pPr>
-        <w:tabs>
-          <w:tab w:val="num" w:pos="340"/>
-        </w:tabs>
-        <w:ind w:left="340" w:hanging="340"/>
-      </w:pPr>
-      <w:rPr>
-        <w:rFonts w:ascii="Arial" w:hAnsi="Arial" w:cs="Arial" w:hint="default"/>
-        <w:color w:val="auto"/>
-        <w:sz w:val="24"/>
-      </w:rPr>
-    </w:lvl>
-  </w:abstractNum>
-  <w:abstractNum w:abstractNumId="14" w15:restartNumberingAfterBreak="0">
-    <w:nsid w:val="321469EF"/>
-    <w:multiLevelType w:val="singleLevel"/>
-    <w:tmpl w:val="46A0FCE0"/>
-    <w:lvl w:ilvl="0">
-      <w:start w:val="1"/>
-      <w:numFmt w:val="bullet"/>
-      <w:lvlText w:val="•"/>
-      <w:lvlJc w:val="left"/>
-      <w:pPr>
-        <w:tabs>
-          <w:tab w:val="num" w:pos="340"/>
-        </w:tabs>
-        <w:ind w:left="340" w:hanging="340"/>
-      </w:pPr>
-      <w:rPr>
-        <w:rFonts w:ascii="Arial" w:hAnsi="Arial" w:cs="Arial" w:hint="default"/>
-        <w:color w:val="auto"/>
-        <w:sz w:val="24"/>
-      </w:rPr>
-    </w:lvl>
-  </w:abstractNum>
-  <w:abstractNum w:abstractNumId="15" w15:restartNumberingAfterBreak="0">
-    <w:nsid w:val="351C2F8F"/>
-    <w:multiLevelType w:val="singleLevel"/>
-    <w:tmpl w:val="C97645FE"/>
-    <w:lvl w:ilvl="0">
-      <w:start w:val="1"/>
-      <w:numFmt w:val="bullet"/>
-      <w:lvlText w:val="•"/>
-      <w:lvlJc w:val="left"/>
-      <w:pPr>
-        <w:tabs>
-          <w:tab w:val="num" w:pos="340"/>
-        </w:tabs>
-        <w:ind w:left="340" w:hanging="340"/>
-      </w:pPr>
-      <w:rPr>
-        <w:rFonts w:ascii="Arial" w:hAnsi="Arial" w:cs="Arial" w:hint="default"/>
-        <w:color w:val="auto"/>
-        <w:sz w:val="24"/>
-      </w:rPr>
-    </w:lvl>
-  </w:abstractNum>
-  <w:abstractNum w:abstractNumId="16" w15:restartNumberingAfterBreak="0">
-    <w:nsid w:val="36163777"/>
-    <w:multiLevelType w:val="singleLevel"/>
-    <w:tmpl w:val="970656DC"/>
-    <w:lvl w:ilvl="0">
-      <w:start w:val="1"/>
-      <w:numFmt w:val="bullet"/>
-      <w:lvlText w:val="•"/>
-      <w:lvlJc w:val="left"/>
-      <w:pPr>
-        <w:tabs>
-          <w:tab w:val="num" w:pos="340"/>
-        </w:tabs>
-        <w:ind w:left="340" w:hanging="340"/>
-      </w:pPr>
-      <w:rPr>
-        <w:rFonts w:ascii="Arial" w:hAnsi="Arial" w:cs="Arial" w:hint="default"/>
-        <w:color w:val="auto"/>
-        <w:sz w:val="24"/>
-      </w:rPr>
-    </w:lvl>
-  </w:abstractNum>
-  <w:abstractNum w:abstractNumId="17" w15:restartNumberingAfterBreak="0">
-    <w:nsid w:val="36730BA7"/>
-    <w:multiLevelType w:val="hybridMultilevel"/>
-    <w:tmpl w:val="6BC26E2A"/>
-    <w:lvl w:ilvl="0" w:tplc="04090001">
-      <w:start w:val="1"/>
-      <w:numFmt w:val="bullet"/>
-      <w:lvlText w:val=""/>
-      <w:lvlJc w:val="left"/>
-      <w:pPr>
-        <w:ind w:left="720" w:hanging="360"/>
-      </w:pPr>
-      <w:rPr>
-        <w:rFonts w:ascii="Symbol" w:hAnsi="Symbol" w:hint="default"/>
-      </w:rPr>
-    </w:lvl>
-    <w:lvl w:ilvl="1" w:tplc="04090003">
-      <w:start w:val="1"/>
-      <w:numFmt w:val="bullet"/>
-      <w:lvlText w:val="o"/>
-      <w:lvlJc w:val="left"/>
-      <w:pPr>
-        <w:ind w:left="1440" w:hanging="360"/>
-      </w:pPr>
-      <w:rPr>
-        <w:rFonts w:ascii="Courier New" w:hAnsi="Courier New" w:cs="Courier New" w:hint="default"/>
-      </w:rPr>
-    </w:lvl>
-    <w:lvl w:ilvl="2" w:tplc="04090005" w:tentative="1">
-      <w:start w:val="1"/>
-      <w:numFmt w:val="bullet"/>
-      <w:lvlText w:val=""/>
-      <w:lvlJc w:val="left"/>
-      <w:pPr>
-        <w:ind w:left="2160" w:hanging="360"/>
-      </w:pPr>
-      <w:rPr>
-        <w:rFonts w:ascii="Wingdings" w:hAnsi="Wingdings" w:hint="default"/>
-      </w:rPr>
-    </w:lvl>
-    <w:lvl w:ilvl="3" w:tplc="04090001" w:tentative="1">
-      <w:start w:val="1"/>
-      <w:numFmt w:val="bullet"/>
-      <w:lvlText w:val=""/>
-      <w:lvlJc w:val="left"/>
-      <w:pPr>
-        <w:ind w:left="2880" w:hanging="360"/>
-      </w:pPr>
-      <w:rPr>
-        <w:rFonts w:ascii="Symbol" w:hAnsi="Symbol" w:hint="default"/>
-      </w:rPr>
-    </w:lvl>
-    <w:lvl w:ilvl="4" w:tplc="04090003" w:tentative="1">
-      <w:start w:val="1"/>
-      <w:numFmt w:val="bullet"/>
-      <w:lvlText w:val="o"/>
-      <w:lvlJc w:val="left"/>
-      <w:pPr>
-        <w:ind w:left="3600" w:hanging="360"/>
-      </w:pPr>
-      <w:rPr>
-        <w:rFonts w:ascii="Courier New" w:hAnsi="Courier New" w:cs="Courier New" w:hint="default"/>
-      </w:rPr>
-    </w:lvl>
-    <w:lvl w:ilvl="5" w:tplc="04090005" w:tentative="1">
-      <w:start w:val="1"/>
-      <w:numFmt w:val="bullet"/>
-      <w:lvlText w:val=""/>
-      <w:lvlJc w:val="left"/>
-      <w:pPr>
-        <w:ind w:left="4320" w:hanging="360"/>
-      </w:pPr>
-      <w:rPr>
-        <w:rFonts w:ascii="Wingdings" w:hAnsi="Wingdings" w:hint="default"/>
-      </w:rPr>
-    </w:lvl>
-    <w:lvl w:ilvl="6" w:tplc="04090001" w:tentative="1">
-      <w:start w:val="1"/>
-      <w:numFmt w:val="bullet"/>
-      <w:lvlText w:val=""/>
-      <w:lvlJc w:val="left"/>
-      <w:pPr>
-        <w:ind w:left="5040" w:hanging="360"/>
-      </w:pPr>
-      <w:rPr>
-        <w:rFonts w:ascii="Symbol" w:hAnsi="Symbol" w:hint="default"/>
-      </w:rPr>
-    </w:lvl>
-    <w:lvl w:ilvl="7" w:tplc="04090003" w:tentative="1">
-      <w:start w:val="1"/>
-      <w:numFmt w:val="bullet"/>
-      <w:lvlText w:val="o"/>
-      <w:lvlJc w:val="left"/>
-      <w:pPr>
-        <w:ind w:left="5760" w:hanging="360"/>
-      </w:pPr>
-      <w:rPr>
-        <w:rFonts w:ascii="Courier New" w:hAnsi="Courier New" w:cs="Courier New" w:hint="default"/>
-      </w:rPr>
-    </w:lvl>
-    <w:lvl w:ilvl="8" w:tplc="04090005" w:tentative="1">
-      <w:start w:val="1"/>
-      <w:numFmt w:val="bullet"/>
-      <w:lvlText w:val=""/>
-      <w:lvlJc w:val="left"/>
-      <w:pPr>
-        <w:ind w:left="6480" w:hanging="360"/>
-      </w:pPr>
-      <w:rPr>
-        <w:rFonts w:ascii="Wingdings" w:hAnsi="Wingdings" w:hint="default"/>
-      </w:rPr>
-    </w:lvl>
-  </w:abstractNum>
-  <w:abstractNum w:abstractNumId="18" w15:restartNumberingAfterBreak="0">
-    <w:nsid w:val="387F2ECE"/>
-    <w:multiLevelType w:val="hybridMultilevel"/>
-    <w:tmpl w:val="E98C2A9C"/>
-    <w:lvl w:ilvl="0" w:tplc="0409000F">
-      <w:start w:val="1"/>
-      <w:numFmt w:val="decimal"/>
-      <w:lvlText w:val="%1."/>
-      <w:lvlJc w:val="left"/>
-      <w:pPr>
-        <w:ind w:left="720" w:hanging="360"/>
-      </w:pPr>
-      <w:rPr>
-        <w:rFonts w:hint="default"/>
-      </w:rPr>
-    </w:lvl>
-    <w:lvl w:ilvl="1" w:tplc="04090019" w:tentative="1">
-      <w:start w:val="1"/>
-      <w:numFmt w:val="lowerLetter"/>
-      <w:lvlText w:val="%2."/>
-      <w:lvlJc w:val="left"/>
-      <w:pPr>
-        <w:ind w:left="1440" w:hanging="360"/>
-      </w:pPr>
-    </w:lvl>
-    <w:lvl w:ilvl="2" w:tplc="0409001B" w:tentative="1">
-      <w:start w:val="1"/>
-      <w:numFmt w:val="lowerRoman"/>
-      <w:lvlText w:val="%3."/>
-      <w:lvlJc w:val="right"/>
-      <w:pPr>
-        <w:ind w:left="2160" w:hanging="180"/>
-      </w:pPr>
-    </w:lvl>
-    <w:lvl w:ilvl="3" w:tplc="0409000F" w:tentative="1">
-      <w:start w:val="1"/>
-      <w:numFmt w:val="decimal"/>
-      <w:lvlText w:val="%4."/>
-      <w:lvlJc w:val="left"/>
-      <w:pPr>
-        <w:ind w:left="2880" w:hanging="360"/>
-      </w:pPr>
-    </w:lvl>
-    <w:lvl w:ilvl="4" w:tplc="04090019" w:tentative="1">
-      <w:start w:val="1"/>
-      <w:numFmt w:val="lowerLetter"/>
-      <w:lvlText w:val="%5."/>
-      <w:lvlJc w:val="left"/>
-      <w:pPr>
-        <w:ind w:left="3600" w:hanging="360"/>
-      </w:pPr>
-    </w:lvl>
-    <w:lvl w:ilvl="5" w:tplc="0409001B" w:tentative="1">
-      <w:start w:val="1"/>
-      <w:numFmt w:val="lowerRoman"/>
-      <w:lvlText w:val="%6."/>
-      <w:lvlJc w:val="right"/>
-      <w:pPr>
-        <w:ind w:left="4320" w:hanging="180"/>
-      </w:pPr>
-    </w:lvl>
-    <w:lvl w:ilvl="6" w:tplc="0409000F" w:tentative="1">
-      <w:start w:val="1"/>
-      <w:numFmt w:val="decimal"/>
-      <w:lvlText w:val="%7."/>
-      <w:lvlJc w:val="left"/>
-      <w:pPr>
-        <w:ind w:left="5040" w:hanging="360"/>
-      </w:pPr>
-    </w:lvl>
-    <w:lvl w:ilvl="7" w:tplc="04090019" w:tentative="1">
-      <w:start w:val="1"/>
-      <w:numFmt w:val="lowerLetter"/>
-      <w:lvlText w:val="%8."/>
-      <w:lvlJc w:val="left"/>
-      <w:pPr>
-        <w:ind w:left="5760" w:hanging="360"/>
-      </w:pPr>
-    </w:lvl>
-    <w:lvl w:ilvl="8" w:tplc="0409001B" w:tentative="1">
-      <w:start w:val="1"/>
-      <w:numFmt w:val="lowerRoman"/>
-      <w:lvlText w:val="%9."/>
-      <w:lvlJc w:val="right"/>
-      <w:pPr>
-        <w:ind w:left="6480" w:hanging="180"/>
-      </w:pPr>
-    </w:lvl>
-  </w:abstractNum>
-  <w:abstractNum w:abstractNumId="19" w15:restartNumberingAfterBreak="0">
-    <w:nsid w:val="3BD47233"/>
-    <w:multiLevelType w:val="singleLevel"/>
-    <w:tmpl w:val="69D0E442"/>
-    <w:lvl w:ilvl="0">
-      <w:start w:val="1"/>
-      <w:numFmt w:val="bullet"/>
-      <w:lvlText w:val="•"/>
-      <w:lvlJc w:val="left"/>
-      <w:pPr>
-        <w:tabs>
-          <w:tab w:val="num" w:pos="340"/>
-        </w:tabs>
-        <w:ind w:left="340" w:hanging="340"/>
-      </w:pPr>
-      <w:rPr>
-        <w:rFonts w:ascii="Arial" w:hAnsi="Arial" w:cs="Arial" w:hint="default"/>
-        <w:color w:val="auto"/>
-        <w:sz w:val="24"/>
-      </w:rPr>
-    </w:lvl>
-  </w:abstractNum>
-  <w:abstractNum w:abstractNumId="20" w15:restartNumberingAfterBreak="0">
-    <w:nsid w:val="3F416C9E"/>
-    <w:multiLevelType w:val="singleLevel"/>
-    <w:tmpl w:val="A1D03104"/>
-    <w:lvl w:ilvl="0">
-      <w:start w:val="1"/>
-      <w:numFmt w:val="bullet"/>
-      <w:lvlText w:val="•"/>
-      <w:lvlJc w:val="left"/>
-      <w:pPr>
-        <w:tabs>
-          <w:tab w:val="num" w:pos="340"/>
-        </w:tabs>
-        <w:ind w:left="340" w:hanging="340"/>
-      </w:pPr>
-      <w:rPr>
-        <w:rFonts w:ascii="Arial" w:hAnsi="Arial" w:cs="Arial" w:hint="default"/>
-        <w:color w:val="auto"/>
-        <w:sz w:val="24"/>
-      </w:rPr>
-    </w:lvl>
-  </w:abstractNum>
-  <w:abstractNum w:abstractNumId="21" w15:restartNumberingAfterBreak="0">
-    <w:nsid w:val="3FBC47A9"/>
+  <w:abstractNum w:abstractNumId="12" w15:restartNumberingAfterBreak="0">
+    <w:nsid w:val="2DAC61B4"/>
     <w:multiLevelType w:val="multilevel"/>
-    <w:tmpl w:val="E42AE10A"/>
+    <w:tmpl w:val="1D84B12C"/>
     <w:lvl w:ilvl="0">
       <w:start w:val="1"/>
       <w:numFmt w:val="bullet"/>
@@ -35032,10 +34766,123 @@
       </w:rPr>
     </w:lvl>
   </w:abstractNum>
-  <w:abstractNum w:abstractNumId="22" w15:restartNumberingAfterBreak="0">
-    <w:nsid w:val="45161C34"/>
+  <w:abstractNum w:abstractNumId="13" w15:restartNumberingAfterBreak="0">
+    <w:nsid w:val="2F1745F2"/>
     <w:multiLevelType w:val="multilevel"/>
-    <w:tmpl w:val="55E49DEC"/>
+    <w:tmpl w:val="108880C8"/>
+    <w:lvl w:ilvl="0">
+      <w:start w:val="1"/>
+      <w:numFmt w:val="decimal"/>
+      <w:lvlText w:val="%1."/>
+      <w:lvlJc w:val="left"/>
+      <w:pPr>
+        <w:tabs>
+          <w:tab w:val="num" w:pos="720"/>
+        </w:tabs>
+        <w:ind w:left="720" w:hanging="360"/>
+      </w:pPr>
+    </w:lvl>
+    <w:lvl w:ilvl="1" w:tentative="1">
+      <w:start w:val="1"/>
+      <w:numFmt w:val="decimal"/>
+      <w:lvlText w:val="%2."/>
+      <w:lvlJc w:val="left"/>
+      <w:pPr>
+        <w:tabs>
+          <w:tab w:val="num" w:pos="1440"/>
+        </w:tabs>
+        <w:ind w:left="1440" w:hanging="360"/>
+      </w:pPr>
+    </w:lvl>
+    <w:lvl w:ilvl="2" w:tentative="1">
+      <w:start w:val="1"/>
+      <w:numFmt w:val="decimal"/>
+      <w:lvlText w:val="%3."/>
+      <w:lvlJc w:val="left"/>
+      <w:pPr>
+        <w:tabs>
+          <w:tab w:val="num" w:pos="2160"/>
+        </w:tabs>
+        <w:ind w:left="2160" w:hanging="360"/>
+      </w:pPr>
+    </w:lvl>
+    <w:lvl w:ilvl="3" w:tentative="1">
+      <w:start w:val="1"/>
+      <w:numFmt w:val="decimal"/>
+      <w:lvlText w:val="%4."/>
+      <w:lvlJc w:val="left"/>
+      <w:pPr>
+        <w:tabs>
+          <w:tab w:val="num" w:pos="2880"/>
+        </w:tabs>
+        <w:ind w:left="2880" w:hanging="360"/>
+      </w:pPr>
+    </w:lvl>
+    <w:lvl w:ilvl="4" w:tentative="1">
+      <w:start w:val="1"/>
+      <w:numFmt w:val="decimal"/>
+      <w:lvlText w:val="%5."/>
+      <w:lvlJc w:val="left"/>
+      <w:pPr>
+        <w:tabs>
+          <w:tab w:val="num" w:pos="3600"/>
+        </w:tabs>
+        <w:ind w:left="3600" w:hanging="360"/>
+      </w:pPr>
+    </w:lvl>
+    <w:lvl w:ilvl="5" w:tentative="1">
+      <w:start w:val="1"/>
+      <w:numFmt w:val="decimal"/>
+      <w:lvlText w:val="%6."/>
+      <w:lvlJc w:val="left"/>
+      <w:pPr>
+        <w:tabs>
+          <w:tab w:val="num" w:pos="4320"/>
+        </w:tabs>
+        <w:ind w:left="4320" w:hanging="360"/>
+      </w:pPr>
+    </w:lvl>
+    <w:lvl w:ilvl="6" w:tentative="1">
+      <w:start w:val="1"/>
+      <w:numFmt w:val="decimal"/>
+      <w:lvlText w:val="%7."/>
+      <w:lvlJc w:val="left"/>
+      <w:pPr>
+        <w:tabs>
+          <w:tab w:val="num" w:pos="5040"/>
+        </w:tabs>
+        <w:ind w:left="5040" w:hanging="360"/>
+      </w:pPr>
+    </w:lvl>
+    <w:lvl w:ilvl="7" w:tentative="1">
+      <w:start w:val="1"/>
+      <w:numFmt w:val="decimal"/>
+      <w:lvlText w:val="%8."/>
+      <w:lvlJc w:val="left"/>
+      <w:pPr>
+        <w:tabs>
+          <w:tab w:val="num" w:pos="5760"/>
+        </w:tabs>
+        <w:ind w:left="5760" w:hanging="360"/>
+      </w:pPr>
+    </w:lvl>
+    <w:lvl w:ilvl="8" w:tentative="1">
+      <w:start w:val="1"/>
+      <w:numFmt w:val="decimal"/>
+      <w:lvlText w:val="%9."/>
+      <w:lvlJc w:val="left"/>
+      <w:pPr>
+        <w:tabs>
+          <w:tab w:val="num" w:pos="6480"/>
+        </w:tabs>
+        <w:ind w:left="6480" w:hanging="360"/>
+      </w:pPr>
+    </w:lvl>
+  </w:abstractNum>
+  <w:abstractNum w:abstractNumId="14" w15:restartNumberingAfterBreak="0">
+    <w:nsid w:val="30C06486"/>
+    <w:multiLevelType w:val="multilevel"/>
+    <w:tmpl w:val="45844230"/>
     <w:lvl w:ilvl="0">
       <w:start w:val="1"/>
       <w:numFmt w:val="bullet"/>
@@ -35181,10 +35028,344 @@
       </w:rPr>
     </w:lvl>
   </w:abstractNum>
+  <w:abstractNum w:abstractNumId="15" w15:restartNumberingAfterBreak="0">
+    <w:nsid w:val="319B4168"/>
+    <w:multiLevelType w:val="singleLevel"/>
+    <w:tmpl w:val="810287F4"/>
+    <w:lvl w:ilvl="0">
+      <w:start w:val="1"/>
+      <w:numFmt w:val="bullet"/>
+      <w:lvlText w:val="•"/>
+      <w:lvlJc w:val="left"/>
+      <w:pPr>
+        <w:tabs>
+          <w:tab w:val="num" w:pos="340"/>
+        </w:tabs>
+        <w:ind w:left="340" w:hanging="340"/>
+      </w:pPr>
+      <w:rPr>
+        <w:rFonts w:ascii="Arial" w:hAnsi="Arial" w:cs="Arial" w:hint="default"/>
+        <w:color w:val="auto"/>
+        <w:sz w:val="24"/>
+      </w:rPr>
+    </w:lvl>
+  </w:abstractNum>
+  <w:abstractNum w:abstractNumId="16" w15:restartNumberingAfterBreak="0">
+    <w:nsid w:val="321469EF"/>
+    <w:multiLevelType w:val="singleLevel"/>
+    <w:tmpl w:val="46A0FCE0"/>
+    <w:lvl w:ilvl="0">
+      <w:start w:val="1"/>
+      <w:numFmt w:val="bullet"/>
+      <w:lvlText w:val="•"/>
+      <w:lvlJc w:val="left"/>
+      <w:pPr>
+        <w:tabs>
+          <w:tab w:val="num" w:pos="340"/>
+        </w:tabs>
+        <w:ind w:left="340" w:hanging="340"/>
+      </w:pPr>
+      <w:rPr>
+        <w:rFonts w:ascii="Arial" w:hAnsi="Arial" w:cs="Arial" w:hint="default"/>
+        <w:color w:val="auto"/>
+        <w:sz w:val="24"/>
+      </w:rPr>
+    </w:lvl>
+  </w:abstractNum>
+  <w:abstractNum w:abstractNumId="17" w15:restartNumberingAfterBreak="0">
+    <w:nsid w:val="351C2F8F"/>
+    <w:multiLevelType w:val="singleLevel"/>
+    <w:tmpl w:val="C97645FE"/>
+    <w:lvl w:ilvl="0">
+      <w:start w:val="1"/>
+      <w:numFmt w:val="bullet"/>
+      <w:lvlText w:val="•"/>
+      <w:lvlJc w:val="left"/>
+      <w:pPr>
+        <w:tabs>
+          <w:tab w:val="num" w:pos="340"/>
+        </w:tabs>
+        <w:ind w:left="340" w:hanging="340"/>
+      </w:pPr>
+      <w:rPr>
+        <w:rFonts w:ascii="Arial" w:hAnsi="Arial" w:cs="Arial" w:hint="default"/>
+        <w:color w:val="auto"/>
+        <w:sz w:val="24"/>
+      </w:rPr>
+    </w:lvl>
+  </w:abstractNum>
+  <w:abstractNum w:abstractNumId="18" w15:restartNumberingAfterBreak="0">
+    <w:nsid w:val="36163777"/>
+    <w:multiLevelType w:val="singleLevel"/>
+    <w:tmpl w:val="970656DC"/>
+    <w:lvl w:ilvl="0">
+      <w:start w:val="1"/>
+      <w:numFmt w:val="bullet"/>
+      <w:lvlText w:val="•"/>
+      <w:lvlJc w:val="left"/>
+      <w:pPr>
+        <w:tabs>
+          <w:tab w:val="num" w:pos="340"/>
+        </w:tabs>
+        <w:ind w:left="340" w:hanging="340"/>
+      </w:pPr>
+      <w:rPr>
+        <w:rFonts w:ascii="Arial" w:hAnsi="Arial" w:cs="Arial" w:hint="default"/>
+        <w:color w:val="auto"/>
+        <w:sz w:val="24"/>
+      </w:rPr>
+    </w:lvl>
+  </w:abstractNum>
+  <w:abstractNum w:abstractNumId="19" w15:restartNumberingAfterBreak="0">
+    <w:nsid w:val="36730BA7"/>
+    <w:multiLevelType w:val="hybridMultilevel"/>
+    <w:tmpl w:val="6BC26E2A"/>
+    <w:lvl w:ilvl="0" w:tplc="04090001">
+      <w:start w:val="1"/>
+      <w:numFmt w:val="bullet"/>
+      <w:lvlText w:val=""/>
+      <w:lvlJc w:val="left"/>
+      <w:pPr>
+        <w:ind w:left="720" w:hanging="360"/>
+      </w:pPr>
+      <w:rPr>
+        <w:rFonts w:ascii="Symbol" w:hAnsi="Symbol" w:hint="default"/>
+      </w:rPr>
+    </w:lvl>
+    <w:lvl w:ilvl="1" w:tplc="04090003">
+      <w:start w:val="1"/>
+      <w:numFmt w:val="bullet"/>
+      <w:lvlText w:val="o"/>
+      <w:lvlJc w:val="left"/>
+      <w:pPr>
+        <w:ind w:left="1440" w:hanging="360"/>
+      </w:pPr>
+      <w:rPr>
+        <w:rFonts w:ascii="Courier New" w:hAnsi="Courier New" w:cs="Courier New" w:hint="default"/>
+      </w:rPr>
+    </w:lvl>
+    <w:lvl w:ilvl="2" w:tplc="04090005" w:tentative="1">
+      <w:start w:val="1"/>
+      <w:numFmt w:val="bullet"/>
+      <w:lvlText w:val=""/>
+      <w:lvlJc w:val="left"/>
+      <w:pPr>
+        <w:ind w:left="2160" w:hanging="360"/>
+      </w:pPr>
+      <w:rPr>
+        <w:rFonts w:ascii="Wingdings" w:hAnsi="Wingdings" w:hint="default"/>
+      </w:rPr>
+    </w:lvl>
+    <w:lvl w:ilvl="3" w:tplc="04090001" w:tentative="1">
+      <w:start w:val="1"/>
+      <w:numFmt w:val="bullet"/>
+      <w:lvlText w:val=""/>
+      <w:lvlJc w:val="left"/>
+      <w:pPr>
+        <w:ind w:left="2880" w:hanging="360"/>
+      </w:pPr>
+      <w:rPr>
+        <w:rFonts w:ascii="Symbol" w:hAnsi="Symbol" w:hint="default"/>
+      </w:rPr>
+    </w:lvl>
+    <w:lvl w:ilvl="4" w:tplc="04090003" w:tentative="1">
+      <w:start w:val="1"/>
+      <w:numFmt w:val="bullet"/>
+      <w:lvlText w:val="o"/>
+      <w:lvlJc w:val="left"/>
+      <w:pPr>
+        <w:ind w:left="3600" w:hanging="360"/>
+      </w:pPr>
+      <w:rPr>
+        <w:rFonts w:ascii="Courier New" w:hAnsi="Courier New" w:cs="Courier New" w:hint="default"/>
+      </w:rPr>
+    </w:lvl>
+    <w:lvl w:ilvl="5" w:tplc="04090005" w:tentative="1">
+      <w:start w:val="1"/>
+      <w:numFmt w:val="bullet"/>
+      <w:lvlText w:val=""/>
+      <w:lvlJc w:val="left"/>
+      <w:pPr>
+        <w:ind w:left="4320" w:hanging="360"/>
+      </w:pPr>
+      <w:rPr>
+        <w:rFonts w:ascii="Wingdings" w:hAnsi="Wingdings" w:hint="default"/>
+      </w:rPr>
+    </w:lvl>
+    <w:lvl w:ilvl="6" w:tplc="04090001" w:tentative="1">
+      <w:start w:val="1"/>
+      <w:numFmt w:val="bullet"/>
+      <w:lvlText w:val=""/>
+      <w:lvlJc w:val="left"/>
+      <w:pPr>
+        <w:ind w:left="5040" w:hanging="360"/>
+      </w:pPr>
+      <w:rPr>
+        <w:rFonts w:ascii="Symbol" w:hAnsi="Symbol" w:hint="default"/>
+      </w:rPr>
+    </w:lvl>
+    <w:lvl w:ilvl="7" w:tplc="04090003" w:tentative="1">
+      <w:start w:val="1"/>
+      <w:numFmt w:val="bullet"/>
+      <w:lvlText w:val="o"/>
+      <w:lvlJc w:val="left"/>
+      <w:pPr>
+        <w:ind w:left="5760" w:hanging="360"/>
+      </w:pPr>
+      <w:rPr>
+        <w:rFonts w:ascii="Courier New" w:hAnsi="Courier New" w:cs="Courier New" w:hint="default"/>
+      </w:rPr>
+    </w:lvl>
+    <w:lvl w:ilvl="8" w:tplc="04090005" w:tentative="1">
+      <w:start w:val="1"/>
+      <w:numFmt w:val="bullet"/>
+      <w:lvlText w:val=""/>
+      <w:lvlJc w:val="left"/>
+      <w:pPr>
+        <w:ind w:left="6480" w:hanging="360"/>
+      </w:pPr>
+      <w:rPr>
+        <w:rFonts w:ascii="Wingdings" w:hAnsi="Wingdings" w:hint="default"/>
+      </w:rPr>
+    </w:lvl>
+  </w:abstractNum>
+  <w:abstractNum w:abstractNumId="20" w15:restartNumberingAfterBreak="0">
+    <w:nsid w:val="387F2ECE"/>
+    <w:multiLevelType w:val="hybridMultilevel"/>
+    <w:tmpl w:val="E98C2A9C"/>
+    <w:lvl w:ilvl="0" w:tplc="0409000F">
+      <w:start w:val="1"/>
+      <w:numFmt w:val="decimal"/>
+      <w:lvlText w:val="%1."/>
+      <w:lvlJc w:val="left"/>
+      <w:pPr>
+        <w:ind w:left="720" w:hanging="360"/>
+      </w:pPr>
+      <w:rPr>
+        <w:rFonts w:hint="default"/>
+      </w:rPr>
+    </w:lvl>
+    <w:lvl w:ilvl="1" w:tplc="04090019" w:tentative="1">
+      <w:start w:val="1"/>
+      <w:numFmt w:val="lowerLetter"/>
+      <w:lvlText w:val="%2."/>
+      <w:lvlJc w:val="left"/>
+      <w:pPr>
+        <w:ind w:left="1440" w:hanging="360"/>
+      </w:pPr>
+    </w:lvl>
+    <w:lvl w:ilvl="2" w:tplc="0409001B" w:tentative="1">
+      <w:start w:val="1"/>
+      <w:numFmt w:val="lowerRoman"/>
+      <w:lvlText w:val="%3."/>
+      <w:lvlJc w:val="right"/>
+      <w:pPr>
+        <w:ind w:left="2160" w:hanging="180"/>
+      </w:pPr>
+    </w:lvl>
+    <w:lvl w:ilvl="3" w:tplc="0409000F" w:tentative="1">
+      <w:start w:val="1"/>
+      <w:numFmt w:val="decimal"/>
+      <w:lvlText w:val="%4."/>
+      <w:lvlJc w:val="left"/>
+      <w:pPr>
+        <w:ind w:left="2880" w:hanging="360"/>
+      </w:pPr>
+    </w:lvl>
+    <w:lvl w:ilvl="4" w:tplc="04090019" w:tentative="1">
+      <w:start w:val="1"/>
+      <w:numFmt w:val="lowerLetter"/>
+      <w:lvlText w:val="%5."/>
+      <w:lvlJc w:val="left"/>
+      <w:pPr>
+        <w:ind w:left="3600" w:hanging="360"/>
+      </w:pPr>
+    </w:lvl>
+    <w:lvl w:ilvl="5" w:tplc="0409001B" w:tentative="1">
+      <w:start w:val="1"/>
+      <w:numFmt w:val="lowerRoman"/>
+      <w:lvlText w:val="%6."/>
+      <w:lvlJc w:val="right"/>
+      <w:pPr>
+        <w:ind w:left="4320" w:hanging="180"/>
+      </w:pPr>
+    </w:lvl>
+    <w:lvl w:ilvl="6" w:tplc="0409000F" w:tentative="1">
+      <w:start w:val="1"/>
+      <w:numFmt w:val="decimal"/>
+      <w:lvlText w:val="%7."/>
+      <w:lvlJc w:val="left"/>
+      <w:pPr>
+        <w:ind w:left="5040" w:hanging="360"/>
+      </w:pPr>
+    </w:lvl>
+    <w:lvl w:ilvl="7" w:tplc="04090019" w:tentative="1">
+      <w:start w:val="1"/>
+      <w:numFmt w:val="lowerLetter"/>
+      <w:lvlText w:val="%8."/>
+      <w:lvlJc w:val="left"/>
+      <w:pPr>
+        <w:ind w:left="5760" w:hanging="360"/>
+      </w:pPr>
+    </w:lvl>
+    <w:lvl w:ilvl="8" w:tplc="0409001B" w:tentative="1">
+      <w:start w:val="1"/>
+      <w:numFmt w:val="lowerRoman"/>
+      <w:lvlText w:val="%9."/>
+      <w:lvlJc w:val="right"/>
+      <w:pPr>
+        <w:ind w:left="6480" w:hanging="180"/>
+      </w:pPr>
+    </w:lvl>
+  </w:abstractNum>
+  <w:abstractNum w:abstractNumId="21" w15:restartNumberingAfterBreak="0">
+    <w:nsid w:val="3BD47233"/>
+    <w:multiLevelType w:val="singleLevel"/>
+    <w:tmpl w:val="69D0E442"/>
+    <w:lvl w:ilvl="0">
+      <w:start w:val="1"/>
+      <w:numFmt w:val="bullet"/>
+      <w:lvlText w:val="•"/>
+      <w:lvlJc w:val="left"/>
+      <w:pPr>
+        <w:tabs>
+          <w:tab w:val="num" w:pos="340"/>
+        </w:tabs>
+        <w:ind w:left="340" w:hanging="340"/>
+      </w:pPr>
+      <w:rPr>
+        <w:rFonts w:ascii="Arial" w:hAnsi="Arial" w:cs="Arial" w:hint="default"/>
+        <w:color w:val="auto"/>
+        <w:sz w:val="24"/>
+      </w:rPr>
+    </w:lvl>
+  </w:abstractNum>
+  <w:abstractNum w:abstractNumId="22" w15:restartNumberingAfterBreak="0">
+    <w:nsid w:val="3F416C9E"/>
+    <w:multiLevelType w:val="singleLevel"/>
+    <w:tmpl w:val="A1D03104"/>
+    <w:lvl w:ilvl="0">
+      <w:start w:val="1"/>
+      <w:numFmt w:val="bullet"/>
+      <w:lvlText w:val="•"/>
+      <w:lvlJc w:val="left"/>
+      <w:pPr>
+        <w:tabs>
+          <w:tab w:val="num" w:pos="340"/>
+        </w:tabs>
+        <w:ind w:left="340" w:hanging="340"/>
+      </w:pPr>
+      <w:rPr>
+        <w:rFonts w:ascii="Arial" w:hAnsi="Arial" w:cs="Arial" w:hint="default"/>
+        <w:color w:val="auto"/>
+        <w:sz w:val="24"/>
+      </w:rPr>
+    </w:lvl>
+  </w:abstractNum>
   <w:abstractNum w:abstractNumId="23" w15:restartNumberingAfterBreak="0">
-    <w:nsid w:val="466A23FD"/>
+    <w:nsid w:val="3FBC47A9"/>
     <w:multiLevelType w:val="multilevel"/>
-    <w:tmpl w:val="D214DDD4"/>
+    <w:tmpl w:val="E42AE10A"/>
     <w:lvl w:ilvl="0">
       <w:start w:val="1"/>
       <w:numFmt w:val="bullet"/>
@@ -35331,6 +35512,304 @@
     </w:lvl>
   </w:abstractNum>
   <w:abstractNum w:abstractNumId="24" w15:restartNumberingAfterBreak="0">
+    <w:nsid w:val="45161C34"/>
+    <w:multiLevelType w:val="multilevel"/>
+    <w:tmpl w:val="55E49DEC"/>
+    <w:lvl w:ilvl="0">
+      <w:start w:val="1"/>
+      <w:numFmt w:val="bullet"/>
+      <w:lvlText w:val=""/>
+      <w:lvlJc w:val="left"/>
+      <w:pPr>
+        <w:tabs>
+          <w:tab w:val="num" w:pos="720"/>
+        </w:tabs>
+        <w:ind w:left="720" w:hanging="360"/>
+      </w:pPr>
+      <w:rPr>
+        <w:rFonts w:ascii="Symbol" w:hAnsi="Symbol" w:hint="default"/>
+        <w:sz w:val="20"/>
+      </w:rPr>
+    </w:lvl>
+    <w:lvl w:ilvl="1" w:tentative="1">
+      <w:start w:val="1"/>
+      <w:numFmt w:val="bullet"/>
+      <w:lvlText w:val="o"/>
+      <w:lvlJc w:val="left"/>
+      <w:pPr>
+        <w:tabs>
+          <w:tab w:val="num" w:pos="1440"/>
+        </w:tabs>
+        <w:ind w:left="1440" w:hanging="360"/>
+      </w:pPr>
+      <w:rPr>
+        <w:rFonts w:ascii="Courier New" w:hAnsi="Courier New" w:hint="default"/>
+        <w:sz w:val="20"/>
+      </w:rPr>
+    </w:lvl>
+    <w:lvl w:ilvl="2" w:tentative="1">
+      <w:start w:val="1"/>
+      <w:numFmt w:val="bullet"/>
+      <w:lvlText w:val=""/>
+      <w:lvlJc w:val="left"/>
+      <w:pPr>
+        <w:tabs>
+          <w:tab w:val="num" w:pos="2160"/>
+        </w:tabs>
+        <w:ind w:left="2160" w:hanging="360"/>
+      </w:pPr>
+      <w:rPr>
+        <w:rFonts w:ascii="Wingdings" w:hAnsi="Wingdings" w:hint="default"/>
+        <w:sz w:val="20"/>
+      </w:rPr>
+    </w:lvl>
+    <w:lvl w:ilvl="3" w:tentative="1">
+      <w:start w:val="1"/>
+      <w:numFmt w:val="bullet"/>
+      <w:lvlText w:val=""/>
+      <w:lvlJc w:val="left"/>
+      <w:pPr>
+        <w:tabs>
+          <w:tab w:val="num" w:pos="2880"/>
+        </w:tabs>
+        <w:ind w:left="2880" w:hanging="360"/>
+      </w:pPr>
+      <w:rPr>
+        <w:rFonts w:ascii="Wingdings" w:hAnsi="Wingdings" w:hint="default"/>
+        <w:sz w:val="20"/>
+      </w:rPr>
+    </w:lvl>
+    <w:lvl w:ilvl="4" w:tentative="1">
+      <w:start w:val="1"/>
+      <w:numFmt w:val="bullet"/>
+      <w:lvlText w:val=""/>
+      <w:lvlJc w:val="left"/>
+      <w:pPr>
+        <w:tabs>
+          <w:tab w:val="num" w:pos="3600"/>
+        </w:tabs>
+        <w:ind w:left="3600" w:hanging="360"/>
+      </w:pPr>
+      <w:rPr>
+        <w:rFonts w:ascii="Wingdings" w:hAnsi="Wingdings" w:hint="default"/>
+        <w:sz w:val="20"/>
+      </w:rPr>
+    </w:lvl>
+    <w:lvl w:ilvl="5" w:tentative="1">
+      <w:start w:val="1"/>
+      <w:numFmt w:val="bullet"/>
+      <w:lvlText w:val=""/>
+      <w:lvlJc w:val="left"/>
+      <w:pPr>
+        <w:tabs>
+          <w:tab w:val="num" w:pos="4320"/>
+        </w:tabs>
+        <w:ind w:left="4320" w:hanging="360"/>
+      </w:pPr>
+      <w:rPr>
+        <w:rFonts w:ascii="Wingdings" w:hAnsi="Wingdings" w:hint="default"/>
+        <w:sz w:val="20"/>
+      </w:rPr>
+    </w:lvl>
+    <w:lvl w:ilvl="6" w:tentative="1">
+      <w:start w:val="1"/>
+      <w:numFmt w:val="bullet"/>
+      <w:lvlText w:val=""/>
+      <w:lvlJc w:val="left"/>
+      <w:pPr>
+        <w:tabs>
+          <w:tab w:val="num" w:pos="5040"/>
+        </w:tabs>
+        <w:ind w:left="5040" w:hanging="360"/>
+      </w:pPr>
+      <w:rPr>
+        <w:rFonts w:ascii="Wingdings" w:hAnsi="Wingdings" w:hint="default"/>
+        <w:sz w:val="20"/>
+      </w:rPr>
+    </w:lvl>
+    <w:lvl w:ilvl="7" w:tentative="1">
+      <w:start w:val="1"/>
+      <w:numFmt w:val="bullet"/>
+      <w:lvlText w:val=""/>
+      <w:lvlJc w:val="left"/>
+      <w:pPr>
+        <w:tabs>
+          <w:tab w:val="num" w:pos="5760"/>
+        </w:tabs>
+        <w:ind w:left="5760" w:hanging="360"/>
+      </w:pPr>
+      <w:rPr>
+        <w:rFonts w:ascii="Wingdings" w:hAnsi="Wingdings" w:hint="default"/>
+        <w:sz w:val="20"/>
+      </w:rPr>
+    </w:lvl>
+    <w:lvl w:ilvl="8" w:tentative="1">
+      <w:start w:val="1"/>
+      <w:numFmt w:val="bullet"/>
+      <w:lvlText w:val=""/>
+      <w:lvlJc w:val="left"/>
+      <w:pPr>
+        <w:tabs>
+          <w:tab w:val="num" w:pos="6480"/>
+        </w:tabs>
+        <w:ind w:left="6480" w:hanging="360"/>
+      </w:pPr>
+      <w:rPr>
+        <w:rFonts w:ascii="Wingdings" w:hAnsi="Wingdings" w:hint="default"/>
+        <w:sz w:val="20"/>
+      </w:rPr>
+    </w:lvl>
+  </w:abstractNum>
+  <w:abstractNum w:abstractNumId="25" w15:restartNumberingAfterBreak="0">
+    <w:nsid w:val="466A23FD"/>
+    <w:multiLevelType w:val="multilevel"/>
+    <w:tmpl w:val="D214DDD4"/>
+    <w:lvl w:ilvl="0">
+      <w:start w:val="1"/>
+      <w:numFmt w:val="bullet"/>
+      <w:lvlText w:val=""/>
+      <w:lvlJc w:val="left"/>
+      <w:pPr>
+        <w:tabs>
+          <w:tab w:val="num" w:pos="720"/>
+        </w:tabs>
+        <w:ind w:left="720" w:hanging="360"/>
+      </w:pPr>
+      <w:rPr>
+        <w:rFonts w:ascii="Symbol" w:hAnsi="Symbol" w:hint="default"/>
+        <w:sz w:val="20"/>
+      </w:rPr>
+    </w:lvl>
+    <w:lvl w:ilvl="1" w:tentative="1">
+      <w:start w:val="1"/>
+      <w:numFmt w:val="bullet"/>
+      <w:lvlText w:val="o"/>
+      <w:lvlJc w:val="left"/>
+      <w:pPr>
+        <w:tabs>
+          <w:tab w:val="num" w:pos="1440"/>
+        </w:tabs>
+        <w:ind w:left="1440" w:hanging="360"/>
+      </w:pPr>
+      <w:rPr>
+        <w:rFonts w:ascii="Courier New" w:hAnsi="Courier New" w:hint="default"/>
+        <w:sz w:val="20"/>
+      </w:rPr>
+    </w:lvl>
+    <w:lvl w:ilvl="2" w:tentative="1">
+      <w:start w:val="1"/>
+      <w:numFmt w:val="bullet"/>
+      <w:lvlText w:val=""/>
+      <w:lvlJc w:val="left"/>
+      <w:pPr>
+        <w:tabs>
+          <w:tab w:val="num" w:pos="2160"/>
+        </w:tabs>
+        <w:ind w:left="2160" w:hanging="360"/>
+      </w:pPr>
+      <w:rPr>
+        <w:rFonts w:ascii="Wingdings" w:hAnsi="Wingdings" w:hint="default"/>
+        <w:sz w:val="20"/>
+      </w:rPr>
+    </w:lvl>
+    <w:lvl w:ilvl="3" w:tentative="1">
+      <w:start w:val="1"/>
+      <w:numFmt w:val="bullet"/>
+      <w:lvlText w:val=""/>
+      <w:lvlJc w:val="left"/>
+      <w:pPr>
+        <w:tabs>
+          <w:tab w:val="num" w:pos="2880"/>
+        </w:tabs>
+        <w:ind w:left="2880" w:hanging="360"/>
+      </w:pPr>
+      <w:rPr>
+        <w:rFonts w:ascii="Wingdings" w:hAnsi="Wingdings" w:hint="default"/>
+        <w:sz w:val="20"/>
+      </w:rPr>
+    </w:lvl>
+    <w:lvl w:ilvl="4" w:tentative="1">
+      <w:start w:val="1"/>
+      <w:numFmt w:val="bullet"/>
+      <w:lvlText w:val=""/>
+      <w:lvlJc w:val="left"/>
+      <w:pPr>
+        <w:tabs>
+          <w:tab w:val="num" w:pos="3600"/>
+        </w:tabs>
+        <w:ind w:left="3600" w:hanging="360"/>
+      </w:pPr>
+      <w:rPr>
+        <w:rFonts w:ascii="Wingdings" w:hAnsi="Wingdings" w:hint="default"/>
+        <w:sz w:val="20"/>
+      </w:rPr>
+    </w:lvl>
+    <w:lvl w:ilvl="5" w:tentative="1">
+      <w:start w:val="1"/>
+      <w:numFmt w:val="bullet"/>
+      <w:lvlText w:val=""/>
+      <w:lvlJc w:val="left"/>
+      <w:pPr>
+        <w:tabs>
+          <w:tab w:val="num" w:pos="4320"/>
+        </w:tabs>
+        <w:ind w:left="4320" w:hanging="360"/>
+      </w:pPr>
+      <w:rPr>
+        <w:rFonts w:ascii="Wingdings" w:hAnsi="Wingdings" w:hint="default"/>
+        <w:sz w:val="20"/>
+      </w:rPr>
+    </w:lvl>
+    <w:lvl w:ilvl="6" w:tentative="1">
+      <w:start w:val="1"/>
+      <w:numFmt w:val="bullet"/>
+      <w:lvlText w:val=""/>
+      <w:lvlJc w:val="left"/>
+      <w:pPr>
+        <w:tabs>
+          <w:tab w:val="num" w:pos="5040"/>
+        </w:tabs>
+        <w:ind w:left="5040" w:hanging="360"/>
+      </w:pPr>
+      <w:rPr>
+        <w:rFonts w:ascii="Wingdings" w:hAnsi="Wingdings" w:hint="default"/>
+        <w:sz w:val="20"/>
+      </w:rPr>
+    </w:lvl>
+    <w:lvl w:ilvl="7" w:tentative="1">
+      <w:start w:val="1"/>
+      <w:numFmt w:val="bullet"/>
+      <w:lvlText w:val=""/>
+      <w:lvlJc w:val="left"/>
+      <w:pPr>
+        <w:tabs>
+          <w:tab w:val="num" w:pos="5760"/>
+        </w:tabs>
+        <w:ind w:left="5760" w:hanging="360"/>
+      </w:pPr>
+      <w:rPr>
+        <w:rFonts w:ascii="Wingdings" w:hAnsi="Wingdings" w:hint="default"/>
+        <w:sz w:val="20"/>
+      </w:rPr>
+    </w:lvl>
+    <w:lvl w:ilvl="8" w:tentative="1">
+      <w:start w:val="1"/>
+      <w:numFmt w:val="bullet"/>
+      <w:lvlText w:val=""/>
+      <w:lvlJc w:val="left"/>
+      <w:pPr>
+        <w:tabs>
+          <w:tab w:val="num" w:pos="6480"/>
+        </w:tabs>
+        <w:ind w:left="6480" w:hanging="360"/>
+      </w:pPr>
+      <w:rPr>
+        <w:rFonts w:ascii="Wingdings" w:hAnsi="Wingdings" w:hint="default"/>
+        <w:sz w:val="20"/>
+      </w:rPr>
+    </w:lvl>
+  </w:abstractNum>
+  <w:abstractNum w:abstractNumId="26" w15:restartNumberingAfterBreak="0">
     <w:nsid w:val="48FA617D"/>
     <w:multiLevelType w:val="multilevel"/>
     <w:tmpl w:val="76C6EEF8"/>
@@ -35443,7 +35922,7 @@
       </w:pPr>
     </w:lvl>
   </w:abstractNum>
-  <w:abstractNum w:abstractNumId="25" w15:restartNumberingAfterBreak="0">
+  <w:abstractNum w:abstractNumId="27" w15:restartNumberingAfterBreak="0">
     <w:nsid w:val="48FD44E3"/>
     <w:multiLevelType w:val="hybridMultilevel"/>
     <w:tmpl w:val="E0246344"/>
@@ -35558,7 +36037,7 @@
       </w:rPr>
     </w:lvl>
   </w:abstractNum>
-  <w:abstractNum w:abstractNumId="26" w15:restartNumberingAfterBreak="0">
+  <w:abstractNum w:abstractNumId="28" w15:restartNumberingAfterBreak="0">
     <w:nsid w:val="493B29E2"/>
     <w:multiLevelType w:val="multilevel"/>
     <w:tmpl w:val="16AAF3F0"/>
@@ -35707,7 +36186,7 @@
       </w:rPr>
     </w:lvl>
   </w:abstractNum>
-  <w:abstractNum w:abstractNumId="27" w15:restartNumberingAfterBreak="0">
+  <w:abstractNum w:abstractNumId="29" w15:restartNumberingAfterBreak="0">
     <w:nsid w:val="504F3E16"/>
     <w:multiLevelType w:val="multilevel"/>
     <w:tmpl w:val="326CAE2C"/>
@@ -35856,7 +36335,7 @@
       </w:rPr>
     </w:lvl>
   </w:abstractNum>
-  <w:abstractNum w:abstractNumId="28" w15:restartNumberingAfterBreak="0">
+  <w:abstractNum w:abstractNumId="30" w15:restartNumberingAfterBreak="0">
     <w:nsid w:val="507E3286"/>
     <w:multiLevelType w:val="singleLevel"/>
     <w:tmpl w:val="4AD2CC60"/>
@@ -35878,7 +36357,7 @@
       </w:rPr>
     </w:lvl>
   </w:abstractNum>
-  <w:abstractNum w:abstractNumId="29" w15:restartNumberingAfterBreak="0">
+  <w:abstractNum w:abstractNumId="31" w15:restartNumberingAfterBreak="0">
     <w:nsid w:val="56594B95"/>
     <w:multiLevelType w:val="multilevel"/>
     <w:tmpl w:val="D410FCB8"/>
@@ -36027,7 +36506,7 @@
       </w:rPr>
     </w:lvl>
   </w:abstractNum>
-  <w:abstractNum w:abstractNumId="30" w15:restartNumberingAfterBreak="0">
+  <w:abstractNum w:abstractNumId="32" w15:restartNumberingAfterBreak="0">
     <w:nsid w:val="565A77FA"/>
     <w:multiLevelType w:val="multilevel"/>
     <w:tmpl w:val="2E44398E"/>
@@ -36176,7 +36655,7 @@
       </w:rPr>
     </w:lvl>
   </w:abstractNum>
-  <w:abstractNum w:abstractNumId="31" w15:restartNumberingAfterBreak="0">
+  <w:abstractNum w:abstractNumId="33" w15:restartNumberingAfterBreak="0">
     <w:nsid w:val="56B368DB"/>
     <w:multiLevelType w:val="multilevel"/>
     <w:tmpl w:val="B6F4395C"/>
@@ -36293,7 +36772,7 @@
       </w:pPr>
     </w:lvl>
   </w:abstractNum>
-  <w:abstractNum w:abstractNumId="32" w15:restartNumberingAfterBreak="0">
+  <w:abstractNum w:abstractNumId="34" w15:restartNumberingAfterBreak="0">
     <w:nsid w:val="56E72666"/>
     <w:multiLevelType w:val="hybridMultilevel"/>
     <w:tmpl w:val="B524C634"/>
@@ -36408,7 +36887,7 @@
       </w:rPr>
     </w:lvl>
   </w:abstractNum>
-  <w:abstractNum w:abstractNumId="33" w15:restartNumberingAfterBreak="0">
+  <w:abstractNum w:abstractNumId="35" w15:restartNumberingAfterBreak="0">
     <w:nsid w:val="5FB566DD"/>
     <w:multiLevelType w:val="multilevel"/>
     <w:tmpl w:val="D06C7784"/>
@@ -36557,7 +37036,7 @@
       </w:rPr>
     </w:lvl>
   </w:abstractNum>
-  <w:abstractNum w:abstractNumId="34" w15:restartNumberingAfterBreak="0">
+  <w:abstractNum w:abstractNumId="36" w15:restartNumberingAfterBreak="0">
     <w:nsid w:val="64E86E79"/>
     <w:multiLevelType w:val="multilevel"/>
     <w:tmpl w:val="B08C9D04"/>
@@ -36706,7 +37185,7 @@
       </w:rPr>
     </w:lvl>
   </w:abstractNum>
-  <w:abstractNum w:abstractNumId="35" w15:restartNumberingAfterBreak="0">
+  <w:abstractNum w:abstractNumId="37" w15:restartNumberingAfterBreak="0">
     <w:nsid w:val="6651051E"/>
     <w:multiLevelType w:val="multilevel"/>
     <w:tmpl w:val="F768FDEE"/>
@@ -36855,121 +37334,10 @@
       </w:rPr>
     </w:lvl>
   </w:abstractNum>
-  <w:abstractNum w:abstractNumId="36" w15:restartNumberingAfterBreak="0">
-    <w:nsid w:val="6806026E"/>
-    <w:multiLevelType w:val="singleLevel"/>
-    <w:tmpl w:val="DAD81F1C"/>
-    <w:lvl w:ilvl="0">
-      <w:start w:val="1"/>
-      <w:numFmt w:val="bullet"/>
-      <w:lvlText w:val="•"/>
-      <w:lvlJc w:val="left"/>
-      <w:pPr>
-        <w:tabs>
-          <w:tab w:val="num" w:pos="340"/>
-        </w:tabs>
-        <w:ind w:left="340" w:hanging="340"/>
-      </w:pPr>
-      <w:rPr>
-        <w:rFonts w:ascii="Arial" w:hAnsi="Arial" w:cs="Arial" w:hint="default"/>
-        <w:color w:val="auto"/>
-        <w:sz w:val="24"/>
-      </w:rPr>
-    </w:lvl>
-  </w:abstractNum>
-  <w:abstractNum w:abstractNumId="37" w15:restartNumberingAfterBreak="0">
-    <w:nsid w:val="692153D5"/>
-    <w:multiLevelType w:val="hybridMultilevel"/>
-    <w:tmpl w:val="9D28954E"/>
-    <w:lvl w:ilvl="0" w:tplc="0409000F">
-      <w:start w:val="1"/>
-      <w:numFmt w:val="decimal"/>
-      <w:lvlText w:val="%1."/>
-      <w:lvlJc w:val="left"/>
-      <w:pPr>
-        <w:ind w:left="720" w:hanging="360"/>
-      </w:pPr>
-      <w:rPr>
-        <w:rFonts w:hint="default"/>
-      </w:rPr>
-    </w:lvl>
-    <w:lvl w:ilvl="1" w:tplc="04090019" w:tentative="1">
-      <w:start w:val="1"/>
-      <w:numFmt w:val="lowerLetter"/>
-      <w:lvlText w:val="%2."/>
-      <w:lvlJc w:val="left"/>
-      <w:pPr>
-        <w:ind w:left="1440" w:hanging="360"/>
-      </w:pPr>
-    </w:lvl>
-    <w:lvl w:ilvl="2" w:tplc="0409001B" w:tentative="1">
-      <w:start w:val="1"/>
-      <w:numFmt w:val="lowerRoman"/>
-      <w:lvlText w:val="%3."/>
-      <w:lvlJc w:val="right"/>
-      <w:pPr>
-        <w:ind w:left="2160" w:hanging="180"/>
-      </w:pPr>
-    </w:lvl>
-    <w:lvl w:ilvl="3" w:tplc="0409000F" w:tentative="1">
-      <w:start w:val="1"/>
-      <w:numFmt w:val="decimal"/>
-      <w:lvlText w:val="%4."/>
-      <w:lvlJc w:val="left"/>
-      <w:pPr>
-        <w:ind w:left="2880" w:hanging="360"/>
-      </w:pPr>
-    </w:lvl>
-    <w:lvl w:ilvl="4" w:tplc="04090019" w:tentative="1">
-      <w:start w:val="1"/>
-      <w:numFmt w:val="lowerLetter"/>
-      <w:lvlText w:val="%5."/>
-      <w:lvlJc w:val="left"/>
-      <w:pPr>
-        <w:ind w:left="3600" w:hanging="360"/>
-      </w:pPr>
-    </w:lvl>
-    <w:lvl w:ilvl="5" w:tplc="0409001B" w:tentative="1">
-      <w:start w:val="1"/>
-      <w:numFmt w:val="lowerRoman"/>
-      <w:lvlText w:val="%6."/>
-      <w:lvlJc w:val="right"/>
-      <w:pPr>
-        <w:ind w:left="4320" w:hanging="180"/>
-      </w:pPr>
-    </w:lvl>
-    <w:lvl w:ilvl="6" w:tplc="0409000F" w:tentative="1">
-      <w:start w:val="1"/>
-      <w:numFmt w:val="decimal"/>
-      <w:lvlText w:val="%7."/>
-      <w:lvlJc w:val="left"/>
-      <w:pPr>
-        <w:ind w:left="5040" w:hanging="360"/>
-      </w:pPr>
-    </w:lvl>
-    <w:lvl w:ilvl="7" w:tplc="04090019" w:tentative="1">
-      <w:start w:val="1"/>
-      <w:numFmt w:val="lowerLetter"/>
-      <w:lvlText w:val="%8."/>
-      <w:lvlJc w:val="left"/>
-      <w:pPr>
-        <w:ind w:left="5760" w:hanging="360"/>
-      </w:pPr>
-    </w:lvl>
-    <w:lvl w:ilvl="8" w:tplc="0409001B" w:tentative="1">
-      <w:start w:val="1"/>
-      <w:numFmt w:val="lowerRoman"/>
-      <w:lvlText w:val="%9."/>
-      <w:lvlJc w:val="right"/>
-      <w:pPr>
-        <w:ind w:left="6480" w:hanging="180"/>
-      </w:pPr>
-    </w:lvl>
-  </w:abstractNum>
   <w:abstractNum w:abstractNumId="38" w15:restartNumberingAfterBreak="0">
-    <w:nsid w:val="706A53B8"/>
+    <w:nsid w:val="679221EB"/>
     <w:multiLevelType w:val="multilevel"/>
-    <w:tmpl w:val="115A1C08"/>
+    <w:tmpl w:val="B6383300"/>
     <w:lvl w:ilvl="0">
       <w:start w:val="1"/>
       <w:numFmt w:val="bullet"/>
@@ -37116,9 +37484,31 @@
     </w:lvl>
   </w:abstractNum>
   <w:abstractNum w:abstractNumId="39" w15:restartNumberingAfterBreak="0">
-    <w:nsid w:val="72520B50"/>
+    <w:nsid w:val="6806026E"/>
+    <w:multiLevelType w:val="singleLevel"/>
+    <w:tmpl w:val="DAD81F1C"/>
+    <w:lvl w:ilvl="0">
+      <w:start w:val="1"/>
+      <w:numFmt w:val="bullet"/>
+      <w:lvlText w:val="•"/>
+      <w:lvlJc w:val="left"/>
+      <w:pPr>
+        <w:tabs>
+          <w:tab w:val="num" w:pos="340"/>
+        </w:tabs>
+        <w:ind w:left="340" w:hanging="340"/>
+      </w:pPr>
+      <w:rPr>
+        <w:rFonts w:ascii="Arial" w:hAnsi="Arial" w:cs="Arial" w:hint="default"/>
+        <w:color w:val="auto"/>
+        <w:sz w:val="24"/>
+      </w:rPr>
+    </w:lvl>
+  </w:abstractNum>
+  <w:abstractNum w:abstractNumId="40" w15:restartNumberingAfterBreak="0">
+    <w:nsid w:val="692153D5"/>
     <w:multiLevelType w:val="hybridMultilevel"/>
-    <w:tmpl w:val="392CCBD4"/>
+    <w:tmpl w:val="9D28954E"/>
     <w:lvl w:ilvl="0" w:tplc="0409000F">
       <w:start w:val="1"/>
       <w:numFmt w:val="decimal"/>
@@ -37127,6 +37517,9 @@
       <w:pPr>
         <w:ind w:left="720" w:hanging="360"/>
       </w:pPr>
+      <w:rPr>
+        <w:rFonts w:hint="default"/>
+      </w:rPr>
     </w:lvl>
     <w:lvl w:ilvl="1" w:tplc="04090019" w:tentative="1">
       <w:start w:val="1"/>
@@ -37201,10 +37594,10 @@
       </w:pPr>
     </w:lvl>
   </w:abstractNum>
-  <w:abstractNum w:abstractNumId="40" w15:restartNumberingAfterBreak="0">
-    <w:nsid w:val="744F554E"/>
+  <w:abstractNum w:abstractNumId="41" w15:restartNumberingAfterBreak="0">
+    <w:nsid w:val="706A53B8"/>
     <w:multiLevelType w:val="multilevel"/>
-    <w:tmpl w:val="A8D23290"/>
+    <w:tmpl w:val="115A1C08"/>
     <w:lvl w:ilvl="0">
       <w:start w:val="1"/>
       <w:numFmt w:val="bullet"/>
@@ -37350,10 +37743,96 @@
       </w:rPr>
     </w:lvl>
   </w:abstractNum>
-  <w:abstractNum w:abstractNumId="41" w15:restartNumberingAfterBreak="0">
-    <w:nsid w:val="74DF50E7"/>
+  <w:abstractNum w:abstractNumId="42" w15:restartNumberingAfterBreak="0">
+    <w:nsid w:val="72520B50"/>
+    <w:multiLevelType w:val="hybridMultilevel"/>
+    <w:tmpl w:val="392CCBD4"/>
+    <w:lvl w:ilvl="0" w:tplc="0409000F">
+      <w:start w:val="1"/>
+      <w:numFmt w:val="decimal"/>
+      <w:lvlText w:val="%1."/>
+      <w:lvlJc w:val="left"/>
+      <w:pPr>
+        <w:ind w:left="720" w:hanging="360"/>
+      </w:pPr>
+    </w:lvl>
+    <w:lvl w:ilvl="1" w:tplc="04090019" w:tentative="1">
+      <w:start w:val="1"/>
+      <w:numFmt w:val="lowerLetter"/>
+      <w:lvlText w:val="%2."/>
+      <w:lvlJc w:val="left"/>
+      <w:pPr>
+        <w:ind w:left="1440" w:hanging="360"/>
+      </w:pPr>
+    </w:lvl>
+    <w:lvl w:ilvl="2" w:tplc="0409001B" w:tentative="1">
+      <w:start w:val="1"/>
+      <w:numFmt w:val="lowerRoman"/>
+      <w:lvlText w:val="%3."/>
+      <w:lvlJc w:val="right"/>
+      <w:pPr>
+        <w:ind w:left="2160" w:hanging="180"/>
+      </w:pPr>
+    </w:lvl>
+    <w:lvl w:ilvl="3" w:tplc="0409000F" w:tentative="1">
+      <w:start w:val="1"/>
+      <w:numFmt w:val="decimal"/>
+      <w:lvlText w:val="%4."/>
+      <w:lvlJc w:val="left"/>
+      <w:pPr>
+        <w:ind w:left="2880" w:hanging="360"/>
+      </w:pPr>
+    </w:lvl>
+    <w:lvl w:ilvl="4" w:tplc="04090019" w:tentative="1">
+      <w:start w:val="1"/>
+      <w:numFmt w:val="lowerLetter"/>
+      <w:lvlText w:val="%5."/>
+      <w:lvlJc w:val="left"/>
+      <w:pPr>
+        <w:ind w:left="3600" w:hanging="360"/>
+      </w:pPr>
+    </w:lvl>
+    <w:lvl w:ilvl="5" w:tplc="0409001B" w:tentative="1">
+      <w:start w:val="1"/>
+      <w:numFmt w:val="lowerRoman"/>
+      <w:lvlText w:val="%6."/>
+      <w:lvlJc w:val="right"/>
+      <w:pPr>
+        <w:ind w:left="4320" w:hanging="180"/>
+      </w:pPr>
+    </w:lvl>
+    <w:lvl w:ilvl="6" w:tplc="0409000F" w:tentative="1">
+      <w:start w:val="1"/>
+      <w:numFmt w:val="decimal"/>
+      <w:lvlText w:val="%7."/>
+      <w:lvlJc w:val="left"/>
+      <w:pPr>
+        <w:ind w:left="5040" w:hanging="360"/>
+      </w:pPr>
+    </w:lvl>
+    <w:lvl w:ilvl="7" w:tplc="04090019" w:tentative="1">
+      <w:start w:val="1"/>
+      <w:numFmt w:val="lowerLetter"/>
+      <w:lvlText w:val="%8."/>
+      <w:lvlJc w:val="left"/>
+      <w:pPr>
+        <w:ind w:left="5760" w:hanging="360"/>
+      </w:pPr>
+    </w:lvl>
+    <w:lvl w:ilvl="8" w:tplc="0409001B" w:tentative="1">
+      <w:start w:val="1"/>
+      <w:numFmt w:val="lowerRoman"/>
+      <w:lvlText w:val="%9."/>
+      <w:lvlJc w:val="right"/>
+      <w:pPr>
+        <w:ind w:left="6480" w:hanging="180"/>
+      </w:pPr>
+    </w:lvl>
+  </w:abstractNum>
+  <w:abstractNum w:abstractNumId="43" w15:restartNumberingAfterBreak="0">
+    <w:nsid w:val="744F554E"/>
     <w:multiLevelType w:val="multilevel"/>
-    <w:tmpl w:val="FF2AA786"/>
+    <w:tmpl w:val="A8D23290"/>
     <w:lvl w:ilvl="0">
       <w:start w:val="1"/>
       <w:numFmt w:val="bullet"/>
@@ -37499,54 +37978,10 @@
       </w:rPr>
     </w:lvl>
   </w:abstractNum>
-  <w:abstractNum w:abstractNumId="42" w15:restartNumberingAfterBreak="0">
-    <w:nsid w:val="763A6EB4"/>
-    <w:multiLevelType w:val="singleLevel"/>
-    <w:tmpl w:val="E8CC85C4"/>
-    <w:lvl w:ilvl="0">
-      <w:start w:val="1"/>
-      <w:numFmt w:val="bullet"/>
-      <w:lvlText w:val="•"/>
-      <w:lvlJc w:val="left"/>
-      <w:pPr>
-        <w:tabs>
-          <w:tab w:val="num" w:pos="340"/>
-        </w:tabs>
-        <w:ind w:left="340" w:hanging="340"/>
-      </w:pPr>
-      <w:rPr>
-        <w:rFonts w:ascii="Arial" w:hAnsi="Arial" w:cs="Arial" w:hint="default"/>
-        <w:color w:val="auto"/>
-        <w:sz w:val="24"/>
-      </w:rPr>
-    </w:lvl>
-  </w:abstractNum>
-  <w:abstractNum w:abstractNumId="43" w15:restartNumberingAfterBreak="0">
-    <w:nsid w:val="766A142A"/>
-    <w:multiLevelType w:val="singleLevel"/>
-    <w:tmpl w:val="F34EBEDE"/>
-    <w:lvl w:ilvl="0">
-      <w:start w:val="1"/>
-      <w:numFmt w:val="bullet"/>
-      <w:lvlText w:val="•"/>
-      <w:lvlJc w:val="left"/>
-      <w:pPr>
-        <w:tabs>
-          <w:tab w:val="num" w:pos="340"/>
-        </w:tabs>
-        <w:ind w:left="340" w:hanging="340"/>
-      </w:pPr>
-      <w:rPr>
-        <w:rFonts w:ascii="Arial" w:hAnsi="Arial" w:cs="Arial" w:hint="default"/>
-        <w:color w:val="auto"/>
-        <w:sz w:val="24"/>
-      </w:rPr>
-    </w:lvl>
-  </w:abstractNum>
   <w:abstractNum w:abstractNumId="44" w15:restartNumberingAfterBreak="0">
-    <w:nsid w:val="7E4D20A1"/>
+    <w:nsid w:val="74DF50E7"/>
     <w:multiLevelType w:val="multilevel"/>
-    <w:tmpl w:val="D8421ADC"/>
+    <w:tmpl w:val="FF2AA786"/>
     <w:lvl w:ilvl="0">
       <w:start w:val="1"/>
       <w:numFmt w:val="bullet"/>
@@ -37693,6 +38128,199 @@
     </w:lvl>
   </w:abstractNum>
   <w:abstractNum w:abstractNumId="45" w15:restartNumberingAfterBreak="0">
+    <w:nsid w:val="763A6EB4"/>
+    <w:multiLevelType w:val="singleLevel"/>
+    <w:tmpl w:val="E8CC85C4"/>
+    <w:lvl w:ilvl="0">
+      <w:start w:val="1"/>
+      <w:numFmt w:val="bullet"/>
+      <w:lvlText w:val="•"/>
+      <w:lvlJc w:val="left"/>
+      <w:pPr>
+        <w:tabs>
+          <w:tab w:val="num" w:pos="340"/>
+        </w:tabs>
+        <w:ind w:left="340" w:hanging="340"/>
+      </w:pPr>
+      <w:rPr>
+        <w:rFonts w:ascii="Arial" w:hAnsi="Arial" w:cs="Arial" w:hint="default"/>
+        <w:color w:val="auto"/>
+        <w:sz w:val="24"/>
+      </w:rPr>
+    </w:lvl>
+  </w:abstractNum>
+  <w:abstractNum w:abstractNumId="46" w15:restartNumberingAfterBreak="0">
+    <w:nsid w:val="766A142A"/>
+    <w:multiLevelType w:val="singleLevel"/>
+    <w:tmpl w:val="F34EBEDE"/>
+    <w:lvl w:ilvl="0">
+      <w:start w:val="1"/>
+      <w:numFmt w:val="bullet"/>
+      <w:lvlText w:val="•"/>
+      <w:lvlJc w:val="left"/>
+      <w:pPr>
+        <w:tabs>
+          <w:tab w:val="num" w:pos="340"/>
+        </w:tabs>
+        <w:ind w:left="340" w:hanging="340"/>
+      </w:pPr>
+      <w:rPr>
+        <w:rFonts w:ascii="Arial" w:hAnsi="Arial" w:cs="Arial" w:hint="default"/>
+        <w:color w:val="auto"/>
+        <w:sz w:val="24"/>
+      </w:rPr>
+    </w:lvl>
+  </w:abstractNum>
+  <w:abstractNum w:abstractNumId="47" w15:restartNumberingAfterBreak="0">
+    <w:nsid w:val="7E4D20A1"/>
+    <w:multiLevelType w:val="multilevel"/>
+    <w:tmpl w:val="D8421ADC"/>
+    <w:lvl w:ilvl="0">
+      <w:start w:val="1"/>
+      <w:numFmt w:val="bullet"/>
+      <w:lvlText w:val=""/>
+      <w:lvlJc w:val="left"/>
+      <w:pPr>
+        <w:tabs>
+          <w:tab w:val="num" w:pos="720"/>
+        </w:tabs>
+        <w:ind w:left="720" w:hanging="360"/>
+      </w:pPr>
+      <w:rPr>
+        <w:rFonts w:ascii="Symbol" w:hAnsi="Symbol" w:hint="default"/>
+        <w:sz w:val="20"/>
+      </w:rPr>
+    </w:lvl>
+    <w:lvl w:ilvl="1" w:tentative="1">
+      <w:start w:val="1"/>
+      <w:numFmt w:val="bullet"/>
+      <w:lvlText w:val="o"/>
+      <w:lvlJc w:val="left"/>
+      <w:pPr>
+        <w:tabs>
+          <w:tab w:val="num" w:pos="1440"/>
+        </w:tabs>
+        <w:ind w:left="1440" w:hanging="360"/>
+      </w:pPr>
+      <w:rPr>
+        <w:rFonts w:ascii="Courier New" w:hAnsi="Courier New" w:hint="default"/>
+        <w:sz w:val="20"/>
+      </w:rPr>
+    </w:lvl>
+    <w:lvl w:ilvl="2" w:tentative="1">
+      <w:start w:val="1"/>
+      <w:numFmt w:val="bullet"/>
+      <w:lvlText w:val=""/>
+      <w:lvlJc w:val="left"/>
+      <w:pPr>
+        <w:tabs>
+          <w:tab w:val="num" w:pos="2160"/>
+        </w:tabs>
+        <w:ind w:left="2160" w:hanging="360"/>
+      </w:pPr>
+      <w:rPr>
+        <w:rFonts w:ascii="Wingdings" w:hAnsi="Wingdings" w:hint="default"/>
+        <w:sz w:val="20"/>
+      </w:rPr>
+    </w:lvl>
+    <w:lvl w:ilvl="3" w:tentative="1">
+      <w:start w:val="1"/>
+      <w:numFmt w:val="bullet"/>
+      <w:lvlText w:val=""/>
+      <w:lvlJc w:val="left"/>
+      <w:pPr>
+        <w:tabs>
+          <w:tab w:val="num" w:pos="2880"/>
+        </w:tabs>
+        <w:ind w:left="2880" w:hanging="360"/>
+      </w:pPr>
+      <w:rPr>
+        <w:rFonts w:ascii="Wingdings" w:hAnsi="Wingdings" w:hint="default"/>
+        <w:sz w:val="20"/>
+      </w:rPr>
+    </w:lvl>
+    <w:lvl w:ilvl="4" w:tentative="1">
+      <w:start w:val="1"/>
+      <w:numFmt w:val="bullet"/>
+      <w:lvlText w:val=""/>
+      <w:lvlJc w:val="left"/>
+      <w:pPr>
+        <w:tabs>
+          <w:tab w:val="num" w:pos="3600"/>
+        </w:tabs>
+        <w:ind w:left="3600" w:hanging="360"/>
+      </w:pPr>
+      <w:rPr>
+        <w:rFonts w:ascii="Wingdings" w:hAnsi="Wingdings" w:hint="default"/>
+        <w:sz w:val="20"/>
+      </w:rPr>
+    </w:lvl>
+    <w:lvl w:ilvl="5" w:tentative="1">
+      <w:start w:val="1"/>
+      <w:numFmt w:val="bullet"/>
+      <w:lvlText w:val=""/>
+      <w:lvlJc w:val="left"/>
+      <w:pPr>
+        <w:tabs>
+          <w:tab w:val="num" w:pos="4320"/>
+        </w:tabs>
+        <w:ind w:left="4320" w:hanging="360"/>
+      </w:pPr>
+      <w:rPr>
+        <w:rFonts w:ascii="Wingdings" w:hAnsi="Wingdings" w:hint="default"/>
+        <w:sz w:val="20"/>
+      </w:rPr>
+    </w:lvl>
+    <w:lvl w:ilvl="6" w:tentative="1">
+      <w:start w:val="1"/>
+      <w:numFmt w:val="bullet"/>
+      <w:lvlText w:val=""/>
+      <w:lvlJc w:val="left"/>
+      <w:pPr>
+        <w:tabs>
+          <w:tab w:val="num" w:pos="5040"/>
+        </w:tabs>
+        <w:ind w:left="5040" w:hanging="360"/>
+      </w:pPr>
+      <w:rPr>
+        <w:rFonts w:ascii="Wingdings" w:hAnsi="Wingdings" w:hint="default"/>
+        <w:sz w:val="20"/>
+      </w:rPr>
+    </w:lvl>
+    <w:lvl w:ilvl="7" w:tentative="1">
+      <w:start w:val="1"/>
+      <w:numFmt w:val="bullet"/>
+      <w:lvlText w:val=""/>
+      <w:lvlJc w:val="left"/>
+      <w:pPr>
+        <w:tabs>
+          <w:tab w:val="num" w:pos="5760"/>
+        </w:tabs>
+        <w:ind w:left="5760" w:hanging="360"/>
+      </w:pPr>
+      <w:rPr>
+        <w:rFonts w:ascii="Wingdings" w:hAnsi="Wingdings" w:hint="default"/>
+        <w:sz w:val="20"/>
+      </w:rPr>
+    </w:lvl>
+    <w:lvl w:ilvl="8" w:tentative="1">
+      <w:start w:val="1"/>
+      <w:numFmt w:val="bullet"/>
+      <w:lvlText w:val=""/>
+      <w:lvlJc w:val="left"/>
+      <w:pPr>
+        <w:tabs>
+          <w:tab w:val="num" w:pos="6480"/>
+        </w:tabs>
+        <w:ind w:left="6480" w:hanging="360"/>
+      </w:pPr>
+      <w:rPr>
+        <w:rFonts w:ascii="Wingdings" w:hAnsi="Wingdings" w:hint="default"/>
+        <w:sz w:val="20"/>
+      </w:rPr>
+    </w:lvl>
+  </w:abstractNum>
+  <w:abstractNum w:abstractNumId="48" w15:restartNumberingAfterBreak="0">
     <w:nsid w:val="7FF81EA1"/>
     <w:multiLevelType w:val="singleLevel"/>
     <w:tmpl w:val="FED038D6"/>
@@ -37715,13 +38343,13 @@
     </w:lvl>
   </w:abstractNum>
   <w:num w:numId="1" w16cid:durableId="411246504">
-    <w:abstractNumId w:val="17"/>
+    <w:abstractNumId w:val="19"/>
   </w:num>
   <w:num w:numId="2" w16cid:durableId="375588819">
-    <w:abstractNumId w:val="25"/>
+    <w:abstractNumId w:val="27"/>
   </w:num>
   <w:num w:numId="3" w16cid:durableId="116803196">
-    <w:abstractNumId w:val="32"/>
+    <w:abstractNumId w:val="34"/>
   </w:num>
   <w:num w:numId="4" w16cid:durableId="1761638988">
     <w:abstractNumId w:val="2"/>
@@ -37730,127 +38358,136 @@
     <w:abstractNumId w:val="4"/>
   </w:num>
   <w:num w:numId="6" w16cid:durableId="1807505899">
-    <w:abstractNumId w:val="36"/>
+    <w:abstractNumId w:val="39"/>
   </w:num>
   <w:num w:numId="7" w16cid:durableId="1899708437">
-    <w:abstractNumId w:val="14"/>
+    <w:abstractNumId w:val="16"/>
   </w:num>
   <w:num w:numId="8" w16cid:durableId="1653021411">
-    <w:abstractNumId w:val="20"/>
+    <w:abstractNumId w:val="22"/>
   </w:num>
   <w:num w:numId="9" w16cid:durableId="597258384">
     <w:abstractNumId w:val="5"/>
   </w:num>
   <w:num w:numId="10" w16cid:durableId="535584415">
-    <w:abstractNumId w:val="16"/>
+    <w:abstractNumId w:val="18"/>
   </w:num>
   <w:num w:numId="11" w16cid:durableId="30545407">
+    <w:abstractNumId w:val="48"/>
+  </w:num>
+  <w:num w:numId="12" w16cid:durableId="1657613493">
+    <w:abstractNumId w:val="30"/>
+  </w:num>
+  <w:num w:numId="13" w16cid:durableId="293951243">
+    <w:abstractNumId w:val="46"/>
+  </w:num>
+  <w:num w:numId="14" w16cid:durableId="75249278">
+    <w:abstractNumId w:val="21"/>
+  </w:num>
+  <w:num w:numId="15" w16cid:durableId="1481070341">
+    <w:abstractNumId w:val="17"/>
+  </w:num>
+  <w:num w:numId="16" w16cid:durableId="523205704">
+    <w:abstractNumId w:val="15"/>
+  </w:num>
+  <w:num w:numId="17" w16cid:durableId="1531917231">
     <w:abstractNumId w:val="45"/>
   </w:num>
-  <w:num w:numId="12" w16cid:durableId="1657613493">
+  <w:num w:numId="18" w16cid:durableId="1204093777">
+    <w:abstractNumId w:val="42"/>
+  </w:num>
+  <w:num w:numId="19" w16cid:durableId="151720659">
+    <w:abstractNumId w:val="40"/>
+  </w:num>
+  <w:num w:numId="20" w16cid:durableId="1403941504">
+    <w:abstractNumId w:val="20"/>
+  </w:num>
+  <w:num w:numId="21" w16cid:durableId="872233973">
+    <w:abstractNumId w:val="32"/>
+  </w:num>
+  <w:num w:numId="22" w16cid:durableId="1952541710">
+    <w:abstractNumId w:val="33"/>
+  </w:num>
+  <w:num w:numId="23" w16cid:durableId="1143741533">
+    <w:abstractNumId w:val="11"/>
+  </w:num>
+  <w:num w:numId="24" w16cid:durableId="1615360501">
+    <w:abstractNumId w:val="23"/>
+  </w:num>
+  <w:num w:numId="25" w16cid:durableId="1318846898">
+    <w:abstractNumId w:val="10"/>
+  </w:num>
+  <w:num w:numId="26" w16cid:durableId="395051644">
+    <w:abstractNumId w:val="26"/>
+  </w:num>
+  <w:num w:numId="27" w16cid:durableId="687489036">
+    <w:abstractNumId w:val="9"/>
+  </w:num>
+  <w:num w:numId="28" w16cid:durableId="1892158139">
     <w:abstractNumId w:val="28"/>
   </w:num>
-  <w:num w:numId="13" w16cid:durableId="293951243">
+  <w:num w:numId="29" w16cid:durableId="760181098">
+    <w:abstractNumId w:val="37"/>
+  </w:num>
+  <w:num w:numId="30" w16cid:durableId="816192456">
+    <w:abstractNumId w:val="29"/>
+  </w:num>
+  <w:num w:numId="31" w16cid:durableId="238444641">
     <w:abstractNumId w:val="43"/>
   </w:num>
-  <w:num w:numId="14" w16cid:durableId="75249278">
-    <w:abstractNumId w:val="19"/>
+  <w:num w:numId="32" w16cid:durableId="1216160972">
+    <w:abstractNumId w:val="25"/>
   </w:num>
-  <w:num w:numId="15" w16cid:durableId="1481070341">
-    <w:abstractNumId w:val="15"/>
-  </w:num>
-  <w:num w:numId="16" w16cid:durableId="523205704">
-    <w:abstractNumId w:val="13"/>
-  </w:num>
-  <w:num w:numId="17" w16cid:durableId="1531917231">
-    <w:abstractNumId w:val="42"/>
-  </w:num>
-  <w:num w:numId="18" w16cid:durableId="1204093777">
-    <w:abstractNumId w:val="39"/>
-  </w:num>
-  <w:num w:numId="19" w16cid:durableId="151720659">
-    <w:abstractNumId w:val="37"/>
-  </w:num>
-  <w:num w:numId="20" w16cid:durableId="1403941504">
-    <w:abstractNumId w:val="18"/>
-  </w:num>
-  <w:num w:numId="21" w16cid:durableId="872233973">
-    <w:abstractNumId w:val="30"/>
-  </w:num>
-  <w:num w:numId="22" w16cid:durableId="1952541710">
-    <w:abstractNumId w:val="31"/>
-  </w:num>
-  <w:num w:numId="23" w16cid:durableId="1143741533">
-    <w:abstractNumId w:val="10"/>
-  </w:num>
-  <w:num w:numId="24" w16cid:durableId="1615360501">
-    <w:abstractNumId w:val="21"/>
-  </w:num>
-  <w:num w:numId="25" w16cid:durableId="1318846898">
-    <w:abstractNumId w:val="9"/>
-  </w:num>
-  <w:num w:numId="26" w16cid:durableId="395051644">
-    <w:abstractNumId w:val="24"/>
-  </w:num>
-  <w:num w:numId="27" w16cid:durableId="687489036">
-    <w:abstractNumId w:val="8"/>
-  </w:num>
-  <w:num w:numId="28" w16cid:durableId="1892158139">
-    <w:abstractNumId w:val="26"/>
-  </w:num>
-  <w:num w:numId="29" w16cid:durableId="760181098">
+  <w:num w:numId="33" w16cid:durableId="1014501212">
     <w:abstractNumId w:val="35"/>
   </w:num>
-  <w:num w:numId="30" w16cid:durableId="816192456">
-    <w:abstractNumId w:val="27"/>
-  </w:num>
-  <w:num w:numId="31" w16cid:durableId="238444641">
-    <w:abstractNumId w:val="40"/>
-  </w:num>
-  <w:num w:numId="32" w16cid:durableId="1216160972">
-    <w:abstractNumId w:val="23"/>
-  </w:num>
-  <w:num w:numId="33" w16cid:durableId="1014501212">
-    <w:abstractNumId w:val="33"/>
-  </w:num>
   <w:num w:numId="34" w16cid:durableId="1653674825">
-    <w:abstractNumId w:val="44"/>
+    <w:abstractNumId w:val="47"/>
   </w:num>
   <w:num w:numId="35" w16cid:durableId="1854421423">
     <w:abstractNumId w:val="0"/>
   </w:num>
   <w:num w:numId="36" w16cid:durableId="1866602541">
-    <w:abstractNumId w:val="6"/>
+    <w:abstractNumId w:val="7"/>
   </w:num>
   <w:num w:numId="37" w16cid:durableId="204879267">
-    <w:abstractNumId w:val="11"/>
+    <w:abstractNumId w:val="13"/>
   </w:num>
   <w:num w:numId="38" w16cid:durableId="893542827">
-    <w:abstractNumId w:val="41"/>
+    <w:abstractNumId w:val="44"/>
   </w:num>
   <w:num w:numId="39" w16cid:durableId="1548762857">
     <w:abstractNumId w:val="3"/>
   </w:num>
   <w:num w:numId="40" w16cid:durableId="1144348894">
-    <w:abstractNumId w:val="12"/>
+    <w:abstractNumId w:val="14"/>
   </w:num>
   <w:num w:numId="41" w16cid:durableId="120805101">
-    <w:abstractNumId w:val="34"/>
+    <w:abstractNumId w:val="36"/>
   </w:num>
   <w:num w:numId="42" w16cid:durableId="790241774">
     <w:abstractNumId w:val="1"/>
   </w:num>
   <w:num w:numId="43" w16cid:durableId="1709404269">
+    <w:abstractNumId w:val="41"/>
+  </w:num>
+  <w:num w:numId="44" w16cid:durableId="19167578">
+    <w:abstractNumId w:val="24"/>
+  </w:num>
+  <w:num w:numId="45" w16cid:durableId="1806466349">
+    <w:abstractNumId w:val="31"/>
+  </w:num>
+  <w:num w:numId="46" w16cid:durableId="1660386153">
+    <w:abstractNumId w:val="8"/>
+  </w:num>
+  <w:num w:numId="47" w16cid:durableId="94719056">
+    <w:abstractNumId w:val="6"/>
+  </w:num>
+  <w:num w:numId="48" w16cid:durableId="1781218008">
     <w:abstractNumId w:val="38"/>
   </w:num>
-  <w:num w:numId="44" w16cid:durableId="19167578">
-    <w:abstractNumId w:val="22"/>
-  </w:num>
-  <w:num w:numId="45" w16cid:durableId="1806466349">
-    <w:abstractNumId w:val="29"/>
-  </w:num>
-  <w:num w:numId="46" w16cid:durableId="1660386153">
-    <w:abstractNumId w:val="7"/>
+  <w:num w:numId="49" w16cid:durableId="1251620943">
+    <w:abstractNumId w:val="12"/>
   </w:num>
 </w:numbering>
 </file>
